--- a/www/Wood-carbon_full_protocol.docx
+++ b/www/Wood-carbon_full_protocol.docx
@@ -37,7 +37,35 @@
           <w:szCs w:val="22"/>
           <w:lang w:val="en-US"/>
         </w:rPr>
-        <w:t xml:space="preserve">Carbon substitution in the wood sector </w:t>
+        <w:t xml:space="preserve">Wood </w:t>
+      </w:r>
+      <w:proofErr w:type="spellStart"/>
+      <w:r>
+        <w:rPr>
+          <w:rFonts w:asciiTheme="majorHAnsi" w:hAnsiTheme="majorHAnsi" w:cstheme="majorHAnsi"/>
+          <w:b/>
+          <w:bCs/>
+          <w:i/>
+          <w:iCs/>
+          <w:sz w:val="22"/>
+          <w:szCs w:val="22"/>
+          <w:lang w:val="en-US"/>
+        </w:rPr>
+        <w:t>mobilisation</w:t>
+      </w:r>
+      <w:proofErr w:type="spellEnd"/>
+      <w:r>
+        <w:rPr>
+          <w:rFonts w:asciiTheme="majorHAnsi" w:hAnsiTheme="majorHAnsi" w:cstheme="majorHAnsi"/>
+          <w:b/>
+          <w:bCs/>
+          <w:i/>
+          <w:iCs/>
+          <w:sz w:val="22"/>
+          <w:szCs w:val="22"/>
+          <w:lang w:val="en-US"/>
+        </w:rPr>
+        <w:t xml:space="preserve"> </w:t>
       </w:r>
     </w:p>
     <w:p>
@@ -75,7 +103,52 @@
           <w:szCs w:val="22"/>
           <w:lang w:val="en-US"/>
         </w:rPr>
-        <w:t>Version 24/05/2023</w:t>
+        <w:t>Version 2</w:t>
+      </w:r>
+      <w:r>
+        <w:rPr>
+          <w:rFonts w:asciiTheme="majorHAnsi" w:hAnsiTheme="majorHAnsi" w:cstheme="majorHAnsi"/>
+          <w:sz w:val="22"/>
+          <w:szCs w:val="22"/>
+          <w:lang w:val="en-US"/>
+        </w:rPr>
+        <w:t>5</w:t>
+      </w:r>
+      <w:r>
+        <w:rPr>
+          <w:rFonts w:asciiTheme="majorHAnsi" w:hAnsiTheme="majorHAnsi" w:cstheme="majorHAnsi"/>
+          <w:sz w:val="22"/>
+          <w:szCs w:val="22"/>
+          <w:lang w:val="en-US"/>
+        </w:rPr>
+        <w:t>/0</w:t>
+      </w:r>
+      <w:r>
+        <w:rPr>
+          <w:rFonts w:asciiTheme="majorHAnsi" w:hAnsiTheme="majorHAnsi" w:cstheme="majorHAnsi"/>
+          <w:sz w:val="22"/>
+          <w:szCs w:val="22"/>
+          <w:lang w:val="en-US"/>
+        </w:rPr>
+        <w:t>6</w:t>
+      </w:r>
+      <w:r>
+        <w:rPr>
+          <w:rFonts w:asciiTheme="majorHAnsi" w:hAnsiTheme="majorHAnsi" w:cstheme="majorHAnsi"/>
+          <w:sz w:val="22"/>
+          <w:szCs w:val="22"/>
+          <w:lang w:val="en-US"/>
+        </w:rPr>
+        <w:t>/202</w:t>
+      </w:r>
+      <w:r>
+        <w:rPr>
+          <w:rFonts w:asciiTheme="majorHAnsi" w:hAnsiTheme="majorHAnsi" w:cstheme="majorHAnsi"/>
+          <w:sz w:val="22"/>
+          <w:szCs w:val="22"/>
+          <w:lang w:val="en-US"/>
+        </w:rPr>
+        <w:t>5</w:t>
       </w:r>
     </w:p>
     <w:p>
@@ -94,7 +167,25 @@
           <w:szCs w:val="22"/>
           <w:lang w:val="en-US"/>
         </w:rPr>
-        <w:t>Data sheet version: database_substitution_metaanalysis.v6.xlsx</w:t>
+        <w:t>Data sheet version: database_substitution_metaanalysis.v</w:t>
+      </w:r>
+      <w:r>
+        <w:rPr>
+          <w:rFonts w:asciiTheme="majorHAnsi" w:hAnsiTheme="majorHAnsi" w:cstheme="majorHAnsi"/>
+          <w:sz w:val="22"/>
+          <w:szCs w:val="22"/>
+          <w:lang w:val="en-US"/>
+        </w:rPr>
+        <w:t>5.v6.vQC7</w:t>
+      </w:r>
+      <w:r>
+        <w:rPr>
+          <w:rFonts w:asciiTheme="majorHAnsi" w:hAnsiTheme="majorHAnsi" w:cstheme="majorHAnsi"/>
+          <w:sz w:val="22"/>
+          <w:szCs w:val="22"/>
+          <w:lang w:val="en-US"/>
+        </w:rPr>
+        <w:t>.xlsx</w:t>
       </w:r>
     </w:p>
     <w:p>
@@ -123,8 +214,19 @@
           <w:szCs w:val="22"/>
           <w:lang w:val="en-US"/>
         </w:rPr>
-        <w:t>Aude Valade</w:t>
-      </w:r>
+        <w:t xml:space="preserve">Aude </w:t>
+      </w:r>
+      <w:proofErr w:type="spellStart"/>
+      <w:r>
+        <w:rPr>
+          <w:rFonts w:asciiTheme="majorHAnsi" w:hAnsiTheme="majorHAnsi" w:cstheme="majorHAnsi"/>
+          <w:sz w:val="22"/>
+          <w:szCs w:val="22"/>
+          <w:lang w:val="en-US"/>
+        </w:rPr>
+        <w:t>Valade</w:t>
+      </w:r>
+      <w:proofErr w:type="spellEnd"/>
     </w:p>
     <w:p>
       <w:pPr>
@@ -185,7 +287,7 @@
         </w:rPr>
         <w:fldChar w:fldCharType="separate"/>
       </w:r>
-      <w:hyperlink w:anchor="_Toc193466875" w:history="1">
+      <w:hyperlink w:anchor="_Toc202434804" w:history="1">
         <w:r>
           <w:rPr>
             <w:rStyle w:val="Lienhypertexte"/>
@@ -193,106 +295,6 @@
             <w:lang w:val="en-US"/>
           </w:rPr>
           <w:t>1</w:t>
-        </w:r>
-        <w:r>
-          <w:rPr>
-            <w:rFonts w:eastAsiaTheme="minorEastAsia" w:cstheme="minorBidi"/>
-            <w:b w:val="0"/>
-            <w:bCs w:val="0"/>
-            <w:i w:val="0"/>
-            <w:iCs w:val="0"/>
-            <w:noProof/>
-            <w:kern w:val="2"/>
-            <w:lang w:eastAsia="fr-FR"/>
-            <w14:ligatures w14:val="standardContextual"/>
-          </w:rPr>
-          <w:tab/>
-        </w:r>
-        <w:r>
-          <w:rPr>
-            <w:rStyle w:val="Lienhypertexte"/>
-            <w:noProof/>
-            <w:lang w:val="en-US"/>
-          </w:rPr>
-          <w:t>Envisioned agenda</w:t>
-        </w:r>
-        <w:r>
-          <w:rPr>
-            <w:noProof/>
-            <w:webHidden/>
-          </w:rPr>
-          <w:tab/>
-        </w:r>
-        <w:r>
-          <w:rPr>
-            <w:noProof/>
-            <w:webHidden/>
-          </w:rPr>
-          <w:fldChar w:fldCharType="begin"/>
-        </w:r>
-        <w:r>
-          <w:rPr>
-            <w:noProof/>
-            <w:webHidden/>
-          </w:rPr>
-          <w:instrText xml:space="preserve"> PAGEREF _Toc193466875 \h </w:instrText>
-        </w:r>
-        <w:r>
-          <w:rPr>
-            <w:noProof/>
-            <w:webHidden/>
-          </w:rPr>
-        </w:r>
-        <w:r>
-          <w:rPr>
-            <w:noProof/>
-            <w:webHidden/>
-          </w:rPr>
-          <w:fldChar w:fldCharType="separate"/>
-        </w:r>
-        <w:r>
-          <w:rPr>
-            <w:noProof/>
-            <w:webHidden/>
-          </w:rPr>
-          <w:t>3</w:t>
-        </w:r>
-        <w:r>
-          <w:rPr>
-            <w:noProof/>
-            <w:webHidden/>
-          </w:rPr>
-          <w:fldChar w:fldCharType="end"/>
-        </w:r>
-      </w:hyperlink>
-    </w:p>
-    <w:p>
-      <w:pPr>
-        <w:pStyle w:val="TM1"/>
-        <w:tabs>
-          <w:tab w:val="left" w:pos="480"/>
-          <w:tab w:val="right" w:leader="underscore" w:pos="9062"/>
-        </w:tabs>
-        <w:rPr>
-          <w:rFonts w:eastAsiaTheme="minorEastAsia" w:cstheme="minorBidi"/>
-          <w:b w:val="0"/>
-          <w:bCs w:val="0"/>
-          <w:i w:val="0"/>
-          <w:iCs w:val="0"/>
-          <w:noProof/>
-          <w:kern w:val="2"/>
-          <w:lang w:eastAsia="fr-FR"/>
-          <w14:ligatures w14:val="standardContextual"/>
-        </w:rPr>
-      </w:pPr>
-      <w:hyperlink w:anchor="_Toc193466876" w:history="1">
-        <w:r>
-          <w:rPr>
-            <w:rStyle w:val="Lienhypertexte"/>
-            <w:noProof/>
-            <w:lang w:val="en-US"/>
-          </w:rPr>
-          <w:t>2</w:t>
         </w:r>
         <w:r>
           <w:rPr>
@@ -335,7 +337,7 @@
             <w:noProof/>
             <w:webHidden/>
           </w:rPr>
-          <w:instrText xml:space="preserve"> PAGEREF _Toc193466876 \h </w:instrText>
+          <w:instrText xml:space="preserve"> PAGEREF _Toc202434804 \h </w:instrText>
         </w:r>
         <w:r>
           <w:rPr>
@@ -385,14 +387,14 @@
           <w14:ligatures w14:val="standardContextual"/>
         </w:rPr>
       </w:pPr>
-      <w:hyperlink w:anchor="_Toc193466877" w:history="1">
+      <w:hyperlink w:anchor="_Toc202434805" w:history="1">
         <w:r>
           <w:rPr>
             <w:rStyle w:val="Lienhypertexte"/>
             <w:noProof/>
             <w:lang w:val="en-US"/>
           </w:rPr>
-          <w:t>3</w:t>
+          <w:t>2</w:t>
         </w:r>
         <w:r>
           <w:rPr>
@@ -435,7 +437,7 @@
             <w:noProof/>
             <w:webHidden/>
           </w:rPr>
-          <w:instrText xml:space="preserve"> PAGEREF _Toc193466877 \h </w:instrText>
+          <w:instrText xml:space="preserve"> PAGEREF _Toc202434805 \h </w:instrText>
         </w:r>
         <w:r>
           <w:rPr>
@@ -455,7 +457,7 @@
             <w:noProof/>
             <w:webHidden/>
           </w:rPr>
-          <w:t>4</w:t>
+          <w:t>3</w:t>
         </w:r>
         <w:r>
           <w:rPr>
@@ -485,14 +487,14 @@
           <w14:ligatures w14:val="standardContextual"/>
         </w:rPr>
       </w:pPr>
-      <w:hyperlink w:anchor="_Toc193466878" w:history="1">
+      <w:hyperlink w:anchor="_Toc202434806" w:history="1">
         <w:r>
           <w:rPr>
             <w:rStyle w:val="Lienhypertexte"/>
             <w:noProof/>
             <w:lang w:val="en-US"/>
           </w:rPr>
-          <w:t>4</w:t>
+          <w:t>3</w:t>
         </w:r>
         <w:r>
           <w:rPr>
@@ -535,7 +537,7 @@
             <w:noProof/>
             <w:webHidden/>
           </w:rPr>
-          <w:instrText xml:space="preserve"> PAGEREF _Toc193466878 \h </w:instrText>
+          <w:instrText xml:space="preserve"> PAGEREF _Toc202434806 \h </w:instrText>
         </w:r>
         <w:r>
           <w:rPr>
@@ -555,7 +557,7 @@
             <w:noProof/>
             <w:webHidden/>
           </w:rPr>
-          <w:t>4</w:t>
+          <w:t>3</w:t>
         </w:r>
         <w:r>
           <w:rPr>
@@ -585,14 +587,14 @@
           <w14:ligatures w14:val="standardContextual"/>
         </w:rPr>
       </w:pPr>
-      <w:hyperlink w:anchor="_Toc193466879" w:history="1">
+      <w:hyperlink w:anchor="_Toc202434807" w:history="1">
         <w:r>
           <w:rPr>
             <w:rStyle w:val="Lienhypertexte"/>
             <w:noProof/>
             <w:lang w:val="en-US"/>
           </w:rPr>
-          <w:t>5</w:t>
+          <w:t>4</w:t>
         </w:r>
         <w:r>
           <w:rPr>
@@ -635,7 +637,7 @@
             <w:noProof/>
             <w:webHidden/>
           </w:rPr>
-          <w:instrText xml:space="preserve"> PAGEREF _Toc193466879 \h </w:instrText>
+          <w:instrText xml:space="preserve"> PAGEREF _Toc202434807 \h </w:instrText>
         </w:r>
         <w:r>
           <w:rPr>
@@ -655,7 +657,7 @@
             <w:noProof/>
             <w:webHidden/>
           </w:rPr>
-          <w:t>5</w:t>
+          <w:t>4</w:t>
         </w:r>
         <w:r>
           <w:rPr>
@@ -685,14 +687,14 @@
           <w14:ligatures w14:val="standardContextual"/>
         </w:rPr>
       </w:pPr>
-      <w:hyperlink w:anchor="_Toc193466880" w:history="1">
+      <w:hyperlink w:anchor="_Toc202434808" w:history="1">
         <w:r>
           <w:rPr>
             <w:rStyle w:val="Lienhypertexte"/>
             <w:noProof/>
             <w:lang w:val="en-US"/>
           </w:rPr>
-          <w:t>6</w:t>
+          <w:t>5</w:t>
         </w:r>
         <w:r>
           <w:rPr>
@@ -735,7 +737,7 @@
             <w:noProof/>
             <w:webHidden/>
           </w:rPr>
-          <w:instrText xml:space="preserve"> PAGEREF _Toc193466880 \h </w:instrText>
+          <w:instrText xml:space="preserve"> PAGEREF _Toc202434808 \h </w:instrText>
         </w:r>
         <w:r>
           <w:rPr>
@@ -785,14 +787,14 @@
           <w14:ligatures w14:val="standardContextual"/>
         </w:rPr>
       </w:pPr>
-      <w:hyperlink w:anchor="_Toc193466881" w:history="1">
+      <w:hyperlink w:anchor="_Toc202434809" w:history="1">
         <w:r>
           <w:rPr>
             <w:rStyle w:val="Lienhypertexte"/>
             <w:noProof/>
             <w:lang w:val="en-US"/>
           </w:rPr>
-          <w:t>6.1</w:t>
+          <w:t>5.1</w:t>
         </w:r>
         <w:r>
           <w:rPr>
@@ -835,7 +837,7 @@
             <w:noProof/>
             <w:webHidden/>
           </w:rPr>
-          <w:instrText xml:space="preserve"> PAGEREF _Toc193466881 \h </w:instrText>
+          <w:instrText xml:space="preserve"> PAGEREF _Toc202434809 \h </w:instrText>
         </w:r>
         <w:r>
           <w:rPr>
@@ -883,14 +885,14 @@
           <w14:ligatures w14:val="standardContextual"/>
         </w:rPr>
       </w:pPr>
-      <w:hyperlink w:anchor="_Toc193466882" w:history="1">
+      <w:hyperlink w:anchor="_Toc202434810" w:history="1">
         <w:r>
           <w:rPr>
             <w:rStyle w:val="Lienhypertexte"/>
             <w:noProof/>
             <w:lang w:val="en-US"/>
           </w:rPr>
-          <w:t>6.1.1</w:t>
+          <w:t>5.1.1</w:t>
         </w:r>
         <w:r>
           <w:rPr>
@@ -931,7 +933,7 @@
             <w:noProof/>
             <w:webHidden/>
           </w:rPr>
-          <w:instrText xml:space="preserve"> PAGEREF _Toc193466882 \h </w:instrText>
+          <w:instrText xml:space="preserve"> PAGEREF _Toc202434810 \h </w:instrText>
         </w:r>
         <w:r>
           <w:rPr>
@@ -951,7 +953,7 @@
             <w:noProof/>
             <w:webHidden/>
           </w:rPr>
-          <w:t>8</w:t>
+          <w:t>6</w:t>
         </w:r>
         <w:r>
           <w:rPr>
@@ -979,14 +981,14 @@
           <w14:ligatures w14:val="standardContextual"/>
         </w:rPr>
       </w:pPr>
-      <w:hyperlink w:anchor="_Toc193466883" w:history="1">
+      <w:hyperlink w:anchor="_Toc202434811" w:history="1">
         <w:r>
           <w:rPr>
             <w:rStyle w:val="Lienhypertexte"/>
             <w:noProof/>
             <w:lang w:val="en-US"/>
           </w:rPr>
-          <w:t>6.1.2</w:t>
+          <w:t>5.1.2</w:t>
         </w:r>
         <w:r>
           <w:rPr>
@@ -1027,7 +1029,7 @@
             <w:noProof/>
             <w:webHidden/>
           </w:rPr>
-          <w:instrText xml:space="preserve"> PAGEREF _Toc193466883 \h </w:instrText>
+          <w:instrText xml:space="preserve"> PAGEREF _Toc202434811 \h </w:instrText>
         </w:r>
         <w:r>
           <w:rPr>
@@ -1047,7 +1049,7 @@
             <w:noProof/>
             <w:webHidden/>
           </w:rPr>
-          <w:t>10</w:t>
+          <w:t>9</w:t>
         </w:r>
         <w:r>
           <w:rPr>
@@ -1075,14 +1077,14 @@
           <w14:ligatures w14:val="standardContextual"/>
         </w:rPr>
       </w:pPr>
-      <w:hyperlink w:anchor="_Toc193466884" w:history="1">
+      <w:hyperlink w:anchor="_Toc202434812" w:history="1">
         <w:r>
           <w:rPr>
             <w:rStyle w:val="Lienhypertexte"/>
             <w:noProof/>
             <w:lang w:val="en-US"/>
           </w:rPr>
-          <w:t>6.1.3</w:t>
+          <w:t>5.1.3</w:t>
         </w:r>
         <w:r>
           <w:rPr>
@@ -1123,7 +1125,7 @@
             <w:noProof/>
             <w:webHidden/>
           </w:rPr>
-          <w:instrText xml:space="preserve"> PAGEREF _Toc193466884 \h </w:instrText>
+          <w:instrText xml:space="preserve"> PAGEREF _Toc202434812 \h </w:instrText>
         </w:r>
         <w:r>
           <w:rPr>
@@ -1143,7 +1145,7 @@
             <w:noProof/>
             <w:webHidden/>
           </w:rPr>
-          <w:t>10</w:t>
+          <w:t>9</w:t>
         </w:r>
         <w:r>
           <w:rPr>
@@ -1173,14 +1175,14 @@
           <w14:ligatures w14:val="standardContextual"/>
         </w:rPr>
       </w:pPr>
-      <w:hyperlink w:anchor="_Toc193466885" w:history="1">
+      <w:hyperlink w:anchor="_Toc202434813" w:history="1">
         <w:r>
           <w:rPr>
             <w:rStyle w:val="Lienhypertexte"/>
             <w:noProof/>
             <w:lang w:val="en-US"/>
           </w:rPr>
-          <w:t>6.2</w:t>
+          <w:t>5.2</w:t>
         </w:r>
         <w:r>
           <w:rPr>
@@ -1223,7 +1225,7 @@
             <w:noProof/>
             <w:webHidden/>
           </w:rPr>
-          <w:instrText xml:space="preserve"> PAGEREF _Toc193466885 \h </w:instrText>
+          <w:instrText xml:space="preserve"> PAGEREF _Toc202434813 \h </w:instrText>
         </w:r>
         <w:r>
           <w:rPr>
@@ -1243,7 +1245,7 @@
             <w:noProof/>
             <w:webHidden/>
           </w:rPr>
-          <w:t>10</w:t>
+          <w:t>9</w:t>
         </w:r>
         <w:r>
           <w:rPr>
@@ -1271,14 +1273,14 @@
           <w14:ligatures w14:val="standardContextual"/>
         </w:rPr>
       </w:pPr>
-      <w:hyperlink w:anchor="_Toc193466886" w:history="1">
+      <w:hyperlink w:anchor="_Toc202434814" w:history="1">
         <w:r>
           <w:rPr>
             <w:rStyle w:val="Lienhypertexte"/>
             <w:noProof/>
             <w:lang w:val="en-US"/>
           </w:rPr>
-          <w:t>6.2.1</w:t>
+          <w:t>5.2.1</w:t>
         </w:r>
         <w:r>
           <w:rPr>
@@ -1319,7 +1321,7 @@
             <w:noProof/>
             <w:webHidden/>
           </w:rPr>
-          <w:instrText xml:space="preserve"> PAGEREF _Toc193466886 \h </w:instrText>
+          <w:instrText xml:space="preserve"> PAGEREF _Toc202434814 \h </w:instrText>
         </w:r>
         <w:r>
           <w:rPr>
@@ -1367,14 +1369,14 @@
           <w14:ligatures w14:val="standardContextual"/>
         </w:rPr>
       </w:pPr>
-      <w:hyperlink w:anchor="_Toc193466887" w:history="1">
+      <w:hyperlink w:anchor="_Toc202434815" w:history="1">
         <w:r>
           <w:rPr>
             <w:rStyle w:val="Lienhypertexte"/>
             <w:noProof/>
             <w:lang w:val="en-US"/>
           </w:rPr>
-          <w:t>6.2.2</w:t>
+          <w:t>5.2.2</w:t>
         </w:r>
         <w:r>
           <w:rPr>
@@ -1415,7 +1417,7 @@
             <w:noProof/>
             <w:webHidden/>
           </w:rPr>
-          <w:instrText xml:space="preserve"> PAGEREF _Toc193466887 \h </w:instrText>
+          <w:instrText xml:space="preserve"> PAGEREF _Toc202434815 \h </w:instrText>
         </w:r>
         <w:r>
           <w:rPr>
@@ -1435,7 +1437,7 @@
             <w:noProof/>
             <w:webHidden/>
           </w:rPr>
-          <w:t>11</w:t>
+          <w:t>10</w:t>
         </w:r>
         <w:r>
           <w:rPr>
@@ -1463,14 +1465,14 @@
           <w14:ligatures w14:val="standardContextual"/>
         </w:rPr>
       </w:pPr>
-      <w:hyperlink w:anchor="_Toc193466888" w:history="1">
+      <w:hyperlink w:anchor="_Toc202434816" w:history="1">
         <w:r>
           <w:rPr>
             <w:rStyle w:val="Lienhypertexte"/>
             <w:noProof/>
             <w:lang w:val="en-US"/>
           </w:rPr>
-          <w:t>6.2.3</w:t>
+          <w:t>5.2.3</w:t>
         </w:r>
         <w:r>
           <w:rPr>
@@ -1511,7 +1513,7 @@
             <w:noProof/>
             <w:webHidden/>
           </w:rPr>
-          <w:instrText xml:space="preserve"> PAGEREF _Toc193466888 \h </w:instrText>
+          <w:instrText xml:space="preserve"> PAGEREF _Toc202434816 \h </w:instrText>
         </w:r>
         <w:r>
           <w:rPr>
@@ -1531,7 +1533,7 @@
             <w:noProof/>
             <w:webHidden/>
           </w:rPr>
-          <w:t>11</w:t>
+          <w:t>10</w:t>
         </w:r>
         <w:r>
           <w:rPr>
@@ -1561,14 +1563,14 @@
           <w14:ligatures w14:val="standardContextual"/>
         </w:rPr>
       </w:pPr>
-      <w:hyperlink w:anchor="_Toc193466889" w:history="1">
+      <w:hyperlink w:anchor="_Toc202434817" w:history="1">
         <w:r>
           <w:rPr>
             <w:rStyle w:val="Lienhypertexte"/>
             <w:noProof/>
             <w:lang w:val="en-US"/>
           </w:rPr>
-          <w:t>6.3</w:t>
+          <w:t>5.3</w:t>
         </w:r>
         <w:r>
           <w:rPr>
@@ -1611,7 +1613,7 @@
             <w:noProof/>
             <w:webHidden/>
           </w:rPr>
-          <w:instrText xml:space="preserve"> PAGEREF _Toc193466889 \h </w:instrText>
+          <w:instrText xml:space="preserve"> PAGEREF _Toc202434817 \h </w:instrText>
         </w:r>
         <w:r>
           <w:rPr>
@@ -1631,7 +1633,7 @@
             <w:noProof/>
             <w:webHidden/>
           </w:rPr>
-          <w:t>11</w:t>
+          <w:t>10</w:t>
         </w:r>
         <w:r>
           <w:rPr>
@@ -1661,14 +1663,14 @@
           <w14:ligatures w14:val="standardContextual"/>
         </w:rPr>
       </w:pPr>
-      <w:hyperlink w:anchor="_Toc193466890" w:history="1">
+      <w:hyperlink w:anchor="_Toc202434818" w:history="1">
         <w:r>
           <w:rPr>
             <w:rStyle w:val="Lienhypertexte"/>
             <w:noProof/>
             <w:lang w:val="en-US"/>
           </w:rPr>
-          <w:t>6.4</w:t>
+          <w:t>5.4</w:t>
         </w:r>
         <w:r>
           <w:rPr>
@@ -1711,7 +1713,7 @@
             <w:noProof/>
             <w:webHidden/>
           </w:rPr>
-          <w:instrText xml:space="preserve"> PAGEREF _Toc193466890 \h </w:instrText>
+          <w:instrText xml:space="preserve"> PAGEREF _Toc202434818 \h </w:instrText>
         </w:r>
         <w:r>
           <w:rPr>
@@ -1731,7 +1733,7 @@
             <w:noProof/>
             <w:webHidden/>
           </w:rPr>
-          <w:t>12</w:t>
+          <w:t>11</w:t>
         </w:r>
         <w:r>
           <w:rPr>
@@ -1761,14 +1763,14 @@
           <w14:ligatures w14:val="standardContextual"/>
         </w:rPr>
       </w:pPr>
-      <w:hyperlink w:anchor="_Toc193466891" w:history="1">
+      <w:hyperlink w:anchor="_Toc202434819" w:history="1">
         <w:r>
           <w:rPr>
             <w:rStyle w:val="Lienhypertexte"/>
             <w:noProof/>
             <w:lang w:val="en-US"/>
           </w:rPr>
-          <w:t>6.5</w:t>
+          <w:t>5.5</w:t>
         </w:r>
         <w:r>
           <w:rPr>
@@ -1811,7 +1813,7 @@
             <w:noProof/>
             <w:webHidden/>
           </w:rPr>
-          <w:instrText xml:space="preserve"> PAGEREF _Toc193466891 \h </w:instrText>
+          <w:instrText xml:space="preserve"> PAGEREF _Toc202434819 \h </w:instrText>
         </w:r>
         <w:r>
           <w:rPr>
@@ -1831,7 +1833,7 @@
             <w:noProof/>
             <w:webHidden/>
           </w:rPr>
-          <w:t>13</w:t>
+          <w:t>12</w:t>
         </w:r>
         <w:r>
           <w:rPr>
@@ -1861,14 +1863,14 @@
           <w14:ligatures w14:val="standardContextual"/>
         </w:rPr>
       </w:pPr>
-      <w:hyperlink w:anchor="_Toc193466892" w:history="1">
+      <w:hyperlink w:anchor="_Toc202434820" w:history="1">
         <w:r>
           <w:rPr>
             <w:rStyle w:val="Lienhypertexte"/>
             <w:noProof/>
             <w:lang w:val="en-US"/>
           </w:rPr>
-          <w:t>7</w:t>
+          <w:t>6</w:t>
         </w:r>
         <w:r>
           <w:rPr>
@@ -1911,7 +1913,7 @@
             <w:noProof/>
             <w:webHidden/>
           </w:rPr>
-          <w:instrText xml:space="preserve"> PAGEREF _Toc193466892 \h </w:instrText>
+          <w:instrText xml:space="preserve"> PAGEREF _Toc202434820 \h </w:instrText>
         </w:r>
         <w:r>
           <w:rPr>
@@ -1931,7 +1933,7 @@
             <w:noProof/>
             <w:webHidden/>
           </w:rPr>
-          <w:t>13</w:t>
+          <w:t>12</w:t>
         </w:r>
         <w:r>
           <w:rPr>
@@ -1961,14 +1963,14 @@
           <w14:ligatures w14:val="standardContextual"/>
         </w:rPr>
       </w:pPr>
-      <w:hyperlink w:anchor="_Toc193466893" w:history="1">
+      <w:hyperlink w:anchor="_Toc202434821" w:history="1">
         <w:r>
           <w:rPr>
             <w:rStyle w:val="Lienhypertexte"/>
             <w:noProof/>
             <w:lang w:val="en-US"/>
           </w:rPr>
-          <w:t>7.1</w:t>
+          <w:t>6.1</w:t>
         </w:r>
         <w:r>
           <w:rPr>
@@ -2011,7 +2013,7 @@
             <w:noProof/>
             <w:webHidden/>
           </w:rPr>
-          <w:instrText xml:space="preserve"> PAGEREF _Toc193466893 \h </w:instrText>
+          <w:instrText xml:space="preserve"> PAGEREF _Toc202434821 \h </w:instrText>
         </w:r>
         <w:r>
           <w:rPr>
@@ -2031,7 +2033,7 @@
             <w:noProof/>
             <w:webHidden/>
           </w:rPr>
-          <w:t>13</w:t>
+          <w:t>12</w:t>
         </w:r>
         <w:r>
           <w:rPr>
@@ -2061,14 +2063,14 @@
           <w14:ligatures w14:val="standardContextual"/>
         </w:rPr>
       </w:pPr>
-      <w:hyperlink w:anchor="_Toc193466894" w:history="1">
+      <w:hyperlink w:anchor="_Toc202434822" w:history="1">
         <w:r>
           <w:rPr>
             <w:rStyle w:val="Lienhypertexte"/>
             <w:noProof/>
             <w:lang w:val="en-US"/>
           </w:rPr>
-          <w:t>7.2</w:t>
+          <w:t>6.2</w:t>
         </w:r>
         <w:r>
           <w:rPr>
@@ -2111,7 +2113,7 @@
             <w:noProof/>
             <w:webHidden/>
           </w:rPr>
-          <w:instrText xml:space="preserve"> PAGEREF _Toc193466894 \h </w:instrText>
+          <w:instrText xml:space="preserve"> PAGEREF _Toc202434822 \h </w:instrText>
         </w:r>
         <w:r>
           <w:rPr>
@@ -2131,7 +2133,7 @@
             <w:noProof/>
             <w:webHidden/>
           </w:rPr>
-          <w:t>13</w:t>
+          <w:t>12</w:t>
         </w:r>
         <w:r>
           <w:rPr>
@@ -2161,13 +2163,14 @@
           <w14:ligatures w14:val="standardContextual"/>
         </w:rPr>
       </w:pPr>
-      <w:hyperlink w:anchor="_Toc193466895" w:history="1">
+      <w:hyperlink w:anchor="_Toc202434823" w:history="1">
         <w:r>
           <w:rPr>
             <w:rStyle w:val="Lienhypertexte"/>
             <w:noProof/>
+            <w:lang w:val="en-US"/>
           </w:rPr>
-          <w:t>8</w:t>
+          <w:t>7</w:t>
         </w:r>
         <w:r>
           <w:rPr>
@@ -2187,8 +2190,9 @@
           <w:rPr>
             <w:rStyle w:val="Lienhypertexte"/>
             <w:noProof/>
+            <w:lang w:val="en-US"/>
           </w:rPr>
-          <w:t>Data analysis notes</w:t>
+          <w:t>Check list for data quality</w:t>
         </w:r>
         <w:r>
           <w:rPr>
@@ -2209,7 +2213,7 @@
             <w:noProof/>
             <w:webHidden/>
           </w:rPr>
-          <w:instrText xml:space="preserve"> PAGEREF _Toc193466895 \h </w:instrText>
+          <w:instrText xml:space="preserve"> PAGEREF _Toc202434823 \h </w:instrText>
         </w:r>
         <w:r>
           <w:rPr>
@@ -2229,7 +2233,7 @@
             <w:noProof/>
             <w:webHidden/>
           </w:rPr>
-          <w:t>14</w:t>
+          <w:t>12</w:t>
         </w:r>
         <w:r>
           <w:rPr>
@@ -2384,10 +2388,12 @@
         </w:r>
         <w:r>
           <w:rPr>
+            <w:b/>
+            <w:bCs/>
             <w:noProof/>
             <w:webHidden/>
           </w:rPr>
-          <w:t>3</w:t>
+          <w:t>Erreur ! Signet non défini.</w:t>
         </w:r>
         <w:r>
           <w:rPr>
@@ -2464,7 +2470,7 @@
             <w:noProof/>
             <w:webHidden/>
           </w:rPr>
-          <w:t>4</w:t>
+          <w:t>3</w:t>
         </w:r>
         <w:r>
           <w:rPr>
@@ -2542,7 +2548,7 @@
             <w:noProof/>
             <w:webHidden/>
           </w:rPr>
-          <w:t>5</w:t>
+          <w:t>4</w:t>
         </w:r>
         <w:r>
           <w:rPr>
@@ -2773,7 +2779,7 @@
             <w:noProof/>
             <w:webHidden/>
           </w:rPr>
-          <w:t>10</w:t>
+          <w:t>9</w:t>
         </w:r>
         <w:r>
           <w:rPr>
@@ -2850,7 +2856,7 @@
             <w:noProof/>
             <w:webHidden/>
           </w:rPr>
-          <w:t>11</w:t>
+          <w:t>10</w:t>
         </w:r>
         <w:r>
           <w:rPr>
@@ -2927,7 +2933,7 @@
             <w:noProof/>
             <w:webHidden/>
           </w:rPr>
-          <w:t>12</w:t>
+          <w:t>11</w:t>
         </w:r>
         <w:r>
           <w:rPr>
@@ -3004,7 +3010,7 @@
             <w:noProof/>
             <w:webHidden/>
           </w:rPr>
-          <w:t>12</w:t>
+          <w:t>11</w:t>
         </w:r>
         <w:r>
           <w:rPr>
@@ -3081,7 +3087,7 @@
             <w:noProof/>
             <w:webHidden/>
           </w:rPr>
-          <w:t>13</w:t>
+          <w:t>12</w:t>
         </w:r>
         <w:r>
           <w:rPr>
@@ -3131,7 +3137,7 @@
         <w:br w:type="page" w:clear="all"/>
       </w:r>
       <w:bookmarkStart w:id="2" w:name="_Toc93911816"/>
-      <w:bookmarkStart w:id="3" w:name="_Toc193466876"/>
+      <w:bookmarkStart w:id="3" w:name="_Toc202434804"/>
       <w:r>
         <w:rPr>
           <w:rFonts w:eastAsiaTheme="minorEastAsia" w:cstheme="minorBidi"/>
@@ -3313,7 +3319,27 @@
           <w:szCs w:val="22"/>
           <w:lang w:val="en-US"/>
         </w:rPr>
-        <w:t xml:space="preserve"> i.e. a change in a forest sector practice such as silviculture, supply chain, technology. </w:t>
+        <w:t xml:space="preserve"> </w:t>
+      </w:r>
+      <w:proofErr w:type="gramStart"/>
+      <w:r>
+        <w:rPr>
+          <w:rFonts w:asciiTheme="majorHAnsi" w:eastAsiaTheme="minorEastAsia" w:hAnsiTheme="majorHAnsi" w:cstheme="majorHAnsi"/>
+          <w:sz w:val="22"/>
+          <w:szCs w:val="22"/>
+          <w:lang w:val="en-US"/>
+        </w:rPr>
+        <w:t>i.e.</w:t>
+      </w:r>
+      <w:proofErr w:type="gramEnd"/>
+      <w:r>
+        <w:rPr>
+          <w:rFonts w:asciiTheme="majorHAnsi" w:eastAsiaTheme="minorEastAsia" w:hAnsiTheme="majorHAnsi" w:cstheme="majorHAnsi"/>
+          <w:sz w:val="22"/>
+          <w:szCs w:val="22"/>
+          <w:lang w:val="en-US"/>
+        </w:rPr>
+        <w:t xml:space="preserve"> a change in a forest sector practice such as silviculture, supply chain, technology. </w:t>
       </w:r>
     </w:p>
     <w:p>
@@ -3420,6 +3446,8 @@
         </w:rPr>
         <w:t xml:space="preserve"> driver configurations leading to a reference (</w:t>
       </w:r>
+      <w:proofErr w:type="spellStart"/>
+      <w:proofErr w:type="gramStart"/>
       <w:r>
         <w:rPr>
           <w:rFonts w:asciiTheme="majorHAnsi" w:eastAsiaTheme="minorEastAsia" w:hAnsiTheme="majorHAnsi" w:cstheme="majorHAnsi"/>
@@ -3427,8 +3455,9 @@
           <w:szCs w:val="22"/>
           <w:lang w:val="en-US"/>
         </w:rPr>
-        <w:t xml:space="preserve">Qwoodref , </w:t>
-      </w:r>
+        <w:t>Qwoodref</w:t>
+      </w:r>
+      <w:proofErr w:type="spellEnd"/>
       <w:r>
         <w:rPr>
           <w:rFonts w:asciiTheme="majorHAnsi" w:eastAsiaTheme="minorEastAsia" w:hAnsiTheme="majorHAnsi" w:cstheme="majorHAnsi"/>
@@ -3436,8 +3465,9 @@
           <w:szCs w:val="22"/>
           <w:lang w:val="en-US"/>
         </w:rPr>
-        <w:t>Cref) and alternative (</w:t>
-      </w:r>
+        <w:t xml:space="preserve"> ,</w:t>
+      </w:r>
+      <w:proofErr w:type="gramEnd"/>
       <w:r>
         <w:rPr>
           <w:rFonts w:asciiTheme="majorHAnsi" w:eastAsiaTheme="minorEastAsia" w:hAnsiTheme="majorHAnsi" w:cstheme="majorHAnsi"/>
@@ -3445,8 +3475,9 @@
           <w:szCs w:val="22"/>
           <w:lang w:val="en-US"/>
         </w:rPr>
-        <w:t xml:space="preserve">Qwoodalt , </w:t>
-      </w:r>
+        <w:t xml:space="preserve"> </w:t>
+      </w:r>
+      <w:proofErr w:type="spellStart"/>
       <w:r>
         <w:rPr>
           <w:rFonts w:asciiTheme="majorHAnsi" w:eastAsiaTheme="minorEastAsia" w:hAnsiTheme="majorHAnsi" w:cstheme="majorHAnsi"/>
@@ -3454,7 +3485,57 @@
           <w:szCs w:val="22"/>
           <w:lang w:val="en-US"/>
         </w:rPr>
-        <w:t xml:space="preserve">Calt) carbon sequestration (Fig. 1). Each carbon budget comparison will have several associated metadata, characterizing the information needed for the analysis and for transparency of the database. All the data and metadata will be recorded in a data template implemented in a spreadsheet. Each data contributor will be assigned a number of papers from the literature search. </w:t>
+        <w:t>Cref</w:t>
+      </w:r>
+      <w:proofErr w:type="spellEnd"/>
+      <w:r>
+        <w:rPr>
+          <w:rFonts w:asciiTheme="majorHAnsi" w:eastAsiaTheme="minorEastAsia" w:hAnsiTheme="majorHAnsi" w:cstheme="majorHAnsi"/>
+          <w:sz w:val="22"/>
+          <w:szCs w:val="22"/>
+          <w:lang w:val="en-US"/>
+        </w:rPr>
+        <w:t>) and alternative (</w:t>
+      </w:r>
+      <w:proofErr w:type="spellStart"/>
+      <w:r>
+        <w:rPr>
+          <w:rFonts w:asciiTheme="majorHAnsi" w:eastAsiaTheme="minorEastAsia" w:hAnsiTheme="majorHAnsi" w:cstheme="majorHAnsi"/>
+          <w:sz w:val="22"/>
+          <w:szCs w:val="22"/>
+          <w:lang w:val="en-US"/>
+        </w:rPr>
+        <w:t>Qwoodalt</w:t>
+      </w:r>
+      <w:proofErr w:type="spellEnd"/>
+      <w:r>
+        <w:rPr>
+          <w:rFonts w:asciiTheme="majorHAnsi" w:eastAsiaTheme="minorEastAsia" w:hAnsiTheme="majorHAnsi" w:cstheme="majorHAnsi"/>
+          <w:sz w:val="22"/>
+          <w:szCs w:val="22"/>
+          <w:lang w:val="en-US"/>
+        </w:rPr>
+        <w:t xml:space="preserve"> , </w:t>
+      </w:r>
+      <w:proofErr w:type="spellStart"/>
+      <w:r>
+        <w:rPr>
+          <w:rFonts w:asciiTheme="majorHAnsi" w:eastAsiaTheme="minorEastAsia" w:hAnsiTheme="majorHAnsi" w:cstheme="majorHAnsi"/>
+          <w:sz w:val="22"/>
+          <w:szCs w:val="22"/>
+          <w:lang w:val="en-US"/>
+        </w:rPr>
+        <w:t>Calt</w:t>
+      </w:r>
+      <w:proofErr w:type="spellEnd"/>
+      <w:r>
+        <w:rPr>
+          <w:rFonts w:asciiTheme="majorHAnsi" w:eastAsiaTheme="minorEastAsia" w:hAnsiTheme="majorHAnsi" w:cstheme="majorHAnsi"/>
+          <w:sz w:val="22"/>
+          <w:szCs w:val="22"/>
+          <w:lang w:val="en-US"/>
+        </w:rPr>
+        <w:t xml:space="preserve">) carbon sequestration (Fig. 1). Each carbon budget comparison will have several associated metadata, characterizing the information needed for the analysis and for transparency of the database. All the data and metadata will be recorded in a data template implemented in a spreadsheet. Each data contributor will be assigned a number of papers from the literature search. </w:t>
       </w:r>
     </w:p>
     <w:p>
@@ -3569,6 +3650,7 @@
       <w:r>
         <w:rPr>
           <w:rFonts w:eastAsiaTheme="minorEastAsia" w:cstheme="minorBidi"/>
+          <w:noProof/>
           <w:lang w:val="en-US"/>
         </w:rPr>
         <w:t>1</w:t>
@@ -3604,8 +3686,19 @@
           <w:szCs w:val="22"/>
           <w:lang w:val="en-US"/>
         </w:rPr>
-        <w:t>The steps of the extraction are described sequentially in the present protocol :</w:t>
-      </w:r>
+        <w:t xml:space="preserve">The steps of the extraction are described sequentially in the present </w:t>
+      </w:r>
+      <w:proofErr w:type="gramStart"/>
+      <w:r>
+        <w:rPr>
+          <w:rFonts w:asciiTheme="majorHAnsi" w:eastAsiaTheme="minorEastAsia" w:hAnsiTheme="majorHAnsi" w:cstheme="majorHAnsi"/>
+          <w:sz w:val="22"/>
+          <w:szCs w:val="22"/>
+          <w:lang w:val="en-US"/>
+        </w:rPr>
+        <w:t>protocol :</w:t>
+      </w:r>
+      <w:proofErr w:type="gramEnd"/>
     </w:p>
     <w:p>
       <w:pPr>
@@ -3711,7 +3804,7 @@
         </w:rPr>
       </w:pPr>
       <w:bookmarkStart w:id="4" w:name="_Toc93911817"/>
-      <w:bookmarkStart w:id="5" w:name="_Toc193466877"/>
+      <w:bookmarkStart w:id="5" w:name="_Toc202434805"/>
       <w:r>
         <w:rPr>
           <w:rFonts w:eastAsiaTheme="minorEastAsia" w:cstheme="minorBidi"/>
@@ -3738,7 +3831,147 @@
           <w:szCs w:val="22"/>
           <w:lang w:val="en-US"/>
         </w:rPr>
-        <w:t>AB=(( ("wood*product*" OR "timber" OR "wood residues"OR "wood waste" OR HWP OR "wood harvest" OR "wood production" ) AND ("carbon balance" OR "greenhouse gas*" OR "carbon dioxide"OR "carbon sink" OR "carbon *flux*" OR "CO2 flux*" OR "CO2 emission*" OR "carbon emission*" OR "GHG emission*" OR "climate change mitigation" OR (LCA AND( "global warming" OR "radiative forcing" ))) AND (  scenario* OR substitution OR LCA OR "life cycle"  OR "displacement factor*" OR "avoided emission*" OR "GHG saving*" OR "biogenic carbon" OR "biogenic CO2" OR "C* debt") AND (  ( silviculture OR "rotation" OR "species" OR "clearcut" OR "forest harvest*"OR "management practices" OR "harvest*intensity" OR "harvest*frequency" OR thinning OR "wood harvest*")OR ("supply chain*" OR HWP or "value chain*" OR "end-of-life" OR industr* OR cascad* OR "bioenergy facilit*")  OR ("innovat*" OR technolog* OR "low*energy building" OR "high*rise" )   ) ))</w:t>
+        <w:t xml:space="preserve">AB=(( ("wood*product*" OR "timber" OR "wood </w:t>
+      </w:r>
+      <w:proofErr w:type="spellStart"/>
+      <w:r>
+        <w:rPr>
+          <w:rFonts w:asciiTheme="majorHAnsi" w:eastAsiaTheme="minorEastAsia" w:hAnsiTheme="majorHAnsi" w:cstheme="majorHAnsi"/>
+          <w:sz w:val="22"/>
+          <w:szCs w:val="22"/>
+          <w:lang w:val="en-US"/>
+        </w:rPr>
+        <w:t>residues"OR</w:t>
+      </w:r>
+      <w:proofErr w:type="spellEnd"/>
+      <w:r>
+        <w:rPr>
+          <w:rFonts w:asciiTheme="majorHAnsi" w:eastAsiaTheme="minorEastAsia" w:hAnsiTheme="majorHAnsi" w:cstheme="majorHAnsi"/>
+          <w:sz w:val="22"/>
+          <w:szCs w:val="22"/>
+          <w:lang w:val="en-US"/>
+        </w:rPr>
+        <w:t xml:space="preserve"> "wood waste" OR HWP OR "wood harvest" OR "wood production" ) AND ("carbon balance" OR "greenhouse gas*" OR "carbon </w:t>
+      </w:r>
+      <w:proofErr w:type="spellStart"/>
+      <w:r>
+        <w:rPr>
+          <w:rFonts w:asciiTheme="majorHAnsi" w:eastAsiaTheme="minorEastAsia" w:hAnsiTheme="majorHAnsi" w:cstheme="majorHAnsi"/>
+          <w:sz w:val="22"/>
+          <w:szCs w:val="22"/>
+          <w:lang w:val="en-US"/>
+        </w:rPr>
+        <w:t>dioxide"OR</w:t>
+      </w:r>
+      <w:proofErr w:type="spellEnd"/>
+      <w:r>
+        <w:rPr>
+          <w:rFonts w:asciiTheme="majorHAnsi" w:eastAsiaTheme="minorEastAsia" w:hAnsiTheme="majorHAnsi" w:cstheme="majorHAnsi"/>
+          <w:sz w:val="22"/>
+          <w:szCs w:val="22"/>
+          <w:lang w:val="en-US"/>
+        </w:rPr>
+        <w:t xml:space="preserve"> "carbon sink" OR "carbon *flux*" OR "CO2 flux*" OR "CO2 emission*" OR "carbon emission*" OR "GHG emission*" OR "climate change mitigation" OR (LCA AND( "global warming" OR "radiative forcing" ))) AND (  scenario* OR substitution OR LCA OR "life cycle"  OR "displacement factor*" OR "avoided emission*" OR "GHG saving*" OR "biogenic carbon" OR "biogenic CO2" OR "C* debt") AND (  ( silviculture OR "rotation" OR "species" OR "clearcut" OR "forest harvest*"OR "management practices" OR "harvest*intensity" OR "harvest*frequency" OR thinning OR "wood harvest*")OR ("supply chain*" OR HWP or "value chain*" OR "end-of-life" OR </w:t>
+      </w:r>
+      <w:proofErr w:type="spellStart"/>
+      <w:r>
+        <w:rPr>
+          <w:rFonts w:asciiTheme="majorHAnsi" w:eastAsiaTheme="minorEastAsia" w:hAnsiTheme="majorHAnsi" w:cstheme="majorHAnsi"/>
+          <w:sz w:val="22"/>
+          <w:szCs w:val="22"/>
+          <w:lang w:val="en-US"/>
+        </w:rPr>
+        <w:t>industr</w:t>
+      </w:r>
+      <w:proofErr w:type="spellEnd"/>
+      <w:r>
+        <w:rPr>
+          <w:rFonts w:asciiTheme="majorHAnsi" w:eastAsiaTheme="minorEastAsia" w:hAnsiTheme="majorHAnsi" w:cstheme="majorHAnsi"/>
+          <w:sz w:val="22"/>
+          <w:szCs w:val="22"/>
+          <w:lang w:val="en-US"/>
+        </w:rPr>
+        <w:t xml:space="preserve">* OR </w:t>
+      </w:r>
+      <w:proofErr w:type="spellStart"/>
+      <w:r>
+        <w:rPr>
+          <w:rFonts w:asciiTheme="majorHAnsi" w:eastAsiaTheme="minorEastAsia" w:hAnsiTheme="majorHAnsi" w:cstheme="majorHAnsi"/>
+          <w:sz w:val="22"/>
+          <w:szCs w:val="22"/>
+          <w:lang w:val="en-US"/>
+        </w:rPr>
+        <w:t>cascad</w:t>
+      </w:r>
+      <w:proofErr w:type="spellEnd"/>
+      <w:r>
+        <w:rPr>
+          <w:rFonts w:asciiTheme="majorHAnsi" w:eastAsiaTheme="minorEastAsia" w:hAnsiTheme="majorHAnsi" w:cstheme="majorHAnsi"/>
+          <w:sz w:val="22"/>
+          <w:szCs w:val="22"/>
+          <w:lang w:val="en-US"/>
+        </w:rPr>
+        <w:t xml:space="preserve">* OR "bioenergy </w:t>
+      </w:r>
+      <w:proofErr w:type="spellStart"/>
+      <w:r>
+        <w:rPr>
+          <w:rFonts w:asciiTheme="majorHAnsi" w:eastAsiaTheme="minorEastAsia" w:hAnsiTheme="majorHAnsi" w:cstheme="majorHAnsi"/>
+          <w:sz w:val="22"/>
+          <w:szCs w:val="22"/>
+          <w:lang w:val="en-US"/>
+        </w:rPr>
+        <w:t>facilit</w:t>
+      </w:r>
+      <w:proofErr w:type="spellEnd"/>
+      <w:r>
+        <w:rPr>
+          <w:rFonts w:asciiTheme="majorHAnsi" w:eastAsiaTheme="minorEastAsia" w:hAnsiTheme="majorHAnsi" w:cstheme="majorHAnsi"/>
+          <w:sz w:val="22"/>
+          <w:szCs w:val="22"/>
+          <w:lang w:val="en-US"/>
+        </w:rPr>
+        <w:t>*")  OR ("</w:t>
+      </w:r>
+      <w:proofErr w:type="spellStart"/>
+      <w:r>
+        <w:rPr>
+          <w:rFonts w:asciiTheme="majorHAnsi" w:eastAsiaTheme="minorEastAsia" w:hAnsiTheme="majorHAnsi" w:cstheme="majorHAnsi"/>
+          <w:sz w:val="22"/>
+          <w:szCs w:val="22"/>
+          <w:lang w:val="en-US"/>
+        </w:rPr>
+        <w:t>innovat</w:t>
+      </w:r>
+      <w:proofErr w:type="spellEnd"/>
+      <w:r>
+        <w:rPr>
+          <w:rFonts w:asciiTheme="majorHAnsi" w:eastAsiaTheme="minorEastAsia" w:hAnsiTheme="majorHAnsi" w:cstheme="majorHAnsi"/>
+          <w:sz w:val="22"/>
+          <w:szCs w:val="22"/>
+          <w:lang w:val="en-US"/>
+        </w:rPr>
+        <w:t xml:space="preserve">*" OR </w:t>
+      </w:r>
+      <w:proofErr w:type="spellStart"/>
+      <w:r>
+        <w:rPr>
+          <w:rFonts w:asciiTheme="majorHAnsi" w:eastAsiaTheme="minorEastAsia" w:hAnsiTheme="majorHAnsi" w:cstheme="majorHAnsi"/>
+          <w:sz w:val="22"/>
+          <w:szCs w:val="22"/>
+          <w:lang w:val="en-US"/>
+        </w:rPr>
+        <w:t>technolog</w:t>
+      </w:r>
+      <w:proofErr w:type="spellEnd"/>
+      <w:r>
+        <w:rPr>
+          <w:rFonts w:asciiTheme="majorHAnsi" w:eastAsiaTheme="minorEastAsia" w:hAnsiTheme="majorHAnsi" w:cstheme="majorHAnsi"/>
+          <w:sz w:val="22"/>
+          <w:szCs w:val="22"/>
+          <w:lang w:val="en-US"/>
+        </w:rPr>
+        <w:t>* OR "low*energy building" OR "high*rise" )   ) ))</w:t>
       </w:r>
     </w:p>
     <w:p>
@@ -3771,7 +4004,7 @@
       <w:bookmarkStart w:id="7" w:name="_Toc73522140"/>
       <w:bookmarkStart w:id="8" w:name="_Toc73522502"/>
       <w:bookmarkStart w:id="9" w:name="_Toc93911819"/>
-      <w:bookmarkStart w:id="10" w:name="_Toc193466878"/>
+      <w:bookmarkStart w:id="10" w:name="_Toc202434806"/>
       <w:bookmarkEnd w:id="6"/>
       <w:r>
         <w:rPr>
@@ -3843,9 +4076,10 @@
       <w:r>
         <w:rPr>
           <w:rFonts w:eastAsiaTheme="minorEastAsia" w:cstheme="minorBidi"/>
-          <w:lang w:val="en-US"/>
-        </w:rPr>
-        <w:t>2</w:t>
+          <w:noProof/>
+          <w:lang w:val="en-US"/>
+        </w:rPr>
+        <w:t>1</w:t>
       </w:r>
       <w:r>
         <w:rPr>
@@ -3940,7 +4174,27 @@
                 <w:szCs w:val="22"/>
                 <w:lang w:val="en-US"/>
               </w:rPr>
-              <w:t>If criteria is not matched, record in column “Exclusion”</w:t>
+              <w:t xml:space="preserve">If criteria </w:t>
+            </w:r>
+            <w:proofErr w:type="gramStart"/>
+            <w:r>
+              <w:rPr>
+                <w:rFonts w:asciiTheme="majorHAnsi" w:hAnsiTheme="majorHAnsi" w:cstheme="majorHAnsi"/>
+                <w:sz w:val="22"/>
+                <w:szCs w:val="22"/>
+                <w:lang w:val="en-US"/>
+              </w:rPr>
+              <w:t>is</w:t>
+            </w:r>
+            <w:proofErr w:type="gramEnd"/>
+            <w:r>
+              <w:rPr>
+                <w:rFonts w:asciiTheme="majorHAnsi" w:hAnsiTheme="majorHAnsi" w:cstheme="majorHAnsi"/>
+                <w:sz w:val="22"/>
+                <w:szCs w:val="22"/>
+                <w:lang w:val="en-US"/>
+              </w:rPr>
+              <w:t xml:space="preserve"> not matched, record in column “Exclusion”</w:t>
             </w:r>
           </w:p>
         </w:tc>
@@ -4014,8 +4268,19 @@
                 <w:szCs w:val="22"/>
                 <w:lang w:val="en-US"/>
               </w:rPr>
-              <w:t>“no journal ”</w:t>
-            </w:r>
+              <w:t xml:space="preserve">“no </w:t>
+            </w:r>
+            <w:proofErr w:type="gramStart"/>
+            <w:r>
+              <w:rPr>
+                <w:rFonts w:asciiTheme="majorHAnsi" w:hAnsiTheme="majorHAnsi" w:cstheme="majorHAnsi"/>
+                <w:sz w:val="22"/>
+                <w:szCs w:val="22"/>
+                <w:lang w:val="en-US"/>
+              </w:rPr>
+              <w:t>journal ”</w:t>
+            </w:r>
+            <w:proofErr w:type="gramEnd"/>
           </w:p>
         </w:tc>
       </w:tr>
@@ -4158,7 +4423,107 @@
                 <w:szCs w:val="22"/>
                 <w:lang w:val="en-US"/>
               </w:rPr>
-              <w:t>. Carbon values can either be absolute (e.g MtC, tCO2) or relative to wood, energy production or provided service (e.g kgCO2/MWh, MtC/Mtoe, tC/m</w:t>
+              <w:t>. Carbon values can either be absolute (</w:t>
+            </w:r>
+            <w:proofErr w:type="spellStart"/>
+            <w:r>
+              <w:rPr>
+                <w:rFonts w:asciiTheme="majorHAnsi" w:hAnsiTheme="majorHAnsi" w:cstheme="majorHAnsi"/>
+                <w:sz w:val="22"/>
+                <w:szCs w:val="22"/>
+                <w:lang w:val="en-US"/>
+              </w:rPr>
+              <w:t>e.g</w:t>
+            </w:r>
+            <w:proofErr w:type="spellEnd"/>
+            <w:r>
+              <w:rPr>
+                <w:rFonts w:asciiTheme="majorHAnsi" w:hAnsiTheme="majorHAnsi" w:cstheme="majorHAnsi"/>
+                <w:sz w:val="22"/>
+                <w:szCs w:val="22"/>
+                <w:lang w:val="en-US"/>
+              </w:rPr>
+              <w:t xml:space="preserve"> </w:t>
+            </w:r>
+            <w:proofErr w:type="spellStart"/>
+            <w:r>
+              <w:rPr>
+                <w:rFonts w:asciiTheme="majorHAnsi" w:hAnsiTheme="majorHAnsi" w:cstheme="majorHAnsi"/>
+                <w:sz w:val="22"/>
+                <w:szCs w:val="22"/>
+                <w:lang w:val="en-US"/>
+              </w:rPr>
+              <w:t>MtC</w:t>
+            </w:r>
+            <w:proofErr w:type="spellEnd"/>
+            <w:r>
+              <w:rPr>
+                <w:rFonts w:asciiTheme="majorHAnsi" w:hAnsiTheme="majorHAnsi" w:cstheme="majorHAnsi"/>
+                <w:sz w:val="22"/>
+                <w:szCs w:val="22"/>
+                <w:lang w:val="en-US"/>
+              </w:rPr>
+              <w:t>, tCO2) or relative to wood, energy production or provided service (</w:t>
+            </w:r>
+            <w:proofErr w:type="spellStart"/>
+            <w:r>
+              <w:rPr>
+                <w:rFonts w:asciiTheme="majorHAnsi" w:hAnsiTheme="majorHAnsi" w:cstheme="majorHAnsi"/>
+                <w:sz w:val="22"/>
+                <w:szCs w:val="22"/>
+                <w:lang w:val="en-US"/>
+              </w:rPr>
+              <w:t>e.g</w:t>
+            </w:r>
+            <w:proofErr w:type="spellEnd"/>
+            <w:r>
+              <w:rPr>
+                <w:rFonts w:asciiTheme="majorHAnsi" w:hAnsiTheme="majorHAnsi" w:cstheme="majorHAnsi"/>
+                <w:sz w:val="22"/>
+                <w:szCs w:val="22"/>
+                <w:lang w:val="en-US"/>
+              </w:rPr>
+              <w:t xml:space="preserve"> kgCO2/MWh, </w:t>
+            </w:r>
+            <w:proofErr w:type="spellStart"/>
+            <w:r>
+              <w:rPr>
+                <w:rFonts w:asciiTheme="majorHAnsi" w:hAnsiTheme="majorHAnsi" w:cstheme="majorHAnsi"/>
+                <w:sz w:val="22"/>
+                <w:szCs w:val="22"/>
+                <w:lang w:val="en-US"/>
+              </w:rPr>
+              <w:t>MtC</w:t>
+            </w:r>
+            <w:proofErr w:type="spellEnd"/>
+            <w:r>
+              <w:rPr>
+                <w:rFonts w:asciiTheme="majorHAnsi" w:hAnsiTheme="majorHAnsi" w:cstheme="majorHAnsi"/>
+                <w:sz w:val="22"/>
+                <w:szCs w:val="22"/>
+                <w:lang w:val="en-US"/>
+              </w:rPr>
+              <w:t xml:space="preserve">/Mtoe, </w:t>
+            </w:r>
+            <w:proofErr w:type="spellStart"/>
+            <w:r>
+              <w:rPr>
+                <w:rFonts w:asciiTheme="majorHAnsi" w:hAnsiTheme="majorHAnsi" w:cstheme="majorHAnsi"/>
+                <w:sz w:val="22"/>
+                <w:szCs w:val="22"/>
+                <w:lang w:val="en-US"/>
+              </w:rPr>
+              <w:t>tC</w:t>
+            </w:r>
+            <w:proofErr w:type="spellEnd"/>
+            <w:r>
+              <w:rPr>
+                <w:rFonts w:asciiTheme="majorHAnsi" w:hAnsiTheme="majorHAnsi" w:cstheme="majorHAnsi"/>
+                <w:sz w:val="22"/>
+                <w:szCs w:val="22"/>
+                <w:lang w:val="en-US"/>
+              </w:rPr>
+              <w:t>/m</w:t>
             </w:r>
             <w:r>
               <w:rPr>
@@ -4402,16 +4767,60 @@
                 <w:szCs w:val="22"/>
                 <w:lang w:val="en-US"/>
               </w:rPr>
-              <w:t xml:space="preserve">not sufficient for paper selection (eg. change in climatic conditions) if they cannot be linked to a change in practices as main driver. </w:t>
-            </w:r>
-            <w:r>
-              <w:rPr>
-                <w:rFonts w:asciiTheme="majorHAnsi" w:hAnsiTheme="majorHAnsi" w:cstheme="majorHAnsi"/>
+              <w:t>not sufficient for paper selection (</w:t>
+            </w:r>
+            <w:proofErr w:type="spellStart"/>
+            <w:r>
+              <w:rPr>
+                <w:rFonts w:asciiTheme="majorHAnsi" w:hAnsiTheme="majorHAnsi" w:cstheme="majorHAnsi"/>
+                <w:b/>
+                <w:bCs/>
                 <w:sz w:val="22"/>
                 <w:szCs w:val="22"/>
                 <w:lang w:val="en-US"/>
               </w:rPr>
-              <w:t>For example changes in wood demand, prices, … with a quantified impact on wood harvest are associated with the “unspecified harvest increase” driver. Changes in wood demand, prices, … with no information on wood harvest may be recorded as “increased forest area” driver if relevant. In both cases, the paper is included.</w:t>
+              <w:t>eg.</w:t>
+            </w:r>
+            <w:proofErr w:type="spellEnd"/>
+            <w:r>
+              <w:rPr>
+                <w:rFonts w:asciiTheme="majorHAnsi" w:hAnsiTheme="majorHAnsi" w:cstheme="majorHAnsi"/>
+                <w:b/>
+                <w:bCs/>
+                <w:sz w:val="22"/>
+                <w:szCs w:val="22"/>
+                <w:lang w:val="en-US"/>
+              </w:rPr>
+              <w:t xml:space="preserve"> change in climatic conditions) if they cannot be linked to a change in practices as main driver. </w:t>
+            </w:r>
+            <w:r>
+              <w:rPr>
+                <w:rFonts w:asciiTheme="majorHAnsi" w:hAnsiTheme="majorHAnsi" w:cstheme="majorHAnsi"/>
+                <w:sz w:val="22"/>
+                <w:szCs w:val="22"/>
+                <w:lang w:val="en-US"/>
+              </w:rPr>
+              <w:t xml:space="preserve">For </w:t>
+            </w:r>
+            <w:proofErr w:type="gramStart"/>
+            <w:r>
+              <w:rPr>
+                <w:rFonts w:asciiTheme="majorHAnsi" w:hAnsiTheme="majorHAnsi" w:cstheme="majorHAnsi"/>
+                <w:sz w:val="22"/>
+                <w:szCs w:val="22"/>
+                <w:lang w:val="en-US"/>
+              </w:rPr>
+              <w:t>example</w:t>
+            </w:r>
+            <w:proofErr w:type="gramEnd"/>
+            <w:r>
+              <w:rPr>
+                <w:rFonts w:asciiTheme="majorHAnsi" w:hAnsiTheme="majorHAnsi" w:cstheme="majorHAnsi"/>
+                <w:sz w:val="22"/>
+                <w:szCs w:val="22"/>
+                <w:lang w:val="en-US"/>
+              </w:rPr>
+              <w:t xml:space="preserve"> changes in wood demand, prices, … with a quantified impact on wood harvest are associated with the “unspecified harvest increase” driver. Changes in wood demand, prices, … with no information on wood harvest may be recorded as “increased forest area” driver if relevant. In both cases, the paper is included.</w:t>
             </w:r>
           </w:p>
         </w:tc>
@@ -4435,7 +4844,27 @@
                 <w:szCs w:val="22"/>
                 <w:lang w:val="en-US"/>
               </w:rPr>
-              <w:t>“no driver”</w:t>
+              <w:t>“</w:t>
+            </w:r>
+            <w:proofErr w:type="gramStart"/>
+            <w:r>
+              <w:rPr>
+                <w:rFonts w:asciiTheme="majorHAnsi" w:hAnsiTheme="majorHAnsi" w:cstheme="majorHAnsi"/>
+                <w:sz w:val="22"/>
+                <w:szCs w:val="22"/>
+                <w:lang w:val="en-US"/>
+              </w:rPr>
+              <w:t>no</w:t>
+            </w:r>
+            <w:proofErr w:type="gramEnd"/>
+            <w:r>
+              <w:rPr>
+                <w:rFonts w:asciiTheme="majorHAnsi" w:hAnsiTheme="majorHAnsi" w:cstheme="majorHAnsi"/>
+                <w:sz w:val="22"/>
+                <w:szCs w:val="22"/>
+                <w:lang w:val="en-US"/>
+              </w:rPr>
+              <w:t xml:space="preserve"> driver”</w:t>
             </w:r>
           </w:p>
         </w:tc>
@@ -4563,7 +4992,27 @@
                 <w:szCs w:val="22"/>
                 <w:lang w:val="en-US"/>
               </w:rPr>
-              <w:t>“no wood”</w:t>
+              <w:t>“</w:t>
+            </w:r>
+            <w:proofErr w:type="gramStart"/>
+            <w:r>
+              <w:rPr>
+                <w:rFonts w:asciiTheme="majorHAnsi" w:hAnsiTheme="majorHAnsi" w:cstheme="majorHAnsi"/>
+                <w:sz w:val="22"/>
+                <w:szCs w:val="22"/>
+                <w:lang w:val="en-US"/>
+              </w:rPr>
+              <w:t>no</w:t>
+            </w:r>
+            <w:proofErr w:type="gramEnd"/>
+            <w:r>
+              <w:rPr>
+                <w:rFonts w:asciiTheme="majorHAnsi" w:hAnsiTheme="majorHAnsi" w:cstheme="majorHAnsi"/>
+                <w:sz w:val="22"/>
+                <w:szCs w:val="22"/>
+                <w:lang w:val="en-US"/>
+              </w:rPr>
+              <w:t xml:space="preserve"> wood”</w:t>
             </w:r>
           </w:p>
         </w:tc>
@@ -4613,7 +5062,27 @@
                 <w:szCs w:val="22"/>
                 <w:lang w:val="en-US"/>
               </w:rPr>
-              <w:t>At least one C estimate for two compared scenarii rely on identical perimeters. Only those pairs with identical perimeters are extracted.</w:t>
+              <w:t xml:space="preserve">At least one C estimate for two compared </w:t>
+            </w:r>
+            <w:proofErr w:type="spellStart"/>
+            <w:r>
+              <w:rPr>
+                <w:rFonts w:asciiTheme="majorHAnsi" w:hAnsiTheme="majorHAnsi" w:cstheme="majorHAnsi"/>
+                <w:sz w:val="22"/>
+                <w:szCs w:val="22"/>
+                <w:lang w:val="en-US"/>
+              </w:rPr>
+              <w:t>scenarii</w:t>
+            </w:r>
+            <w:proofErr w:type="spellEnd"/>
+            <w:r>
+              <w:rPr>
+                <w:rFonts w:asciiTheme="majorHAnsi" w:hAnsiTheme="majorHAnsi" w:cstheme="majorHAnsi"/>
+                <w:sz w:val="22"/>
+                <w:szCs w:val="22"/>
+                <w:lang w:val="en-US"/>
+              </w:rPr>
+              <w:t xml:space="preserve"> rely on identical perimeters. Only those pairs with identical perimeters are extracted.</w:t>
             </w:r>
           </w:p>
         </w:tc>
@@ -4637,7 +5106,27 @@
                 <w:szCs w:val="22"/>
                 <w:lang w:val="en-US"/>
               </w:rPr>
-              <w:t>“different perimeters”</w:t>
+              <w:t>“</w:t>
+            </w:r>
+            <w:proofErr w:type="gramStart"/>
+            <w:r>
+              <w:rPr>
+                <w:rFonts w:asciiTheme="majorHAnsi" w:hAnsiTheme="majorHAnsi" w:cstheme="majorHAnsi"/>
+                <w:sz w:val="22"/>
+                <w:szCs w:val="22"/>
+                <w:lang w:val="en-US"/>
+              </w:rPr>
+              <w:t>different</w:t>
+            </w:r>
+            <w:proofErr w:type="gramEnd"/>
+            <w:r>
+              <w:rPr>
+                <w:rFonts w:asciiTheme="majorHAnsi" w:hAnsiTheme="majorHAnsi" w:cstheme="majorHAnsi"/>
+                <w:sz w:val="22"/>
+                <w:szCs w:val="22"/>
+                <w:lang w:val="en-US"/>
+              </w:rPr>
+              <w:t xml:space="preserve"> perimeters”</w:t>
             </w:r>
           </w:p>
         </w:tc>
@@ -4818,7 +5307,7 @@
           <w:lang w:val="en-US"/>
         </w:rPr>
       </w:pPr>
-      <w:bookmarkStart w:id="12" w:name="_Toc193466879"/>
+      <w:bookmarkStart w:id="12" w:name="_Toc202434807"/>
       <w:r>
         <w:rPr>
           <w:lang w:val="en-US"/>
@@ -4972,11 +5461,12 @@
       <w:r>
         <w:rPr>
           <w:rFonts w:asciiTheme="majorHAnsi" w:eastAsiaTheme="minorEastAsia" w:hAnsiTheme="majorHAnsi" w:cstheme="majorHAnsi"/>
-          <w:sz w:val="22"/>
-          <w:szCs w:val="22"/>
-          <w:lang w:val="en-US"/>
-        </w:rPr>
-        <w:t>3</w:t>
+          <w:noProof/>
+          <w:sz w:val="22"/>
+          <w:szCs w:val="22"/>
+          <w:lang w:val="en-US"/>
+        </w:rPr>
+        <w:t>2</w:t>
       </w:r>
       <w:r>
         <w:rPr>
@@ -5133,10 +5623,10 @@
               <v:path o:extrusionok="f" gradientshapeok="t" o:connecttype="rect"/>
               <o:lock v:ext="edit" aspectratio="t"/>
             </v:shapetype>
-            <v:shape id="_x0000_i1025" type="#_x0000_t75" alt="" style="width:333pt;height:352.3pt;mso-width-percent:0;mso-height-percent:0;mso-width-percent:0;mso-height-percent:0" o:ole="">
+            <v:shape id="_x0000_i1025" type="#_x0000_t75" alt="" style="width:333.6pt;height:352.2pt;mso-width-percent:0;mso-height-percent:0;mso-width-percent:0;mso-height-percent:0" o:ole="">
               <v:imagedata r:id="rId8" o:title=""/>
             </v:shape>
-            <o:OLEObject Type="Embed" ProgID="Excel.Sheet.12" ShapeID="_x0000_i1025" DrawAspect="Content" ObjectID="_1812883825" r:id="rId9"/>
+            <o:OLEObject Type="Embed" ProgID="Excel.Sheet.12" ShapeID="_x0000_i1025" DrawAspect="Content" ObjectID="_1813048704" r:id="rId9"/>
           </w:object>
         </w:r>
       </w:ins>
@@ -5263,7 +5753,149 @@
           <w:szCs w:val="22"/>
           <w:lang w:val="en-US"/>
         </w:rPr>
-        <w:t>The paper details are extracted from the Webofscience search tool. Details include source title, author keywords, keywords plus, authors, article title, abstract, journal ISO abbreviation, publication year, DOI. When two papers have the same first author and year, the column multipaper_index is filled with a,b… to differentiate the papers. The column PaperID is automatically generated from the previous columns in the form of author_year or author_yearindex. For example Chen_2020a and Chen_2020b.</w:t>
+        <w:t xml:space="preserve">The paper details are extracted from the </w:t>
+      </w:r>
+      <w:proofErr w:type="spellStart"/>
+      <w:r>
+        <w:rPr>
+          <w:rFonts w:asciiTheme="majorHAnsi" w:eastAsiaTheme="minorEastAsia" w:hAnsiTheme="majorHAnsi" w:cstheme="majorHAnsi"/>
+          <w:sz w:val="22"/>
+          <w:szCs w:val="22"/>
+          <w:lang w:val="en-US"/>
+        </w:rPr>
+        <w:t>Webofscience</w:t>
+      </w:r>
+      <w:proofErr w:type="spellEnd"/>
+      <w:r>
+        <w:rPr>
+          <w:rFonts w:asciiTheme="majorHAnsi" w:eastAsiaTheme="minorEastAsia" w:hAnsiTheme="majorHAnsi" w:cstheme="majorHAnsi"/>
+          <w:sz w:val="22"/>
+          <w:szCs w:val="22"/>
+          <w:lang w:val="en-US"/>
+        </w:rPr>
+        <w:t xml:space="preserve"> search tool. Details include source title, author keywords, keywords plus, authors, article title, abstract, journal ISO abbreviation, publication year, DOI. When two papers have the same first author and year, the column </w:t>
+      </w:r>
+      <w:proofErr w:type="spellStart"/>
+      <w:r>
+        <w:rPr>
+          <w:rFonts w:asciiTheme="majorHAnsi" w:eastAsiaTheme="minorEastAsia" w:hAnsiTheme="majorHAnsi" w:cstheme="majorHAnsi"/>
+          <w:sz w:val="22"/>
+          <w:szCs w:val="22"/>
+          <w:lang w:val="en-US"/>
+        </w:rPr>
+        <w:t>multipaper_index</w:t>
+      </w:r>
+      <w:proofErr w:type="spellEnd"/>
+      <w:r>
+        <w:rPr>
+          <w:rFonts w:asciiTheme="majorHAnsi" w:eastAsiaTheme="minorEastAsia" w:hAnsiTheme="majorHAnsi" w:cstheme="majorHAnsi"/>
+          <w:sz w:val="22"/>
+          <w:szCs w:val="22"/>
+          <w:lang w:val="en-US"/>
+        </w:rPr>
+        <w:t xml:space="preserve"> is filled with </w:t>
+      </w:r>
+      <w:proofErr w:type="spellStart"/>
+      <w:proofErr w:type="gramStart"/>
+      <w:r>
+        <w:rPr>
+          <w:rFonts w:asciiTheme="majorHAnsi" w:eastAsiaTheme="minorEastAsia" w:hAnsiTheme="majorHAnsi" w:cstheme="majorHAnsi"/>
+          <w:sz w:val="22"/>
+          <w:szCs w:val="22"/>
+          <w:lang w:val="en-US"/>
+        </w:rPr>
+        <w:t>a,b</w:t>
+      </w:r>
+      <w:proofErr w:type="spellEnd"/>
+      <w:proofErr w:type="gramEnd"/>
+      <w:r>
+        <w:rPr>
+          <w:rFonts w:asciiTheme="majorHAnsi" w:eastAsiaTheme="minorEastAsia" w:hAnsiTheme="majorHAnsi" w:cstheme="majorHAnsi"/>
+          <w:sz w:val="22"/>
+          <w:szCs w:val="22"/>
+          <w:lang w:val="en-US"/>
+        </w:rPr>
+        <w:t xml:space="preserve">… to differentiate the papers. The column </w:t>
+      </w:r>
+      <w:proofErr w:type="spellStart"/>
+      <w:r>
+        <w:rPr>
+          <w:rFonts w:asciiTheme="majorHAnsi" w:eastAsiaTheme="minorEastAsia" w:hAnsiTheme="majorHAnsi" w:cstheme="majorHAnsi"/>
+          <w:sz w:val="22"/>
+          <w:szCs w:val="22"/>
+          <w:lang w:val="en-US"/>
+        </w:rPr>
+        <w:t>PaperID</w:t>
+      </w:r>
+      <w:proofErr w:type="spellEnd"/>
+      <w:r>
+        <w:rPr>
+          <w:rFonts w:asciiTheme="majorHAnsi" w:eastAsiaTheme="minorEastAsia" w:hAnsiTheme="majorHAnsi" w:cstheme="majorHAnsi"/>
+          <w:sz w:val="22"/>
+          <w:szCs w:val="22"/>
+          <w:lang w:val="en-US"/>
+        </w:rPr>
+        <w:t xml:space="preserve"> is automatically generated from the previous columns in the form of </w:t>
+      </w:r>
+      <w:proofErr w:type="spellStart"/>
+      <w:r>
+        <w:rPr>
+          <w:rFonts w:asciiTheme="majorHAnsi" w:eastAsiaTheme="minorEastAsia" w:hAnsiTheme="majorHAnsi" w:cstheme="majorHAnsi"/>
+          <w:sz w:val="22"/>
+          <w:szCs w:val="22"/>
+          <w:lang w:val="en-US"/>
+        </w:rPr>
+        <w:t>author_year</w:t>
+      </w:r>
+      <w:proofErr w:type="spellEnd"/>
+      <w:r>
+        <w:rPr>
+          <w:rFonts w:asciiTheme="majorHAnsi" w:eastAsiaTheme="minorEastAsia" w:hAnsiTheme="majorHAnsi" w:cstheme="majorHAnsi"/>
+          <w:sz w:val="22"/>
+          <w:szCs w:val="22"/>
+          <w:lang w:val="en-US"/>
+        </w:rPr>
+        <w:t xml:space="preserve"> or </w:t>
+      </w:r>
+      <w:proofErr w:type="spellStart"/>
+      <w:r>
+        <w:rPr>
+          <w:rFonts w:asciiTheme="majorHAnsi" w:eastAsiaTheme="minorEastAsia" w:hAnsiTheme="majorHAnsi" w:cstheme="majorHAnsi"/>
+          <w:sz w:val="22"/>
+          <w:szCs w:val="22"/>
+          <w:lang w:val="en-US"/>
+        </w:rPr>
+        <w:t>author_yearindex</w:t>
+      </w:r>
+      <w:proofErr w:type="spellEnd"/>
+      <w:r>
+        <w:rPr>
+          <w:rFonts w:asciiTheme="majorHAnsi" w:eastAsiaTheme="minorEastAsia" w:hAnsiTheme="majorHAnsi" w:cstheme="majorHAnsi"/>
+          <w:sz w:val="22"/>
+          <w:szCs w:val="22"/>
+          <w:lang w:val="en-US"/>
+        </w:rPr>
+        <w:t xml:space="preserve">. For </w:t>
+      </w:r>
+      <w:proofErr w:type="gramStart"/>
+      <w:r>
+        <w:rPr>
+          <w:rFonts w:asciiTheme="majorHAnsi" w:eastAsiaTheme="minorEastAsia" w:hAnsiTheme="majorHAnsi" w:cstheme="majorHAnsi"/>
+          <w:sz w:val="22"/>
+          <w:szCs w:val="22"/>
+          <w:lang w:val="en-US"/>
+        </w:rPr>
+        <w:t>example</w:t>
+      </w:r>
+      <w:proofErr w:type="gramEnd"/>
+      <w:r>
+        <w:rPr>
+          <w:rFonts w:asciiTheme="majorHAnsi" w:eastAsiaTheme="minorEastAsia" w:hAnsiTheme="majorHAnsi" w:cstheme="majorHAnsi"/>
+          <w:sz w:val="22"/>
+          <w:szCs w:val="22"/>
+          <w:lang w:val="en-US"/>
+        </w:rPr>
+        <w:t xml:space="preserve"> Chen_2020a and Chen_2020b.</w:t>
       </w:r>
     </w:p>
     <w:p>
@@ -5428,8 +6060,9 @@
           <w:szCs w:val="22"/>
           <w:lang w:val="en-US"/>
         </w:rPr>
-        <w:t xml:space="preserve">. For example in a typical LCA reporting explicitly all steps from material extraction to end-of-life, several </w:t>
-      </w:r>
+        <w:t xml:space="preserve">. For </w:t>
+      </w:r>
+      <w:proofErr w:type="gramStart"/>
       <w:r>
         <w:rPr>
           <w:rFonts w:asciiTheme="majorHAnsi" w:hAnsiTheme="majorHAnsi" w:cstheme="majorHAnsi"/>
@@ -5437,6 +6070,25 @@
           <w:szCs w:val="22"/>
           <w:lang w:val="en-US"/>
         </w:rPr>
+        <w:t>example</w:t>
+      </w:r>
+      <w:proofErr w:type="gramEnd"/>
+      <w:r>
+        <w:rPr>
+          <w:rFonts w:asciiTheme="majorHAnsi" w:hAnsiTheme="majorHAnsi" w:cstheme="majorHAnsi"/>
+          <w:sz w:val="22"/>
+          <w:szCs w:val="22"/>
+          <w:lang w:val="en-US"/>
+        </w:rPr>
+        <w:t xml:space="preserve"> in a typical LCA reporting explicitly all steps from material extraction to end-of-life, several </w:t>
+      </w:r>
+      <w:r>
+        <w:rPr>
+          <w:rFonts w:asciiTheme="majorHAnsi" w:hAnsiTheme="majorHAnsi" w:cstheme="majorHAnsi"/>
+          <w:sz w:val="22"/>
+          <w:szCs w:val="22"/>
+          <w:lang w:val="en-US"/>
+        </w:rPr>
         <w:t>pairs of carbon balance</w:t>
       </w:r>
       <w:r>
@@ -5482,8 +6134,9 @@
           <w:szCs w:val="22"/>
           <w:lang w:val="en-US"/>
         </w:rPr>
-        <w:t xml:space="preserve"> will be defined as including forestry emissions, manufacturing emissions and maintenance emissions and record the appropriate values etc… The number of boundaries’ combinations to be included as studies is left to expert judgment.</w:t>
-      </w:r>
+        <w:t xml:space="preserve"> will be defined as including forestry emissions, manufacturing emissions and maintenance emissions and record the appropriate values </w:t>
+      </w:r>
+      <w:proofErr w:type="spellStart"/>
       <w:r>
         <w:rPr>
           <w:rFonts w:asciiTheme="majorHAnsi" w:hAnsiTheme="majorHAnsi" w:cstheme="majorHAnsi"/>
@@ -5491,6 +6144,25 @@
           <w:szCs w:val="22"/>
           <w:lang w:val="en-US"/>
         </w:rPr>
+        <w:t>etc</w:t>
+      </w:r>
+      <w:proofErr w:type="spellEnd"/>
+      <w:r>
+        <w:rPr>
+          <w:rFonts w:asciiTheme="majorHAnsi" w:hAnsiTheme="majorHAnsi" w:cstheme="majorHAnsi"/>
+          <w:sz w:val="22"/>
+          <w:szCs w:val="22"/>
+          <w:lang w:val="en-US"/>
+        </w:rPr>
+        <w:t>… The number of boundaries’ combinations to be included as studies is left to expert judgment.</w:t>
+      </w:r>
+      <w:r>
+        <w:rPr>
+          <w:rFonts w:asciiTheme="majorHAnsi" w:hAnsiTheme="majorHAnsi" w:cstheme="majorHAnsi"/>
+          <w:sz w:val="22"/>
+          <w:szCs w:val="22"/>
+          <w:lang w:val="en-US"/>
+        </w:rPr>
         <w:t xml:space="preserve"> D</w:t>
       </w:r>
       <w:r>
@@ -5509,7 +6181,7 @@
           <w:szCs w:val="22"/>
           <w:lang w:val="en-US"/>
         </w:rPr>
-        <w:t xml:space="preserve"> may </w:t>
+        <w:t xml:space="preserve"> may also be recorded in different lines</w:t>
       </w:r>
       <w:r>
         <w:rPr>
@@ -5518,17 +6190,17 @@
           <w:szCs w:val="22"/>
           <w:lang w:val="en-US"/>
         </w:rPr>
+        <w:t xml:space="preserve">. For example, when the paper’s results show a dynamic trend for C emissions from 2010 to 2100, one study will be described as having time boundaries 2010 to 2050 and </w:t>
+      </w:r>
+      <w:r>
+        <w:rPr>
+          <w:rFonts w:asciiTheme="majorHAnsi" w:hAnsiTheme="majorHAnsi" w:cstheme="majorHAnsi"/>
+          <w:sz w:val="22"/>
+          <w:szCs w:val="22"/>
+          <w:lang w:val="en-US"/>
+        </w:rPr>
         <w:lastRenderedPageBreak/>
-        <w:t>also be recorded in different lines</w:t>
-      </w:r>
-      <w:r>
-        <w:rPr>
-          <w:rFonts w:asciiTheme="majorHAnsi" w:hAnsiTheme="majorHAnsi" w:cstheme="majorHAnsi"/>
-          <w:sz w:val="22"/>
-          <w:szCs w:val="22"/>
-          <w:lang w:val="en-US"/>
-        </w:rPr>
-        <w:t xml:space="preserve">. For example, when the paper’s results show a dynamic trend for C emissions from 2010 to 2100, one study will be described as having time boundaries 2010 to 2050 and will report driver, wood and C change for this time period. Another </w:t>
+        <w:t xml:space="preserve">will report driver, wood and C change for this time period. Another </w:t>
       </w:r>
       <w:r>
         <w:rPr>
@@ -5590,7 +6262,27 @@
           <w:szCs w:val="22"/>
           <w:lang w:val="en-US"/>
         </w:rPr>
-        <w:t xml:space="preserve">Columns of sections “Drivers“ describe what distinguishes both scenarios of </w:t>
+        <w:t>Columns of sections “</w:t>
+      </w:r>
+      <w:proofErr w:type="gramStart"/>
+      <w:r>
+        <w:rPr>
+          <w:rFonts w:asciiTheme="majorHAnsi" w:hAnsiTheme="majorHAnsi" w:cstheme="majorHAnsi"/>
+          <w:sz w:val="22"/>
+          <w:szCs w:val="22"/>
+          <w:lang w:val="en-US"/>
+        </w:rPr>
+        <w:t>Drivers“ describe</w:t>
+      </w:r>
+      <w:proofErr w:type="gramEnd"/>
+      <w:r>
+        <w:rPr>
+          <w:rFonts w:asciiTheme="majorHAnsi" w:hAnsiTheme="majorHAnsi" w:cstheme="majorHAnsi"/>
+          <w:sz w:val="22"/>
+          <w:szCs w:val="22"/>
+          <w:lang w:val="en-US"/>
+        </w:rPr>
+        <w:t xml:space="preserve"> what distinguishes both scenarios of </w:t>
       </w:r>
       <w:r>
         <w:rPr>
@@ -5675,7 +6367,7 @@
       <w:bookmarkStart w:id="25" w:name="_Toc73522143"/>
       <w:bookmarkStart w:id="26" w:name="_Toc73522505"/>
       <w:bookmarkStart w:id="27" w:name="_Toc93911824"/>
-      <w:bookmarkStart w:id="28" w:name="_Toc193466880"/>
+      <w:bookmarkStart w:id="28" w:name="_Toc202434808"/>
       <w:bookmarkEnd w:id="18"/>
       <w:bookmarkEnd w:id="19"/>
       <w:bookmarkEnd w:id="20"/>
@@ -5707,7 +6399,7 @@
           <w:lang w:val="en-US"/>
         </w:rPr>
       </w:pPr>
-      <w:bookmarkStart w:id="29" w:name="_Toc193466881"/>
+      <w:bookmarkStart w:id="29" w:name="_Toc202434809"/>
       <w:r>
         <w:rPr>
           <w:lang w:val="en-US"/>
@@ -5930,7 +6622,27 @@
           <w:szCs w:val="22"/>
           <w:lang w:val="en-US"/>
         </w:rPr>
-        <w:t xml:space="preserve">For all pairs of data (i.e. for each line), 4 types of values will be searched as listed in </w:t>
+        <w:t>For all pairs of data (</w:t>
+      </w:r>
+      <w:proofErr w:type="gramStart"/>
+      <w:r>
+        <w:rPr>
+          <w:rFonts w:asciiTheme="majorHAnsi" w:eastAsiaTheme="minorEastAsia" w:hAnsiTheme="majorHAnsi" w:cstheme="majorHAnsi"/>
+          <w:sz w:val="22"/>
+          <w:szCs w:val="22"/>
+          <w:lang w:val="en-US"/>
+        </w:rPr>
+        <w:t>i.e.</w:t>
+      </w:r>
+      <w:proofErr w:type="gramEnd"/>
+      <w:r>
+        <w:rPr>
+          <w:rFonts w:asciiTheme="majorHAnsi" w:eastAsiaTheme="minorEastAsia" w:hAnsiTheme="majorHAnsi" w:cstheme="majorHAnsi"/>
+          <w:sz w:val="22"/>
+          <w:szCs w:val="22"/>
+          <w:lang w:val="en-US"/>
+        </w:rPr>
+        <w:t xml:space="preserve"> for each line), 4 types of values will be searched as listed in </w:t>
       </w:r>
       <w:r>
         <w:rPr>
@@ -5980,7 +6692,7 @@
           <w:noProof/>
           <w:lang w:val="en-US"/>
         </w:rPr>
-        <w:t>4</w:t>
+        <w:t>3</w:t>
       </w:r>
       <w:r>
         <w:rPr>
@@ -6017,7 +6729,27 @@
           <w:szCs w:val="22"/>
           <w:lang w:val="en-US"/>
         </w:rPr>
-        <w:t>The results have to be displayed in terms of at least 2 estimates for carbon sequestration/emission or a difference between 2 estimates. It can cover in-situ C fluxes only, emissions from HWP’s life cycle only, both in-situ and value chain , or for some large scale studies, can encompass emissions from other sectors (transport, agriculture…).</w:t>
+        <w:t xml:space="preserve">The results have to be displayed in terms of at least 2 estimates for carbon sequestration/emission or a difference between 2 estimates. It can cover in-situ C fluxes only, emissions from HWP’s life cycle only, both in-situ and value </w:t>
+      </w:r>
+      <w:proofErr w:type="gramStart"/>
+      <w:r>
+        <w:rPr>
+          <w:rFonts w:asciiTheme="majorHAnsi" w:eastAsiaTheme="minorEastAsia" w:hAnsiTheme="majorHAnsi" w:cstheme="majorHAnsi"/>
+          <w:sz w:val="22"/>
+          <w:szCs w:val="22"/>
+          <w:lang w:val="en-US"/>
+        </w:rPr>
+        <w:t>chain ,</w:t>
+      </w:r>
+      <w:proofErr w:type="gramEnd"/>
+      <w:r>
+        <w:rPr>
+          <w:rFonts w:asciiTheme="majorHAnsi" w:eastAsiaTheme="minorEastAsia" w:hAnsiTheme="majorHAnsi" w:cstheme="majorHAnsi"/>
+          <w:sz w:val="22"/>
+          <w:szCs w:val="22"/>
+          <w:lang w:val="en-US"/>
+        </w:rPr>
+        <w:t xml:space="preserve"> or for some large scale studies, can encompass emissions from other sectors (transport, agriculture…).</w:t>
       </w:r>
     </w:p>
     <w:p>
@@ -6115,12 +6847,14 @@
           <w:lang w:val="en-US"/>
         </w:rPr>
       </w:pPr>
+      <w:bookmarkStart w:id="30" w:name="_Toc202434810"/>
       <w:r>
         <w:rPr>
           <w:lang w:val="en-US"/>
         </w:rPr>
         <w:t>Single vs multiple drivers</w:t>
       </w:r>
+      <w:bookmarkEnd w:id="30"/>
     </w:p>
     <w:p>
       <w:pPr>
@@ -6160,7 +6894,6 @@
           <w:lang w:val="en-US"/>
         </w:rPr>
       </w:pPr>
-      <w:commentRangeStart w:id="30"/>
       <w:r>
         <w:rPr>
           <w:rFonts w:asciiTheme="majorHAnsi" w:eastAsiaTheme="minorEastAsia" w:hAnsiTheme="majorHAnsi" w:cstheme="majorHAnsi"/>
@@ -6168,15 +6901,9 @@
           <w:szCs w:val="22"/>
           <w:lang w:val="en-US"/>
         </w:rPr>
-        <w:t xml:space="preserve">When more than two scenarios are displayed for a given driver (for example three levels of intensity), one of the scenarios is defined as the reference and all other values are considered as alternative scenarios and compared to the reference as a separate pair, i.e in a separate line in the table. When many scenarios are displayed in the form of a sensitivity analysis, an expert judgment may be used to only extract </w:t>
-      </w:r>
-      <w:commentRangeEnd w:id="30"/>
-      <w:r>
-        <w:rPr>
-          <w:rStyle w:val="Marquedecommentaire"/>
-        </w:rPr>
-        <w:commentReference w:id="30"/>
-      </w:r>
+        <w:t xml:space="preserve">When more than two scenarios are displayed for a given driver (for example three levels of intensity), one of the scenarios is defined as the reference and all other values are considered as alternative scenarios and compared to the reference as a separate pair, </w:t>
+      </w:r>
+      <w:proofErr w:type="spellStart"/>
       <w:r>
         <w:rPr>
           <w:rFonts w:asciiTheme="majorHAnsi" w:eastAsiaTheme="minorEastAsia" w:hAnsiTheme="majorHAnsi" w:cstheme="majorHAnsi"/>
@@ -6184,7 +6911,17 @@
           <w:szCs w:val="22"/>
           <w:lang w:val="en-US"/>
         </w:rPr>
-        <w:t>some of the data pairs based on results’ redundancy. In particular, when the driver’s effect is roughly linear, only the most extreme scenarios might be extracted.</w:t>
+        <w:t>i.e</w:t>
+      </w:r>
+      <w:proofErr w:type="spellEnd"/>
+      <w:r>
+        <w:rPr>
+          <w:rFonts w:asciiTheme="majorHAnsi" w:eastAsiaTheme="minorEastAsia" w:hAnsiTheme="majorHAnsi" w:cstheme="majorHAnsi"/>
+          <w:sz w:val="22"/>
+          <w:szCs w:val="22"/>
+          <w:lang w:val="en-US"/>
+        </w:rPr>
+        <w:t xml:space="preserve"> in a separate line in the table. When many scenarios are displayed in the form of a sensitivity analysis, an expert judgment may be used to only extract some of the data pairs based on results’ redundancy. In particular, when the driver’s effect is roughly linear, only the most extreme scenarios might be extracted.</w:t>
       </w:r>
     </w:p>
     <w:p>
@@ -6309,7 +7046,7 @@
           <w:noProof/>
           <w:lang w:val="en-US"/>
         </w:rPr>
-        <w:t>4</w:t>
+        <w:t>3</w:t>
       </w:r>
       <w:r>
         <w:rPr>
@@ -6726,13 +7463,51 @@
                 <w:lang w:val="en-US"/>
               </w:rPr>
             </w:pPr>
-            <w:r>
-              <w:rPr>
-                <w:rFonts w:asciiTheme="majorHAnsi" w:hAnsiTheme="majorHAnsi" w:cstheme="majorHAnsi"/>
-                <w:szCs w:val="20"/>
-                <w:lang w:val="en-US"/>
-              </w:rPr>
-              <w:t>Qwood stageInput : Roundwood or HWP. Refers to the wood quantity that is listed in the following section.</w:t>
+            <w:proofErr w:type="spellStart"/>
+            <w:r>
+              <w:rPr>
+                <w:rFonts w:asciiTheme="majorHAnsi" w:hAnsiTheme="majorHAnsi" w:cstheme="majorHAnsi"/>
+                <w:szCs w:val="20"/>
+                <w:lang w:val="en-US"/>
+              </w:rPr>
+              <w:t>Qwood</w:t>
+            </w:r>
+            <w:proofErr w:type="spellEnd"/>
+            <w:r>
+              <w:rPr>
+                <w:rFonts w:asciiTheme="majorHAnsi" w:hAnsiTheme="majorHAnsi" w:cstheme="majorHAnsi"/>
+                <w:szCs w:val="20"/>
+                <w:lang w:val="en-US"/>
+              </w:rPr>
+              <w:t xml:space="preserve"> </w:t>
+            </w:r>
+            <w:proofErr w:type="spellStart"/>
+            <w:proofErr w:type="gramStart"/>
+            <w:r>
+              <w:rPr>
+                <w:rFonts w:asciiTheme="majorHAnsi" w:hAnsiTheme="majorHAnsi" w:cstheme="majorHAnsi"/>
+                <w:szCs w:val="20"/>
+                <w:lang w:val="en-US"/>
+              </w:rPr>
+              <w:t>stageInput</w:t>
+            </w:r>
+            <w:proofErr w:type="spellEnd"/>
+            <w:r>
+              <w:rPr>
+                <w:rFonts w:asciiTheme="majorHAnsi" w:hAnsiTheme="majorHAnsi" w:cstheme="majorHAnsi"/>
+                <w:szCs w:val="20"/>
+                <w:lang w:val="en-US"/>
+              </w:rPr>
+              <w:t xml:space="preserve"> :</w:t>
+            </w:r>
+            <w:proofErr w:type="gramEnd"/>
+            <w:r>
+              <w:rPr>
+                <w:rFonts w:asciiTheme="majorHAnsi" w:hAnsiTheme="majorHAnsi" w:cstheme="majorHAnsi"/>
+                <w:szCs w:val="20"/>
+                <w:lang w:val="en-US"/>
+              </w:rPr>
+              <w:t xml:space="preserve"> Roundwood or HWP. Refers to the wood quantity that is listed in the following section.</w:t>
             </w:r>
           </w:p>
         </w:tc>
@@ -6848,15 +7623,123 @@
                 <w:szCs w:val="20"/>
                 <w:lang w:val="en-US" w:eastAsia="en-US" w:bidi="ar-SA"/>
               </w:rPr>
-              <w:t xml:space="preserve">associated to both reference and scenario will be recorded in columns ‘Qwood_ref’ and ‘Qwood_alternative’ or ‘wood_delta’ (if the values for each scenario are not available). </w:t>
-            </w:r>
+              <w:t>associated to both reference and scenario will be recorded in columns ‘</w:t>
+            </w:r>
+            <w:proofErr w:type="spellStart"/>
             <w:r>
               <w:rPr>
                 <w:rFonts w:asciiTheme="majorHAnsi" w:eastAsiaTheme="minorHAnsi" w:hAnsiTheme="majorHAnsi" w:cstheme="majorHAnsi"/>
                 <w:szCs w:val="20"/>
                 <w:lang w:val="en-US" w:eastAsia="en-US" w:bidi="ar-SA"/>
               </w:rPr>
-              <w:t xml:space="preserve">Wood mobilized may be whole harvest, HWP or recycled wood depending on the C balance calculated. Qwood should refer to the same perimeter as the carbon estimates. For example, if the carbon balance is calculated for the whole harvested wood, then Qwood should include both energy and materials wood products. If the driver is recycling the Qwood </w:t>
+              <w:t>Qwood_ref</w:t>
+            </w:r>
+            <w:proofErr w:type="spellEnd"/>
+            <w:r>
+              <w:rPr>
+                <w:rFonts w:asciiTheme="majorHAnsi" w:eastAsiaTheme="minorHAnsi" w:hAnsiTheme="majorHAnsi" w:cstheme="majorHAnsi"/>
+                <w:szCs w:val="20"/>
+                <w:lang w:val="en-US" w:eastAsia="en-US" w:bidi="ar-SA"/>
+              </w:rPr>
+              <w:t>’ and ‘</w:t>
+            </w:r>
+            <w:proofErr w:type="spellStart"/>
+            <w:r>
+              <w:rPr>
+                <w:rFonts w:asciiTheme="majorHAnsi" w:eastAsiaTheme="minorHAnsi" w:hAnsiTheme="majorHAnsi" w:cstheme="majorHAnsi"/>
+                <w:szCs w:val="20"/>
+                <w:lang w:val="en-US" w:eastAsia="en-US" w:bidi="ar-SA"/>
+              </w:rPr>
+              <w:t>Qwood_alternative</w:t>
+            </w:r>
+            <w:proofErr w:type="spellEnd"/>
+            <w:r>
+              <w:rPr>
+                <w:rFonts w:asciiTheme="majorHAnsi" w:eastAsiaTheme="minorHAnsi" w:hAnsiTheme="majorHAnsi" w:cstheme="majorHAnsi"/>
+                <w:szCs w:val="20"/>
+                <w:lang w:val="en-US" w:eastAsia="en-US" w:bidi="ar-SA"/>
+              </w:rPr>
+              <w:t>’ or ‘</w:t>
+            </w:r>
+            <w:proofErr w:type="spellStart"/>
+            <w:r>
+              <w:rPr>
+                <w:rFonts w:asciiTheme="majorHAnsi" w:eastAsiaTheme="minorHAnsi" w:hAnsiTheme="majorHAnsi" w:cstheme="majorHAnsi"/>
+                <w:szCs w:val="20"/>
+                <w:lang w:val="en-US" w:eastAsia="en-US" w:bidi="ar-SA"/>
+              </w:rPr>
+              <w:t>wood_delta</w:t>
+            </w:r>
+            <w:proofErr w:type="spellEnd"/>
+            <w:r>
+              <w:rPr>
+                <w:rFonts w:asciiTheme="majorHAnsi" w:eastAsiaTheme="minorHAnsi" w:hAnsiTheme="majorHAnsi" w:cstheme="majorHAnsi"/>
+                <w:szCs w:val="20"/>
+                <w:lang w:val="en-US" w:eastAsia="en-US" w:bidi="ar-SA"/>
+              </w:rPr>
+              <w:t xml:space="preserve">’ (if the values for each scenario are not available). </w:t>
+            </w:r>
+            <w:r>
+              <w:rPr>
+                <w:rFonts w:asciiTheme="majorHAnsi" w:eastAsiaTheme="minorHAnsi" w:hAnsiTheme="majorHAnsi" w:cstheme="majorHAnsi"/>
+                <w:szCs w:val="20"/>
+                <w:lang w:val="en-US" w:eastAsia="en-US" w:bidi="ar-SA"/>
+              </w:rPr>
+              <w:t xml:space="preserve">Wood mobilized may be whole harvest, HWP or recycled wood depending on the C balance calculated. </w:t>
+            </w:r>
+            <w:proofErr w:type="spellStart"/>
+            <w:r>
+              <w:rPr>
+                <w:rFonts w:asciiTheme="majorHAnsi" w:eastAsiaTheme="minorHAnsi" w:hAnsiTheme="majorHAnsi" w:cstheme="majorHAnsi"/>
+                <w:szCs w:val="20"/>
+                <w:lang w:val="en-US" w:eastAsia="en-US" w:bidi="ar-SA"/>
+              </w:rPr>
+              <w:t>Qwood</w:t>
+            </w:r>
+            <w:proofErr w:type="spellEnd"/>
+            <w:r>
+              <w:rPr>
+                <w:rFonts w:asciiTheme="majorHAnsi" w:eastAsiaTheme="minorHAnsi" w:hAnsiTheme="majorHAnsi" w:cstheme="majorHAnsi"/>
+                <w:szCs w:val="20"/>
+                <w:lang w:val="en-US" w:eastAsia="en-US" w:bidi="ar-SA"/>
+              </w:rPr>
+              <w:t xml:space="preserve"> should refer to the same perimeter as the carbon estimates. For example, if the carbon balance is calculated for the whole harvested wood, then </w:t>
+            </w:r>
+            <w:proofErr w:type="spellStart"/>
+            <w:r>
+              <w:rPr>
+                <w:rFonts w:asciiTheme="majorHAnsi" w:eastAsiaTheme="minorHAnsi" w:hAnsiTheme="majorHAnsi" w:cstheme="majorHAnsi"/>
+                <w:szCs w:val="20"/>
+                <w:lang w:val="en-US" w:eastAsia="en-US" w:bidi="ar-SA"/>
+              </w:rPr>
+              <w:t>Qwood</w:t>
+            </w:r>
+            <w:proofErr w:type="spellEnd"/>
+            <w:r>
+              <w:rPr>
+                <w:rFonts w:asciiTheme="majorHAnsi" w:eastAsiaTheme="minorHAnsi" w:hAnsiTheme="majorHAnsi" w:cstheme="majorHAnsi"/>
+                <w:szCs w:val="20"/>
+                <w:lang w:val="en-US" w:eastAsia="en-US" w:bidi="ar-SA"/>
+              </w:rPr>
+              <w:t xml:space="preserve"> should include both energy and materials wood products. If the driver is recycling the </w:t>
+            </w:r>
+            <w:proofErr w:type="spellStart"/>
+            <w:r>
+              <w:rPr>
+                <w:rFonts w:asciiTheme="majorHAnsi" w:eastAsiaTheme="minorHAnsi" w:hAnsiTheme="majorHAnsi" w:cstheme="majorHAnsi"/>
+                <w:szCs w:val="20"/>
+                <w:lang w:val="en-US" w:eastAsia="en-US" w:bidi="ar-SA"/>
+              </w:rPr>
+              <w:t>Qwood</w:t>
+            </w:r>
+            <w:proofErr w:type="spellEnd"/>
+            <w:r>
+              <w:rPr>
+                <w:rFonts w:asciiTheme="majorHAnsi" w:eastAsiaTheme="minorHAnsi" w:hAnsiTheme="majorHAnsi" w:cstheme="majorHAnsi"/>
+                <w:szCs w:val="20"/>
+                <w:lang w:val="en-US" w:eastAsia="en-US" w:bidi="ar-SA"/>
+              </w:rPr>
+              <w:t xml:space="preserve"> </w:t>
             </w:r>
           </w:p>
           <w:p>
@@ -6873,7 +7756,43 @@
                 <w:szCs w:val="20"/>
                 <w:lang w:val="en-US" w:eastAsia="en-US" w:bidi="ar-SA"/>
               </w:rPr>
-              <w:t>Following the guidelines to select the reference, Qwood_alt&gt;Qwood_ref.</w:t>
+              <w:t xml:space="preserve">Following the guidelines to select the reference, </w:t>
+            </w:r>
+            <w:proofErr w:type="spellStart"/>
+            <w:r>
+              <w:rPr>
+                <w:rFonts w:asciiTheme="majorHAnsi" w:eastAsiaTheme="minorHAnsi" w:hAnsiTheme="majorHAnsi" w:cstheme="majorHAnsi"/>
+                <w:szCs w:val="20"/>
+                <w:lang w:val="en-US" w:eastAsia="en-US" w:bidi="ar-SA"/>
+              </w:rPr>
+              <w:t>Qwood_alt</w:t>
+            </w:r>
+            <w:proofErr w:type="spellEnd"/>
+            <w:r>
+              <w:rPr>
+                <w:rFonts w:asciiTheme="majorHAnsi" w:eastAsiaTheme="minorHAnsi" w:hAnsiTheme="majorHAnsi" w:cstheme="majorHAnsi"/>
+                <w:szCs w:val="20"/>
+                <w:lang w:val="en-US" w:eastAsia="en-US" w:bidi="ar-SA"/>
+              </w:rPr>
+              <w:t>&gt;</w:t>
+            </w:r>
+            <w:proofErr w:type="spellStart"/>
+            <w:r>
+              <w:rPr>
+                <w:rFonts w:asciiTheme="majorHAnsi" w:eastAsiaTheme="minorHAnsi" w:hAnsiTheme="majorHAnsi" w:cstheme="majorHAnsi"/>
+                <w:szCs w:val="20"/>
+                <w:lang w:val="en-US" w:eastAsia="en-US" w:bidi="ar-SA"/>
+              </w:rPr>
+              <w:t>Qwood_ref</w:t>
+            </w:r>
+            <w:proofErr w:type="spellEnd"/>
+            <w:r>
+              <w:rPr>
+                <w:rFonts w:asciiTheme="majorHAnsi" w:eastAsiaTheme="minorHAnsi" w:hAnsiTheme="majorHAnsi" w:cstheme="majorHAnsi"/>
+                <w:szCs w:val="20"/>
+                <w:lang w:val="en-US" w:eastAsia="en-US" w:bidi="ar-SA"/>
+              </w:rPr>
+              <w:t>.</w:t>
             </w:r>
           </w:p>
           <w:p>
@@ -6895,13 +7814,23 @@
                 <w:lang w:val="en-US" w:eastAsia="en-US" w:bidi="ar-SA"/>
               </w:rPr>
             </w:pPr>
+            <w:proofErr w:type="spellStart"/>
             <w:r>
               <w:rPr>
                 <w:rFonts w:asciiTheme="majorHAnsi" w:eastAsiaTheme="minorHAnsi" w:hAnsiTheme="majorHAnsi" w:cstheme="majorHAnsi"/>
                 <w:szCs w:val="20"/>
                 <w:lang w:val="en-US" w:eastAsia="en-US" w:bidi="ar-SA"/>
               </w:rPr>
-              <w:t xml:space="preserve">Qwood_delta is first calculated in the same unit as given in the paper but is then </w:t>
+              <w:t>Qwood_delta</w:t>
+            </w:r>
+            <w:proofErr w:type="spellEnd"/>
+            <w:r>
+              <w:rPr>
+                <w:rFonts w:asciiTheme="majorHAnsi" w:eastAsiaTheme="minorHAnsi" w:hAnsiTheme="majorHAnsi" w:cstheme="majorHAnsi"/>
+                <w:szCs w:val="20"/>
+                <w:lang w:val="en-US" w:eastAsia="en-US" w:bidi="ar-SA"/>
+              </w:rPr>
+              <w:t xml:space="preserve"> is first calculated in the same unit as given in the paper but is then </w:t>
             </w:r>
             <w:r>
               <w:rPr>
@@ -6933,13 +7862,41 @@
                 <w:lang w:val="en-US"/>
               </w:rPr>
             </w:pPr>
+            <w:proofErr w:type="spellStart"/>
             <w:r>
               <w:rPr>
                 <w:rFonts w:asciiTheme="majorHAnsi" w:eastAsiaTheme="minorHAnsi" w:hAnsiTheme="majorHAnsi" w:cstheme="majorHAnsi"/>
                 <w:szCs w:val="20"/>
                 <w:lang w:val="en-US" w:eastAsia="en-US" w:bidi="ar-SA"/>
               </w:rPr>
-              <w:t>QwoodInPublication records the paper’s display item from which the wood data have been extracted (for ex. Fig 2, Table 3..)</w:t>
+              <w:t>QwoodInPublication</w:t>
+            </w:r>
+            <w:proofErr w:type="spellEnd"/>
+            <w:r>
+              <w:rPr>
+                <w:rFonts w:asciiTheme="majorHAnsi" w:eastAsiaTheme="minorHAnsi" w:hAnsiTheme="majorHAnsi" w:cstheme="majorHAnsi"/>
+                <w:szCs w:val="20"/>
+                <w:lang w:val="en-US" w:eastAsia="en-US" w:bidi="ar-SA"/>
+              </w:rPr>
+              <w:t xml:space="preserve"> records the paper’s display item from which the wood data have been extracted (for ex. Fig 2, Table </w:t>
+            </w:r>
+            <w:proofErr w:type="gramStart"/>
+            <w:r>
+              <w:rPr>
+                <w:rFonts w:asciiTheme="majorHAnsi" w:eastAsiaTheme="minorHAnsi" w:hAnsiTheme="majorHAnsi" w:cstheme="majorHAnsi"/>
+                <w:szCs w:val="20"/>
+                <w:lang w:val="en-US" w:eastAsia="en-US" w:bidi="ar-SA"/>
+              </w:rPr>
+              <w:t>3..</w:t>
+            </w:r>
+            <w:proofErr w:type="gramEnd"/>
+            <w:r>
+              <w:rPr>
+                <w:rFonts w:asciiTheme="majorHAnsi" w:eastAsiaTheme="minorHAnsi" w:hAnsiTheme="majorHAnsi" w:cstheme="majorHAnsi"/>
+                <w:szCs w:val="20"/>
+                <w:lang w:val="en-US" w:eastAsia="en-US" w:bidi="ar-SA"/>
+              </w:rPr>
+              <w:t>)</w:t>
             </w:r>
           </w:p>
         </w:tc>
@@ -6955,6 +7912,7 @@
                 <w:lang w:val="en-US"/>
               </w:rPr>
             </w:pPr>
+            <w:proofErr w:type="spellStart"/>
             <w:r>
               <w:rPr>
                 <w:rFonts w:asciiTheme="majorHAnsi" w:hAnsiTheme="majorHAnsi" w:cstheme="majorHAnsi"/>
@@ -6965,14 +7923,43 @@
               </w:rPr>
               <w:t>Qwood_delta</w:t>
             </w:r>
-            <w:r>
-              <w:rPr>
-                <w:rFonts w:asciiTheme="majorHAnsi" w:hAnsiTheme="majorHAnsi" w:cstheme="majorHAnsi"/>
-                <w:szCs w:val="20"/>
-                <w:lang w:val="en-US"/>
-              </w:rPr>
-              <w:t xml:space="preserve"> = Qwood_alternative – Qwood_ref</w:t>
-            </w:r>
+            <w:proofErr w:type="spellEnd"/>
+            <w:r>
+              <w:rPr>
+                <w:rFonts w:asciiTheme="majorHAnsi" w:hAnsiTheme="majorHAnsi" w:cstheme="majorHAnsi"/>
+                <w:szCs w:val="20"/>
+                <w:lang w:val="en-US"/>
+              </w:rPr>
+              <w:t xml:space="preserve"> = </w:t>
+            </w:r>
+            <w:proofErr w:type="spellStart"/>
+            <w:r>
+              <w:rPr>
+                <w:rFonts w:asciiTheme="majorHAnsi" w:hAnsiTheme="majorHAnsi" w:cstheme="majorHAnsi"/>
+                <w:szCs w:val="20"/>
+                <w:lang w:val="en-US"/>
+              </w:rPr>
+              <w:t>Qwood_alternative</w:t>
+            </w:r>
+            <w:proofErr w:type="spellEnd"/>
+            <w:r>
+              <w:rPr>
+                <w:rFonts w:asciiTheme="majorHAnsi" w:hAnsiTheme="majorHAnsi" w:cstheme="majorHAnsi"/>
+                <w:szCs w:val="20"/>
+                <w:lang w:val="en-US"/>
+              </w:rPr>
+              <w:t xml:space="preserve"> – </w:t>
+            </w:r>
+            <w:proofErr w:type="spellStart"/>
+            <w:r>
+              <w:rPr>
+                <w:rFonts w:asciiTheme="majorHAnsi" w:hAnsiTheme="majorHAnsi" w:cstheme="majorHAnsi"/>
+                <w:szCs w:val="20"/>
+                <w:lang w:val="en-US"/>
+              </w:rPr>
+              <w:t>Qwood_ref</w:t>
+            </w:r>
+            <w:proofErr w:type="spellEnd"/>
           </w:p>
           <w:p>
             <w:pPr>
@@ -6991,6 +7978,7 @@
                 <w:lang w:val="en-US"/>
               </w:rPr>
             </w:pPr>
+            <w:proofErr w:type="gramStart"/>
             <w:r>
               <w:rPr>
                 <w:rFonts w:asciiTheme="majorHAnsi" w:hAnsiTheme="majorHAnsi" w:cstheme="majorHAnsi"/>
@@ -7009,6 +7997,7 @@
               </w:rPr>
               <w:t xml:space="preserve"> :</w:t>
             </w:r>
+            <w:proofErr w:type="gramEnd"/>
           </w:p>
           <w:p>
             <w:pPr>
@@ -7140,7 +8129,27 @@
                 <w:szCs w:val="20"/>
                 <w:lang w:val="en-US"/>
               </w:rPr>
-              <w:t xml:space="preserve"> For double-check, the sign of the C flux is recorded in the C_sign column. </w:t>
+              <w:t xml:space="preserve"> For double-check, the sign of the C flux is recorded in the </w:t>
+            </w:r>
+            <w:proofErr w:type="spellStart"/>
+            <w:r>
+              <w:rPr>
+                <w:rFonts w:asciiTheme="majorHAnsi" w:hAnsiTheme="majorHAnsi" w:cstheme="majorHAnsi"/>
+                <w:b/>
+                <w:szCs w:val="20"/>
+                <w:lang w:val="en-US"/>
+              </w:rPr>
+              <w:t>C_sign</w:t>
+            </w:r>
+            <w:proofErr w:type="spellEnd"/>
+            <w:r>
+              <w:rPr>
+                <w:rFonts w:asciiTheme="majorHAnsi" w:hAnsiTheme="majorHAnsi" w:cstheme="majorHAnsi"/>
+                <w:b/>
+                <w:szCs w:val="20"/>
+                <w:lang w:val="en-US"/>
+              </w:rPr>
+              <w:t xml:space="preserve"> column. </w:t>
             </w:r>
           </w:p>
           <w:p>
@@ -7203,7 +8212,61 @@
                 <w:szCs w:val="20"/>
                 <w:lang w:val="en-US"/>
               </w:rPr>
-              <w:t xml:space="preserve">The change in carbon emission/sequestration between reference and scenario will be recorded in priority in the two columns ‘C_ref’ and ‘C_scenario’. When the values for both reference and alternative scenario are not displayed, the C balance might as well be recorded as ‘C_delta’ if available. </w:t>
+              <w:t>The change in carbon emission/sequestration between reference and scenario will be recorded in priority in the two columns ‘</w:t>
+            </w:r>
+            <w:proofErr w:type="spellStart"/>
+            <w:r>
+              <w:rPr>
+                <w:rFonts w:asciiTheme="majorHAnsi" w:hAnsiTheme="majorHAnsi" w:cstheme="majorHAnsi"/>
+                <w:szCs w:val="20"/>
+                <w:lang w:val="en-US"/>
+              </w:rPr>
+              <w:t>C_ref</w:t>
+            </w:r>
+            <w:proofErr w:type="spellEnd"/>
+            <w:r>
+              <w:rPr>
+                <w:rFonts w:asciiTheme="majorHAnsi" w:hAnsiTheme="majorHAnsi" w:cstheme="majorHAnsi"/>
+                <w:szCs w:val="20"/>
+                <w:lang w:val="en-US"/>
+              </w:rPr>
+              <w:t>’ and ‘</w:t>
+            </w:r>
+            <w:proofErr w:type="spellStart"/>
+            <w:r>
+              <w:rPr>
+                <w:rFonts w:asciiTheme="majorHAnsi" w:hAnsiTheme="majorHAnsi" w:cstheme="majorHAnsi"/>
+                <w:szCs w:val="20"/>
+                <w:lang w:val="en-US"/>
+              </w:rPr>
+              <w:t>C_scenario</w:t>
+            </w:r>
+            <w:proofErr w:type="spellEnd"/>
+            <w:r>
+              <w:rPr>
+                <w:rFonts w:asciiTheme="majorHAnsi" w:hAnsiTheme="majorHAnsi" w:cstheme="majorHAnsi"/>
+                <w:szCs w:val="20"/>
+                <w:lang w:val="en-US"/>
+              </w:rPr>
+              <w:t>’. When the values for both reference and alternative scenario are not displayed, the C balance might as well be recorded as ‘</w:t>
+            </w:r>
+            <w:proofErr w:type="spellStart"/>
+            <w:r>
+              <w:rPr>
+                <w:rFonts w:asciiTheme="majorHAnsi" w:hAnsiTheme="majorHAnsi" w:cstheme="majorHAnsi"/>
+                <w:szCs w:val="20"/>
+                <w:lang w:val="en-US"/>
+              </w:rPr>
+              <w:t>C_delta</w:t>
+            </w:r>
+            <w:proofErr w:type="spellEnd"/>
+            <w:r>
+              <w:rPr>
+                <w:rFonts w:asciiTheme="majorHAnsi" w:hAnsiTheme="majorHAnsi" w:cstheme="majorHAnsi"/>
+                <w:szCs w:val="20"/>
+                <w:lang w:val="en-US"/>
+              </w:rPr>
+              <w:t xml:space="preserve">’ if available. </w:t>
             </w:r>
           </w:p>
         </w:tc>
@@ -7219,6 +8282,7 @@
                 <w:lang w:val="en-US"/>
               </w:rPr>
             </w:pPr>
+            <w:proofErr w:type="spellStart"/>
             <w:r>
               <w:rPr>
                 <w:rFonts w:asciiTheme="majorHAnsi" w:hAnsiTheme="majorHAnsi" w:cstheme="majorHAnsi"/>
@@ -7229,13 +8293,78 @@
               </w:rPr>
               <w:t>Cratio</w:t>
             </w:r>
-            <w:r>
-              <w:rPr>
-                <w:rFonts w:asciiTheme="majorHAnsi" w:hAnsiTheme="majorHAnsi" w:cstheme="majorHAnsi"/>
-                <w:szCs w:val="20"/>
-                <w:lang w:val="en-US"/>
-              </w:rPr>
-              <w:t>= (Calternative – Cref) / abs(Cref)</w:t>
+            <w:proofErr w:type="spellEnd"/>
+            <w:r>
+              <w:rPr>
+                <w:rFonts w:asciiTheme="majorHAnsi" w:hAnsiTheme="majorHAnsi" w:cstheme="majorHAnsi"/>
+                <w:szCs w:val="20"/>
+                <w:lang w:val="en-US"/>
+              </w:rPr>
+              <w:t>= (</w:t>
+            </w:r>
+            <w:proofErr w:type="spellStart"/>
+            <w:r>
+              <w:rPr>
+                <w:rFonts w:asciiTheme="majorHAnsi" w:hAnsiTheme="majorHAnsi" w:cstheme="majorHAnsi"/>
+                <w:szCs w:val="20"/>
+                <w:lang w:val="en-US"/>
+              </w:rPr>
+              <w:t>Calternative</w:t>
+            </w:r>
+            <w:proofErr w:type="spellEnd"/>
+            <w:r>
+              <w:rPr>
+                <w:rFonts w:asciiTheme="majorHAnsi" w:hAnsiTheme="majorHAnsi" w:cstheme="majorHAnsi"/>
+                <w:szCs w:val="20"/>
+                <w:lang w:val="en-US"/>
+              </w:rPr>
+              <w:t xml:space="preserve"> – </w:t>
+            </w:r>
+            <w:proofErr w:type="spellStart"/>
+            <w:r>
+              <w:rPr>
+                <w:rFonts w:asciiTheme="majorHAnsi" w:hAnsiTheme="majorHAnsi" w:cstheme="majorHAnsi"/>
+                <w:szCs w:val="20"/>
+                <w:lang w:val="en-US"/>
+              </w:rPr>
+              <w:t>Cref</w:t>
+            </w:r>
+            <w:proofErr w:type="spellEnd"/>
+            <w:r>
+              <w:rPr>
+                <w:rFonts w:asciiTheme="majorHAnsi" w:hAnsiTheme="majorHAnsi" w:cstheme="majorHAnsi"/>
+                <w:szCs w:val="20"/>
+                <w:lang w:val="en-US"/>
+              </w:rPr>
+              <w:t xml:space="preserve">) / </w:t>
+            </w:r>
+            <w:proofErr w:type="gramStart"/>
+            <w:r>
+              <w:rPr>
+                <w:rFonts w:asciiTheme="majorHAnsi" w:hAnsiTheme="majorHAnsi" w:cstheme="majorHAnsi"/>
+                <w:szCs w:val="20"/>
+                <w:lang w:val="en-US"/>
+              </w:rPr>
+              <w:t>abs(</w:t>
+            </w:r>
+            <w:proofErr w:type="spellStart"/>
+            <w:proofErr w:type="gramEnd"/>
+            <w:r>
+              <w:rPr>
+                <w:rFonts w:asciiTheme="majorHAnsi" w:hAnsiTheme="majorHAnsi" w:cstheme="majorHAnsi"/>
+                <w:szCs w:val="20"/>
+                <w:lang w:val="en-US"/>
+              </w:rPr>
+              <w:t>Cref</w:t>
+            </w:r>
+            <w:proofErr w:type="spellEnd"/>
+            <w:r>
+              <w:rPr>
+                <w:rFonts w:asciiTheme="majorHAnsi" w:hAnsiTheme="majorHAnsi" w:cstheme="majorHAnsi"/>
+                <w:szCs w:val="20"/>
+                <w:lang w:val="en-US"/>
+              </w:rPr>
+              <w:t>)</w:t>
             </w:r>
           </w:p>
           <w:p>
@@ -7255,6 +8384,7 @@
                 <w:lang w:val="en-US"/>
               </w:rPr>
             </w:pPr>
+            <w:proofErr w:type="spellStart"/>
             <w:r>
               <w:rPr>
                 <w:rFonts w:asciiTheme="majorHAnsi" w:hAnsiTheme="majorHAnsi" w:cstheme="majorHAnsi"/>
@@ -7265,14 +8395,43 @@
               </w:rPr>
               <w:t>Cdelta</w:t>
             </w:r>
-            <w:r>
-              <w:rPr>
-                <w:rFonts w:asciiTheme="majorHAnsi" w:hAnsiTheme="majorHAnsi" w:cstheme="majorHAnsi"/>
-                <w:szCs w:val="20"/>
-                <w:lang w:val="en-US"/>
-              </w:rPr>
-              <w:t>= Calternative -Cref</w:t>
-            </w:r>
+            <w:proofErr w:type="spellEnd"/>
+            <w:r>
+              <w:rPr>
+                <w:rFonts w:asciiTheme="majorHAnsi" w:hAnsiTheme="majorHAnsi" w:cstheme="majorHAnsi"/>
+                <w:szCs w:val="20"/>
+                <w:lang w:val="en-US"/>
+              </w:rPr>
+              <w:t xml:space="preserve">= </w:t>
+            </w:r>
+            <w:proofErr w:type="spellStart"/>
+            <w:r>
+              <w:rPr>
+                <w:rFonts w:asciiTheme="majorHAnsi" w:hAnsiTheme="majorHAnsi" w:cstheme="majorHAnsi"/>
+                <w:szCs w:val="20"/>
+                <w:lang w:val="en-US"/>
+              </w:rPr>
+              <w:t>Calternative</w:t>
+            </w:r>
+            <w:proofErr w:type="spellEnd"/>
+            <w:r>
+              <w:rPr>
+                <w:rFonts w:asciiTheme="majorHAnsi" w:hAnsiTheme="majorHAnsi" w:cstheme="majorHAnsi"/>
+                <w:szCs w:val="20"/>
+                <w:lang w:val="en-US"/>
+              </w:rPr>
+              <w:t xml:space="preserve"> -</w:t>
+            </w:r>
+            <w:proofErr w:type="spellStart"/>
+            <w:r>
+              <w:rPr>
+                <w:rFonts w:asciiTheme="majorHAnsi" w:hAnsiTheme="majorHAnsi" w:cstheme="majorHAnsi"/>
+                <w:szCs w:val="20"/>
+                <w:lang w:val="en-US"/>
+              </w:rPr>
+              <w:t>Cref</w:t>
+            </w:r>
+            <w:proofErr w:type="spellEnd"/>
           </w:p>
           <w:p>
             <w:pPr>
@@ -7291,6 +8450,7 @@
                 <w:lang w:val="en-US"/>
               </w:rPr>
             </w:pPr>
+            <w:proofErr w:type="gramStart"/>
             <w:r>
               <w:rPr>
                 <w:rFonts w:asciiTheme="majorHAnsi" w:hAnsiTheme="majorHAnsi" w:cstheme="majorHAnsi"/>
@@ -7309,6 +8469,7 @@
               </w:rPr>
               <w:t xml:space="preserve"> :</w:t>
             </w:r>
+            <w:proofErr w:type="gramEnd"/>
           </w:p>
           <w:p>
             <w:pPr>
@@ -7488,7 +8649,25 @@
                 <w:szCs w:val="20"/>
                 <w:lang w:val="en-US"/>
               </w:rPr>
-              <w:t xml:space="preserve"> of Qwood_delta_m3wood and Cdelta_tCO2. Be specific on the unit (eg. m</w:t>
+              <w:t xml:space="preserve"> of Qwood_delta_m3wood and Cdelta_tCO2. Be specific on the unit (</w:t>
+            </w:r>
+            <w:proofErr w:type="spellStart"/>
+            <w:r>
+              <w:rPr>
+                <w:rFonts w:asciiTheme="majorHAnsi" w:hAnsiTheme="majorHAnsi" w:cstheme="majorHAnsi"/>
+                <w:szCs w:val="20"/>
+                <w:lang w:val="en-US"/>
+              </w:rPr>
+              <w:t>eg.</w:t>
+            </w:r>
+            <w:proofErr w:type="spellEnd"/>
+            <w:r>
+              <w:rPr>
+                <w:rFonts w:asciiTheme="majorHAnsi" w:hAnsiTheme="majorHAnsi" w:cstheme="majorHAnsi"/>
+                <w:szCs w:val="20"/>
+                <w:lang w:val="en-US"/>
+              </w:rPr>
+              <w:t xml:space="preserve"> m</w:t>
             </w:r>
             <w:r>
               <w:rPr>
@@ -7654,7 +8833,7 @@
         <w:rPr>
           <w:noProof/>
         </w:rPr>
-        <w:t>5</w:t>
+        <w:t>4</w:t>
       </w:r>
       <w:r>
         <w:fldChar w:fldCharType="end"/>
@@ -8142,7 +9321,27 @@
                 <w:szCs w:val="18"/>
                 <w:lang w:val="en-US"/>
               </w:rPr>
-              <w:t xml:space="preserve">Scenarios test the effect of : </w:t>
+              <w:t xml:space="preserve">Scenarios test the effect </w:t>
+            </w:r>
+            <w:proofErr w:type="gramStart"/>
+            <w:r>
+              <w:rPr>
+                <w:rFonts w:ascii="Calibri" w:hAnsi="Calibri" w:cs="Calibri"/>
+                <w:sz w:val="18"/>
+                <w:szCs w:val="18"/>
+                <w:lang w:val="en-US"/>
+              </w:rPr>
+              <w:t>of :</w:t>
+            </w:r>
+            <w:proofErr w:type="gramEnd"/>
+            <w:r>
+              <w:rPr>
+                <w:rFonts w:ascii="Calibri" w:hAnsi="Calibri" w:cs="Calibri"/>
+                <w:sz w:val="18"/>
+                <w:szCs w:val="18"/>
+                <w:lang w:val="en-US"/>
+              </w:rPr>
+              <w:t xml:space="preserve"> </w:t>
             </w:r>
             <w:r>
               <w:rPr>
@@ -8194,7 +9393,27 @@
                 <w:szCs w:val="18"/>
                 <w:lang w:val="en-US"/>
               </w:rPr>
-              <w:t>ost extensive scenario with lowest harvested volume per hectare (eg. no thinning, no WTH, …)</w:t>
+              <w:t>ost extensive scenario with lowest harvested volume per hectare (</w:t>
+            </w:r>
+            <w:proofErr w:type="spellStart"/>
+            <w:r>
+              <w:rPr>
+                <w:rFonts w:ascii="Calibri" w:hAnsi="Calibri" w:cs="Calibri"/>
+                <w:sz w:val="18"/>
+                <w:szCs w:val="18"/>
+                <w:lang w:val="en-US"/>
+              </w:rPr>
+              <w:t>eg.</w:t>
+            </w:r>
+            <w:proofErr w:type="spellEnd"/>
+            <w:r>
+              <w:rPr>
+                <w:rFonts w:ascii="Calibri" w:hAnsi="Calibri" w:cs="Calibri"/>
+                <w:sz w:val="18"/>
+                <w:szCs w:val="18"/>
+                <w:lang w:val="en-US"/>
+              </w:rPr>
+              <w:t xml:space="preserve"> no thinning, no WTH, …)</w:t>
             </w:r>
           </w:p>
         </w:tc>
@@ -8414,6 +9633,7 @@
                 <w:lang w:val="en-US"/>
               </w:rPr>
             </w:pPr>
+            <w:proofErr w:type="spellStart"/>
             <w:r>
               <w:rPr>
                 <w:rFonts w:ascii="Calibri" w:eastAsia="Times New Roman" w:hAnsi="Calibri" w:cs="Calibri"/>
@@ -8424,6 +9644,7 @@
               </w:rPr>
               <w:t>fertilisation</w:t>
             </w:r>
+            <w:proofErr w:type="spellEnd"/>
           </w:p>
         </w:tc>
         <w:tc>
@@ -9248,7 +10469,27 @@
                 <w:szCs w:val="18"/>
                 <w:lang w:val="en-US"/>
               </w:rPr>
-              <w:t>Scenario with lowest wood use or Least efficient scenario</w:t>
+              <w:t xml:space="preserve">Scenario with lowest wood use or </w:t>
+            </w:r>
+            <w:proofErr w:type="gramStart"/>
+            <w:r>
+              <w:rPr>
+                <w:rFonts w:ascii="Calibri" w:hAnsi="Calibri" w:cs="Calibri"/>
+                <w:sz w:val="18"/>
+                <w:szCs w:val="18"/>
+                <w:lang w:val="en-US"/>
+              </w:rPr>
+              <w:t>Least</w:t>
+            </w:r>
+            <w:proofErr w:type="gramEnd"/>
+            <w:r>
+              <w:rPr>
+                <w:rFonts w:ascii="Calibri" w:hAnsi="Calibri" w:cs="Calibri"/>
+                <w:sz w:val="18"/>
+                <w:szCs w:val="18"/>
+                <w:lang w:val="en-US"/>
+              </w:rPr>
+              <w:t xml:space="preserve"> efficient scenario</w:t>
             </w:r>
           </w:p>
         </w:tc>
@@ -9403,6 +10644,7 @@
                 <w:lang w:val="en-US"/>
               </w:rPr>
             </w:pPr>
+            <w:proofErr w:type="gramStart"/>
             <w:r>
               <w:rPr>
                 <w:rFonts w:ascii="Calibri" w:hAnsi="Calibri" w:cs="Calibri"/>
@@ -9410,7 +10652,17 @@
                 <w:szCs w:val="18"/>
                 <w:lang w:val="en-US"/>
               </w:rPr>
-              <w:t>Example : Conventional versus passive house</w:t>
+              <w:t>Example :</w:t>
+            </w:r>
+            <w:proofErr w:type="gramEnd"/>
+            <w:r>
+              <w:rPr>
+                <w:rFonts w:ascii="Calibri" w:hAnsi="Calibri" w:cs="Calibri"/>
+                <w:sz w:val="18"/>
+                <w:szCs w:val="18"/>
+                <w:lang w:val="en-US"/>
+              </w:rPr>
+              <w:t xml:space="preserve"> Conventional versus passive house</w:t>
             </w:r>
           </w:p>
         </w:tc>
@@ -9499,7 +10751,7 @@
           <w:noProof/>
           <w:lang w:val="en-US"/>
         </w:rPr>
-        <w:t>6</w:t>
+        <w:t>5</w:t>
       </w:r>
       <w:r>
         <w:fldChar w:fldCharType="end"/>
@@ -9941,13 +11193,23 @@
                 <w:lang w:val="en-US"/>
               </w:rPr>
             </w:pPr>
+            <w:proofErr w:type="gramStart"/>
             <w:r>
               <w:rPr>
                 <w:rFonts w:ascii="Calibri" w:hAnsi="Calibri" w:cs="Calibri"/>
                 <w:szCs w:val="20"/>
                 <w:lang w:val="en-US"/>
               </w:rPr>
-              <w:t>Ex : FACE experiment</w:t>
+              <w:t>Ex :</w:t>
+            </w:r>
+            <w:proofErr w:type="gramEnd"/>
+            <w:r>
+              <w:rPr>
+                <w:rFonts w:ascii="Calibri" w:hAnsi="Calibri" w:cs="Calibri"/>
+                <w:szCs w:val="20"/>
+                <w:lang w:val="en-US"/>
+              </w:rPr>
+              <w:t xml:space="preserve"> FACE experiment</w:t>
             </w:r>
           </w:p>
         </w:tc>
@@ -10181,7 +11443,43 @@
                 <w:szCs w:val="20"/>
                 <w:lang w:val="en-US"/>
               </w:rPr>
-              <w:t>When policy actions are not quantified as gdp, consumption or price Ex : Deforestation reduction scenario, bioenergy targets</w:t>
+              <w:t xml:space="preserve">When policy actions are not quantified as </w:t>
+            </w:r>
+            <w:proofErr w:type="spellStart"/>
+            <w:r>
+              <w:rPr>
+                <w:rFonts w:ascii="Calibri" w:hAnsi="Calibri" w:cs="Calibri"/>
+                <w:szCs w:val="20"/>
+                <w:lang w:val="en-US"/>
+              </w:rPr>
+              <w:t>gdp</w:t>
+            </w:r>
+            <w:proofErr w:type="spellEnd"/>
+            <w:r>
+              <w:rPr>
+                <w:rFonts w:ascii="Calibri" w:hAnsi="Calibri" w:cs="Calibri"/>
+                <w:szCs w:val="20"/>
+                <w:lang w:val="en-US"/>
+              </w:rPr>
+              <w:t xml:space="preserve">, consumption or price </w:t>
+            </w:r>
+            <w:proofErr w:type="gramStart"/>
+            <w:r>
+              <w:rPr>
+                <w:rFonts w:ascii="Calibri" w:hAnsi="Calibri" w:cs="Calibri"/>
+                <w:szCs w:val="20"/>
+                <w:lang w:val="en-US"/>
+              </w:rPr>
+              <w:t>Ex :</w:t>
+            </w:r>
+            <w:proofErr w:type="gramEnd"/>
+            <w:r>
+              <w:rPr>
+                <w:rFonts w:ascii="Calibri" w:hAnsi="Calibri" w:cs="Calibri"/>
+                <w:szCs w:val="20"/>
+                <w:lang w:val="en-US"/>
+              </w:rPr>
+              <w:t xml:space="preserve"> Deforestation reduction scenario, bioenergy targets</w:t>
             </w:r>
           </w:p>
         </w:tc>
@@ -10237,6 +11535,7 @@
                 <w:lang w:val="en-US"/>
               </w:rPr>
             </w:pPr>
+            <w:proofErr w:type="spellStart"/>
             <w:r>
               <w:rPr>
                 <w:rFonts w:ascii="Calibri" w:eastAsia="Times New Roman" w:hAnsi="Calibri" w:cs="Calibri"/>
@@ -10244,7 +11543,17 @@
                 <w:szCs w:val="20"/>
                 <w:lang w:val="en-US" w:eastAsia="fr-FR"/>
               </w:rPr>
-              <w:t>gdp, population, consumption</w:t>
+              <w:t>gdp</w:t>
+            </w:r>
+            <w:proofErr w:type="spellEnd"/>
+            <w:r>
+              <w:rPr>
+                <w:rFonts w:ascii="Calibri" w:eastAsia="Times New Roman" w:hAnsi="Calibri" w:cs="Calibri"/>
+                <w:color w:val="000000"/>
+                <w:szCs w:val="20"/>
+                <w:lang w:val="en-US" w:eastAsia="fr-FR"/>
+              </w:rPr>
+              <w:t>, population, consumption</w:t>
             </w:r>
           </w:p>
         </w:tc>
@@ -10544,7 +11853,25 @@
                 <w:szCs w:val="20"/>
                 <w:lang w:val="en-US"/>
               </w:rPr>
-              <w:t>Scenario with lowest wood use or Least intensive scenario</w:t>
+              <w:t xml:space="preserve">Scenario with lowest wood use or </w:t>
+            </w:r>
+            <w:proofErr w:type="gramStart"/>
+            <w:r>
+              <w:rPr>
+                <w:rFonts w:ascii="Calibri" w:hAnsi="Calibri" w:cs="Calibri"/>
+                <w:szCs w:val="20"/>
+                <w:lang w:val="en-US"/>
+              </w:rPr>
+              <w:t>Least</w:t>
+            </w:r>
+            <w:proofErr w:type="gramEnd"/>
+            <w:r>
+              <w:rPr>
+                <w:rFonts w:ascii="Calibri" w:hAnsi="Calibri" w:cs="Calibri"/>
+                <w:szCs w:val="20"/>
+                <w:lang w:val="en-US"/>
+              </w:rPr>
+              <w:t xml:space="preserve"> intensive scenario</w:t>
             </w:r>
           </w:p>
         </w:tc>
@@ -10567,7 +11894,7 @@
           <w:lang w:val="en-US"/>
         </w:rPr>
       </w:pPr>
-      <w:bookmarkStart w:id="41" w:name="_Toc193466883"/>
+      <w:bookmarkStart w:id="41" w:name="_Toc202434811"/>
       <w:r>
         <w:rPr>
           <w:lang w:val="en-US"/>
@@ -10760,7 +12087,7 @@
           <w:lang w:val="en-US"/>
         </w:rPr>
       </w:pPr>
-      <w:bookmarkStart w:id="42" w:name="_Toc193466884"/>
+      <w:bookmarkStart w:id="42" w:name="_Toc202434812"/>
       <w:r>
         <w:rPr>
           <w:lang w:val="en-US"/>
@@ -10841,7 +12168,7 @@
           <w:lang w:val="en-US"/>
         </w:rPr>
       </w:pPr>
-      <w:bookmarkStart w:id="43" w:name="_Toc193466885"/>
+      <w:bookmarkStart w:id="43" w:name="_Toc202434813"/>
       <w:r>
         <w:rPr>
           <w:lang w:val="en-US"/>
@@ -10916,7 +12243,7 @@
           <w:lang w:val="en-US"/>
         </w:rPr>
       </w:pPr>
-      <w:bookmarkStart w:id="44" w:name="_Toc193466886"/>
+      <w:bookmarkStart w:id="44" w:name="_Toc202434814"/>
       <w:r>
         <w:rPr>
           <w:lang w:val="en-US"/>
@@ -10942,7 +12269,47 @@
           <w:szCs w:val="22"/>
           <w:lang w:val="en-US"/>
         </w:rPr>
-        <w:t>The geographical situation of the study is recorded in two columns: ‘scale’ and ‘location’. The scale of the study is coded according to the list below. For scales Europe, country, region and city, in addition, record the country of the study (for Europe, repeat Europe). If two countries are involved in the study, record the upper administrative unit of both countries. For example if supply chains of Sweden and Finland are compared, ‘scale’ is Eur, ‘Location’ is Europe. For generic ecosystems the type of ecosystem is recorded as the scale of study (temperate, boreal, tropical forests)</w:t>
+        <w:t xml:space="preserve">The geographical situation of the study is recorded in two columns: ‘scale’ and ‘location’. The scale of the study is coded according to the list below. For scales Europe, country, region and city, in addition, record the country of the study (for Europe, repeat Europe). If two countries are involved in the study, record the upper administrative unit of both countries. For </w:t>
+      </w:r>
+      <w:proofErr w:type="gramStart"/>
+      <w:r>
+        <w:rPr>
+          <w:rFonts w:asciiTheme="majorHAnsi" w:eastAsiaTheme="minorEastAsia" w:hAnsiTheme="majorHAnsi" w:cstheme="majorHAnsi"/>
+          <w:sz w:val="22"/>
+          <w:szCs w:val="22"/>
+          <w:lang w:val="en-US"/>
+        </w:rPr>
+        <w:t>example</w:t>
+      </w:r>
+      <w:proofErr w:type="gramEnd"/>
+      <w:r>
+        <w:rPr>
+          <w:rFonts w:asciiTheme="majorHAnsi" w:eastAsiaTheme="minorEastAsia" w:hAnsiTheme="majorHAnsi" w:cstheme="majorHAnsi"/>
+          <w:sz w:val="22"/>
+          <w:szCs w:val="22"/>
+          <w:lang w:val="en-US"/>
+        </w:rPr>
+        <w:t xml:space="preserve"> if supply chains of Sweden and Finland are compared, ‘scale’ is </w:t>
+      </w:r>
+      <w:proofErr w:type="spellStart"/>
+      <w:r>
+        <w:rPr>
+          <w:rFonts w:asciiTheme="majorHAnsi" w:eastAsiaTheme="minorEastAsia" w:hAnsiTheme="majorHAnsi" w:cstheme="majorHAnsi"/>
+          <w:sz w:val="22"/>
+          <w:szCs w:val="22"/>
+          <w:lang w:val="en-US"/>
+        </w:rPr>
+        <w:t>Eur</w:t>
+      </w:r>
+      <w:proofErr w:type="spellEnd"/>
+      <w:r>
+        <w:rPr>
+          <w:rFonts w:asciiTheme="majorHAnsi" w:eastAsiaTheme="minorEastAsia" w:hAnsiTheme="majorHAnsi" w:cstheme="majorHAnsi"/>
+          <w:sz w:val="22"/>
+          <w:szCs w:val="22"/>
+          <w:lang w:val="en-US"/>
+        </w:rPr>
+        <w:t>, ‘Location’ is Europe. For generic ecosystems the type of ecosystem is recorded as the scale of study (temperate, boreal, tropical forests)</w:t>
       </w:r>
     </w:p>
     <w:p>
@@ -10993,7 +12360,7 @@
           <w:noProof/>
           <w:lang w:val="en-US"/>
         </w:rPr>
-        <w:t>7</w:t>
+        <w:t>6</w:t>
       </w:r>
       <w:r>
         <w:rPr>
@@ -11295,6 +12662,7 @@
                 <w:lang w:val="en-US"/>
               </w:rPr>
             </w:pPr>
+            <w:proofErr w:type="spellStart"/>
             <w:r>
               <w:rPr>
                 <w:rFonts w:asciiTheme="majorHAnsi" w:hAnsiTheme="majorHAnsi" w:cstheme="majorHAnsi"/>
@@ -11311,6 +12679,7 @@
               </w:rPr>
               <w:t>rf</w:t>
             </w:r>
+            <w:proofErr w:type="spellEnd"/>
           </w:p>
         </w:tc>
         <w:tc>
@@ -11371,6 +12740,7 @@
                 <w:lang w:val="en-US"/>
               </w:rPr>
             </w:pPr>
+            <w:proofErr w:type="spellStart"/>
             <w:r>
               <w:rPr>
                 <w:rFonts w:asciiTheme="majorHAnsi" w:hAnsiTheme="majorHAnsi" w:cstheme="majorHAnsi"/>
@@ -11387,6 +12757,7 @@
               </w:rPr>
               <w:t>of</w:t>
             </w:r>
+            <w:proofErr w:type="spellEnd"/>
           </w:p>
         </w:tc>
         <w:tc>
@@ -11447,6 +12818,7 @@
                 <w:lang w:val="en-US"/>
               </w:rPr>
             </w:pPr>
+            <w:proofErr w:type="spellStart"/>
             <w:r>
               <w:rPr>
                 <w:rFonts w:asciiTheme="majorHAnsi" w:hAnsiTheme="majorHAnsi" w:cstheme="majorHAnsi"/>
@@ -11463,6 +12835,7 @@
               </w:rPr>
               <w:t>ur</w:t>
             </w:r>
+            <w:proofErr w:type="spellEnd"/>
           </w:p>
         </w:tc>
         <w:tc>
@@ -11591,7 +12964,25 @@
                 <w:szCs w:val="20"/>
                 <w:lang w:val="en-US"/>
               </w:rPr>
-              <w:t>egion or other subnational administrative unit</w:t>
+              <w:t xml:space="preserve">egion or </w:t>
+            </w:r>
+            <w:proofErr w:type="gramStart"/>
+            <w:r>
+              <w:rPr>
+                <w:rFonts w:asciiTheme="majorHAnsi" w:hAnsiTheme="majorHAnsi" w:cstheme="majorHAnsi"/>
+                <w:szCs w:val="20"/>
+                <w:lang w:val="en-US"/>
+              </w:rPr>
+              <w:t>other</w:t>
+            </w:r>
+            <w:proofErr w:type="gramEnd"/>
+            <w:r>
+              <w:rPr>
+                <w:rFonts w:asciiTheme="majorHAnsi" w:hAnsiTheme="majorHAnsi" w:cstheme="majorHAnsi"/>
+                <w:szCs w:val="20"/>
+                <w:lang w:val="en-US"/>
+              </w:rPr>
+              <w:t xml:space="preserve"> subnational administrative unit</w:t>
             </w:r>
           </w:p>
         </w:tc>
@@ -11691,6 +13082,7 @@
                 <w:lang w:val="en-US"/>
               </w:rPr>
             </w:pPr>
+            <w:proofErr w:type="spellStart"/>
             <w:r>
               <w:rPr>
                 <w:rFonts w:asciiTheme="majorHAnsi" w:hAnsiTheme="majorHAnsi" w:cstheme="majorHAnsi"/>
@@ -11707,6 +13099,7 @@
               </w:rPr>
               <w:t>it</w:t>
             </w:r>
+            <w:proofErr w:type="spellEnd"/>
           </w:p>
         </w:tc>
         <w:tc>
@@ -11851,6 +13244,7 @@
                 <w:lang w:val="en-US"/>
               </w:rPr>
             </w:pPr>
+            <w:proofErr w:type="spellStart"/>
             <w:r>
               <w:rPr>
                 <w:rFonts w:asciiTheme="majorHAnsi" w:hAnsiTheme="majorHAnsi" w:cstheme="majorHAnsi"/>
@@ -11867,6 +13261,7 @@
               </w:rPr>
               <w:t>rd</w:t>
             </w:r>
+            <w:proofErr w:type="spellEnd"/>
           </w:p>
         </w:tc>
         <w:tc>
@@ -11910,7 +13305,7 @@
           <w:lang w:val="en-US"/>
         </w:rPr>
       </w:pPr>
-      <w:bookmarkStart w:id="46" w:name="_Toc193466887"/>
+      <w:bookmarkStart w:id="46" w:name="_Toc202434815"/>
       <w:r>
         <w:rPr>
           <w:lang w:val="en-US"/>
@@ -11935,7 +13330,167 @@
           <w:szCs w:val="22"/>
           <w:lang w:val="en-US"/>
         </w:rPr>
-        <w:t>The time frame of the study is recorded in columns ‘time_start’, ‘time_end’ and ‘time_length’ depending on the type of data available in the publication. If start time (or end time) is expressed as an interval (eg. 2014-2018), use the middle of the interval (here 2016). If there is no indication of time, set time_length to 0. If there is an indication of time length but not of the start and end times, set time_start and time_end to 0 and time_length to the reported value.</w:t>
+        <w:t>The time frame of the study is recorded in columns ‘</w:t>
+      </w:r>
+      <w:proofErr w:type="spellStart"/>
+      <w:r>
+        <w:rPr>
+          <w:rFonts w:asciiTheme="majorHAnsi" w:eastAsiaTheme="minorEastAsia" w:hAnsiTheme="majorHAnsi" w:cstheme="majorHAnsi"/>
+          <w:sz w:val="22"/>
+          <w:szCs w:val="22"/>
+          <w:lang w:val="en-US"/>
+        </w:rPr>
+        <w:t>time_start</w:t>
+      </w:r>
+      <w:proofErr w:type="spellEnd"/>
+      <w:r>
+        <w:rPr>
+          <w:rFonts w:asciiTheme="majorHAnsi" w:eastAsiaTheme="minorEastAsia" w:hAnsiTheme="majorHAnsi" w:cstheme="majorHAnsi"/>
+          <w:sz w:val="22"/>
+          <w:szCs w:val="22"/>
+          <w:lang w:val="en-US"/>
+        </w:rPr>
+        <w:t>’, ‘</w:t>
+      </w:r>
+      <w:proofErr w:type="spellStart"/>
+      <w:r>
+        <w:rPr>
+          <w:rFonts w:asciiTheme="majorHAnsi" w:eastAsiaTheme="minorEastAsia" w:hAnsiTheme="majorHAnsi" w:cstheme="majorHAnsi"/>
+          <w:sz w:val="22"/>
+          <w:szCs w:val="22"/>
+          <w:lang w:val="en-US"/>
+        </w:rPr>
+        <w:t>time_end</w:t>
+      </w:r>
+      <w:proofErr w:type="spellEnd"/>
+      <w:r>
+        <w:rPr>
+          <w:rFonts w:asciiTheme="majorHAnsi" w:eastAsiaTheme="minorEastAsia" w:hAnsiTheme="majorHAnsi" w:cstheme="majorHAnsi"/>
+          <w:sz w:val="22"/>
+          <w:szCs w:val="22"/>
+          <w:lang w:val="en-US"/>
+        </w:rPr>
+        <w:t>’ and ‘</w:t>
+      </w:r>
+      <w:proofErr w:type="spellStart"/>
+      <w:r>
+        <w:rPr>
+          <w:rFonts w:asciiTheme="majorHAnsi" w:eastAsiaTheme="minorEastAsia" w:hAnsiTheme="majorHAnsi" w:cstheme="majorHAnsi"/>
+          <w:sz w:val="22"/>
+          <w:szCs w:val="22"/>
+          <w:lang w:val="en-US"/>
+        </w:rPr>
+        <w:t>time_length</w:t>
+      </w:r>
+      <w:proofErr w:type="spellEnd"/>
+      <w:r>
+        <w:rPr>
+          <w:rFonts w:asciiTheme="majorHAnsi" w:eastAsiaTheme="minorEastAsia" w:hAnsiTheme="majorHAnsi" w:cstheme="majorHAnsi"/>
+          <w:sz w:val="22"/>
+          <w:szCs w:val="22"/>
+          <w:lang w:val="en-US"/>
+        </w:rPr>
+        <w:t>’ depending on the type of data available in the publication. If start time (or end time) is expressed as an interval (</w:t>
+      </w:r>
+      <w:proofErr w:type="spellStart"/>
+      <w:r>
+        <w:rPr>
+          <w:rFonts w:asciiTheme="majorHAnsi" w:eastAsiaTheme="minorEastAsia" w:hAnsiTheme="majorHAnsi" w:cstheme="majorHAnsi"/>
+          <w:sz w:val="22"/>
+          <w:szCs w:val="22"/>
+          <w:lang w:val="en-US"/>
+        </w:rPr>
+        <w:t>eg.</w:t>
+      </w:r>
+      <w:proofErr w:type="spellEnd"/>
+      <w:r>
+        <w:rPr>
+          <w:rFonts w:asciiTheme="majorHAnsi" w:eastAsiaTheme="minorEastAsia" w:hAnsiTheme="majorHAnsi" w:cstheme="majorHAnsi"/>
+          <w:sz w:val="22"/>
+          <w:szCs w:val="22"/>
+          <w:lang w:val="en-US"/>
+        </w:rPr>
+        <w:t xml:space="preserve"> 2014-2018), use the middle of the interval (here 2016). If there is no indication of time, set </w:t>
+      </w:r>
+      <w:proofErr w:type="spellStart"/>
+      <w:r>
+        <w:rPr>
+          <w:rFonts w:asciiTheme="majorHAnsi" w:eastAsiaTheme="minorEastAsia" w:hAnsiTheme="majorHAnsi" w:cstheme="majorHAnsi"/>
+          <w:sz w:val="22"/>
+          <w:szCs w:val="22"/>
+          <w:lang w:val="en-US"/>
+        </w:rPr>
+        <w:t>time_length</w:t>
+      </w:r>
+      <w:proofErr w:type="spellEnd"/>
+      <w:r>
+        <w:rPr>
+          <w:rFonts w:asciiTheme="majorHAnsi" w:eastAsiaTheme="minorEastAsia" w:hAnsiTheme="majorHAnsi" w:cstheme="majorHAnsi"/>
+          <w:sz w:val="22"/>
+          <w:szCs w:val="22"/>
+          <w:lang w:val="en-US"/>
+        </w:rPr>
+        <w:t xml:space="preserve"> to 0. If there is an indication of time length but not of the start and end times, set </w:t>
+      </w:r>
+      <w:proofErr w:type="spellStart"/>
+      <w:r>
+        <w:rPr>
+          <w:rFonts w:asciiTheme="majorHAnsi" w:eastAsiaTheme="minorEastAsia" w:hAnsiTheme="majorHAnsi" w:cstheme="majorHAnsi"/>
+          <w:sz w:val="22"/>
+          <w:szCs w:val="22"/>
+          <w:lang w:val="en-US"/>
+        </w:rPr>
+        <w:t>time_start</w:t>
+      </w:r>
+      <w:proofErr w:type="spellEnd"/>
+      <w:r>
+        <w:rPr>
+          <w:rFonts w:asciiTheme="majorHAnsi" w:eastAsiaTheme="minorEastAsia" w:hAnsiTheme="majorHAnsi" w:cstheme="majorHAnsi"/>
+          <w:sz w:val="22"/>
+          <w:szCs w:val="22"/>
+          <w:lang w:val="en-US"/>
+        </w:rPr>
+        <w:t xml:space="preserve"> and </w:t>
+      </w:r>
+      <w:proofErr w:type="spellStart"/>
+      <w:r>
+        <w:rPr>
+          <w:rFonts w:asciiTheme="majorHAnsi" w:eastAsiaTheme="minorEastAsia" w:hAnsiTheme="majorHAnsi" w:cstheme="majorHAnsi"/>
+          <w:sz w:val="22"/>
+          <w:szCs w:val="22"/>
+          <w:lang w:val="en-US"/>
+        </w:rPr>
+        <w:t>time_end</w:t>
+      </w:r>
+      <w:proofErr w:type="spellEnd"/>
+      <w:r>
+        <w:rPr>
+          <w:rFonts w:asciiTheme="majorHAnsi" w:eastAsiaTheme="minorEastAsia" w:hAnsiTheme="majorHAnsi" w:cstheme="majorHAnsi"/>
+          <w:sz w:val="22"/>
+          <w:szCs w:val="22"/>
+          <w:lang w:val="en-US"/>
+        </w:rPr>
+        <w:t xml:space="preserve"> to 0 and </w:t>
+      </w:r>
+      <w:proofErr w:type="spellStart"/>
+      <w:r>
+        <w:rPr>
+          <w:rFonts w:asciiTheme="majorHAnsi" w:eastAsiaTheme="minorEastAsia" w:hAnsiTheme="majorHAnsi" w:cstheme="majorHAnsi"/>
+          <w:sz w:val="22"/>
+          <w:szCs w:val="22"/>
+          <w:lang w:val="en-US"/>
+        </w:rPr>
+        <w:t>time_length</w:t>
+      </w:r>
+      <w:proofErr w:type="spellEnd"/>
+      <w:r>
+        <w:rPr>
+          <w:rFonts w:asciiTheme="majorHAnsi" w:eastAsiaTheme="minorEastAsia" w:hAnsiTheme="majorHAnsi" w:cstheme="majorHAnsi"/>
+          <w:sz w:val="22"/>
+          <w:szCs w:val="22"/>
+          <w:lang w:val="en-US"/>
+        </w:rPr>
+        <w:t xml:space="preserve"> to the reported value.</w:t>
       </w:r>
     </w:p>
     <w:p>
@@ -11955,7 +13510,7 @@
           <w:lang w:val="en-US"/>
         </w:rPr>
       </w:pPr>
-      <w:bookmarkStart w:id="47" w:name="_Toc193466888"/>
+      <w:bookmarkStart w:id="47" w:name="_Toc202434816"/>
       <w:r>
         <w:rPr>
           <w:lang w:val="en-US"/>
@@ -11980,7 +13535,27 @@
           <w:szCs w:val="22"/>
           <w:lang w:val="en-US"/>
         </w:rPr>
-        <w:t xml:space="preserve">The fraction of the wood sector addressed in the recorded comparison is recorded in the section ‘Wood sector boundaries’. This section refers to the type of product considered, that is the category of wood product involved in the change in practices or surrounding conditions. Types of products </w:t>
+        <w:t xml:space="preserve">The fraction of the wood sector addressed in the recorded comparison is recorded in the section ‘Wood sector </w:t>
+      </w:r>
+      <w:proofErr w:type="gramStart"/>
+      <w:r>
+        <w:rPr>
+          <w:rFonts w:asciiTheme="majorHAnsi" w:eastAsiaTheme="minorEastAsia" w:hAnsiTheme="majorHAnsi" w:cstheme="majorHAnsi"/>
+          <w:sz w:val="22"/>
+          <w:szCs w:val="22"/>
+          <w:lang w:val="en-US"/>
+        </w:rPr>
+        <w:t>boundaries’</w:t>
+      </w:r>
+      <w:proofErr w:type="gramEnd"/>
+      <w:r>
+        <w:rPr>
+          <w:rFonts w:asciiTheme="majorHAnsi" w:eastAsiaTheme="minorEastAsia" w:hAnsiTheme="majorHAnsi" w:cstheme="majorHAnsi"/>
+          <w:sz w:val="22"/>
+          <w:szCs w:val="22"/>
+          <w:lang w:val="en-US"/>
+        </w:rPr>
+        <w:t xml:space="preserve">. This section refers to the type of product considered, that is the category of wood product involved in the change in practices or surrounding conditions. Types of products </w:t>
       </w:r>
       <w:r>
         <w:rPr>
@@ -12009,7 +13584,47 @@
           <w:sz w:val="22"/>
           <w:lang w:val="en-GB"/>
         </w:rPr>
-        <w:t>“Economy_sector” means that the study computes a carbon budget that goes beyond the wood sector (eg. energy production including a mix of feedstocks, wood being one of them but never the only one).</w:t>
+        <w:t>“</w:t>
+      </w:r>
+      <w:proofErr w:type="spellStart"/>
+      <w:r>
+        <w:rPr>
+          <w:rFonts w:ascii="Calibri Light" w:eastAsia="Calibri Light" w:hAnsi="Calibri Light" w:cs="Calibri Light"/>
+          <w:color w:val="000000"/>
+          <w:sz w:val="22"/>
+          <w:lang w:val="en-GB"/>
+        </w:rPr>
+        <w:t>Economy_sector</w:t>
+      </w:r>
+      <w:proofErr w:type="spellEnd"/>
+      <w:r>
+        <w:rPr>
+          <w:rFonts w:ascii="Calibri Light" w:eastAsia="Calibri Light" w:hAnsi="Calibri Light" w:cs="Calibri Light"/>
+          <w:color w:val="000000"/>
+          <w:sz w:val="22"/>
+          <w:lang w:val="en-GB"/>
+        </w:rPr>
+        <w:t>” means that the study computes a carbon budget that goes beyond the wood sector (</w:t>
+      </w:r>
+      <w:proofErr w:type="spellStart"/>
+      <w:r>
+        <w:rPr>
+          <w:rFonts w:ascii="Calibri Light" w:eastAsia="Calibri Light" w:hAnsi="Calibri Light" w:cs="Calibri Light"/>
+          <w:color w:val="000000"/>
+          <w:sz w:val="22"/>
+          <w:lang w:val="en-GB"/>
+        </w:rPr>
+        <w:t>eg.</w:t>
+      </w:r>
+      <w:proofErr w:type="spellEnd"/>
+      <w:r>
+        <w:rPr>
+          <w:rFonts w:ascii="Calibri Light" w:eastAsia="Calibri Light" w:hAnsi="Calibri Light" w:cs="Calibri Light"/>
+          <w:color w:val="000000"/>
+          <w:sz w:val="22"/>
+          <w:lang w:val="en-GB"/>
+        </w:rPr>
+        <w:t xml:space="preserve"> energy production including a mix of feedstocks, wood being one of them but never the only one).</w:t>
       </w:r>
     </w:p>
     <w:p>
@@ -12026,7 +13641,7 @@
           <w:lang w:val="en-US"/>
         </w:rPr>
       </w:pPr>
-      <w:bookmarkStart w:id="48" w:name="_Toc193466889"/>
+      <w:bookmarkStart w:id="48" w:name="_Toc202434817"/>
       <w:r>
         <w:rPr>
           <w:lang w:val="en-US"/>
@@ -12124,7 +13739,7 @@
           <w:noProof/>
           <w:lang w:val="en-US"/>
         </w:rPr>
-        <w:t>8</w:t>
+        <w:t>7</w:t>
       </w:r>
       <w:r>
         <w:rPr>
@@ -12278,6 +13893,7 @@
                 <w:lang w:val="en-US"/>
               </w:rPr>
             </w:pPr>
+            <w:proofErr w:type="spellStart"/>
             <w:r>
               <w:rPr>
                 <w:rFonts w:asciiTheme="majorHAnsi" w:hAnsiTheme="majorHAnsi" w:cstheme="majorHAnsi"/>
@@ -12286,6 +13902,7 @@
               </w:rPr>
               <w:t>soilC</w:t>
             </w:r>
+            <w:proofErr w:type="spellEnd"/>
           </w:p>
         </w:tc>
         <w:tc>
@@ -12300,13 +13917,23 @@
                 <w:lang w:val="en-US"/>
               </w:rPr>
             </w:pPr>
-            <w:r>
-              <w:rPr>
-                <w:rFonts w:asciiTheme="majorHAnsi" w:hAnsiTheme="majorHAnsi" w:cstheme="majorHAnsi"/>
-                <w:szCs w:val="20"/>
-                <w:lang w:val="en-US"/>
-              </w:rPr>
-              <w:t>Soil+litter+deadwood sequestration</w:t>
+            <w:proofErr w:type="spellStart"/>
+            <w:r>
+              <w:rPr>
+                <w:rFonts w:asciiTheme="majorHAnsi" w:hAnsiTheme="majorHAnsi" w:cstheme="majorHAnsi"/>
+                <w:szCs w:val="20"/>
+                <w:lang w:val="en-US"/>
+              </w:rPr>
+              <w:t>Soil+litter+deadwood</w:t>
+            </w:r>
+            <w:proofErr w:type="spellEnd"/>
+            <w:r>
+              <w:rPr>
+                <w:rFonts w:asciiTheme="majorHAnsi" w:hAnsiTheme="majorHAnsi" w:cstheme="majorHAnsi"/>
+                <w:szCs w:val="20"/>
+                <w:lang w:val="en-US"/>
+              </w:rPr>
+              <w:t xml:space="preserve"> sequestration</w:t>
             </w:r>
           </w:p>
         </w:tc>
@@ -12360,6 +13987,7 @@
                 <w:lang w:val="en-US"/>
               </w:rPr>
             </w:pPr>
+            <w:proofErr w:type="spellStart"/>
             <w:r>
               <w:rPr>
                 <w:rFonts w:asciiTheme="majorHAnsi" w:hAnsiTheme="majorHAnsi" w:cstheme="majorHAnsi"/>
@@ -12368,6 +13996,7 @@
               </w:rPr>
               <w:t>Harv_residues</w:t>
             </w:r>
+            <w:proofErr w:type="spellEnd"/>
           </w:p>
         </w:tc>
         <w:tc>
@@ -12442,6 +14071,7 @@
                 <w:lang w:val="en-US"/>
               </w:rPr>
             </w:pPr>
+            <w:proofErr w:type="spellStart"/>
             <w:r>
               <w:rPr>
                 <w:rFonts w:asciiTheme="majorHAnsi" w:hAnsiTheme="majorHAnsi" w:cstheme="majorHAnsi"/>
@@ -12450,6 +14080,7 @@
               </w:rPr>
               <w:t>Live_biomass_C</w:t>
             </w:r>
+            <w:proofErr w:type="spellEnd"/>
           </w:p>
         </w:tc>
         <w:tc>
@@ -12524,6 +14155,7 @@
                 <w:lang w:val="en-US"/>
               </w:rPr>
             </w:pPr>
+            <w:proofErr w:type="spellStart"/>
             <w:r>
               <w:rPr>
                 <w:rFonts w:asciiTheme="majorHAnsi" w:hAnsiTheme="majorHAnsi" w:cstheme="majorHAnsi"/>
@@ -12532,6 +14164,7 @@
               </w:rPr>
               <w:t>Product_storage_C</w:t>
             </w:r>
+            <w:proofErr w:type="spellEnd"/>
           </w:p>
         </w:tc>
         <w:tc>
@@ -12606,6 +14239,7 @@
                 <w:lang w:val="en-US"/>
               </w:rPr>
             </w:pPr>
+            <w:proofErr w:type="spellStart"/>
             <w:r>
               <w:rPr>
                 <w:rFonts w:asciiTheme="majorHAnsi" w:hAnsiTheme="majorHAnsi" w:cstheme="majorHAnsi"/>
@@ -12614,6 +14248,7 @@
               </w:rPr>
               <w:t>Eol_biogenic</w:t>
             </w:r>
+            <w:proofErr w:type="spellEnd"/>
           </w:p>
         </w:tc>
         <w:tc>
@@ -12696,6 +14331,7 @@
                 <w:lang w:val="en-US"/>
               </w:rPr>
             </w:pPr>
+            <w:proofErr w:type="spellStart"/>
             <w:r>
               <w:rPr>
                 <w:rFonts w:asciiTheme="majorHAnsi" w:hAnsiTheme="majorHAnsi" w:cstheme="majorHAnsi"/>
@@ -12704,6 +14340,7 @@
               </w:rPr>
               <w:t>Off_product_biogenic</w:t>
             </w:r>
+            <w:proofErr w:type="spellEnd"/>
           </w:p>
         </w:tc>
         <w:tc>
@@ -12746,7 +14383,25 @@
                 <w:szCs w:val="20"/>
                 <w:lang w:val="en-US"/>
               </w:rPr>
-              <w:t>Are the C benefits beyond the product itself taken into account? For example C benefit from recycling or avoided emissions in other sector?</w:t>
+              <w:t xml:space="preserve">Are the C benefits beyond the product itself taken into account? For </w:t>
+            </w:r>
+            <w:proofErr w:type="gramStart"/>
+            <w:r>
+              <w:rPr>
+                <w:rFonts w:asciiTheme="majorHAnsi" w:hAnsiTheme="majorHAnsi" w:cstheme="majorHAnsi"/>
+                <w:szCs w:val="20"/>
+                <w:lang w:val="en-US"/>
+              </w:rPr>
+              <w:t>example</w:t>
+            </w:r>
+            <w:proofErr w:type="gramEnd"/>
+            <w:r>
+              <w:rPr>
+                <w:rFonts w:asciiTheme="majorHAnsi" w:hAnsiTheme="majorHAnsi" w:cstheme="majorHAnsi"/>
+                <w:szCs w:val="20"/>
+                <w:lang w:val="en-US"/>
+              </w:rPr>
+              <w:t xml:space="preserve"> C benefit from recycling or avoided emissions in other sector?</w:t>
             </w:r>
           </w:p>
         </w:tc>
@@ -12787,6 +14442,7 @@
                 <w:lang w:val="en-US"/>
               </w:rPr>
             </w:pPr>
+            <w:proofErr w:type="spellStart"/>
             <w:r>
               <w:rPr>
                 <w:rFonts w:asciiTheme="majorHAnsi" w:hAnsiTheme="majorHAnsi" w:cstheme="majorHAnsi"/>
@@ -12795,6 +14451,7 @@
               </w:rPr>
               <w:t>Forestry_emiss</w:t>
             </w:r>
+            <w:proofErr w:type="spellEnd"/>
           </w:p>
         </w:tc>
         <w:tc>
@@ -12858,14 +14515,25 @@
                 <w:lang w:val="en-US"/>
               </w:rPr>
             </w:pPr>
-            <w:r>
-              <w:rPr>
-                <w:rFonts w:asciiTheme="majorHAnsi" w:hAnsiTheme="majorHAnsi" w:cstheme="majorHAnsi"/>
-                <w:szCs w:val="20"/>
-                <w:lang w:val="en-US"/>
-              </w:rPr>
-              <w:t xml:space="preserve">Manufacturing_emiss or </w:t>
-            </w:r>
+            <w:proofErr w:type="spellStart"/>
+            <w:r>
+              <w:rPr>
+                <w:rFonts w:asciiTheme="majorHAnsi" w:hAnsiTheme="majorHAnsi" w:cstheme="majorHAnsi"/>
+                <w:szCs w:val="20"/>
+                <w:lang w:val="en-US"/>
+              </w:rPr>
+              <w:t>Manufacturing_emiss</w:t>
+            </w:r>
+            <w:proofErr w:type="spellEnd"/>
+            <w:r>
+              <w:rPr>
+                <w:rFonts w:asciiTheme="majorHAnsi" w:hAnsiTheme="majorHAnsi" w:cstheme="majorHAnsi"/>
+                <w:szCs w:val="20"/>
+                <w:lang w:val="en-US"/>
+              </w:rPr>
+              <w:t xml:space="preserve"> or </w:t>
+            </w:r>
+            <w:proofErr w:type="spellStart"/>
             <w:r>
               <w:rPr>
                 <w:rFonts w:asciiTheme="majorHAnsi" w:hAnsiTheme="majorHAnsi" w:cstheme="majorHAnsi"/>
@@ -12880,7 +14548,16 @@
                 <w:szCs w:val="20"/>
                 <w:lang w:val="en-US"/>
               </w:rPr>
-              <w:t>aintenance_emiss are</w:t>
+              <w:t>aintenance_emiss</w:t>
+            </w:r>
+            <w:proofErr w:type="spellEnd"/>
+            <w:r>
+              <w:rPr>
+                <w:rFonts w:asciiTheme="majorHAnsi" w:hAnsiTheme="majorHAnsi" w:cstheme="majorHAnsi"/>
+                <w:szCs w:val="20"/>
+                <w:lang w:val="en-US"/>
+              </w:rPr>
+              <w:t xml:space="preserve"> are</w:t>
             </w:r>
             <w:r>
               <w:rPr>
@@ -12896,7 +14573,25 @@
                 <w:szCs w:val="20"/>
                 <w:lang w:val="en-US"/>
               </w:rPr>
-              <w:t xml:space="preserve">here a substitution effect is accounted for (eg. </w:t>
+              <w:t>here a substitution effect is accounted for (</w:t>
+            </w:r>
+            <w:proofErr w:type="spellStart"/>
+            <w:r>
+              <w:rPr>
+                <w:rFonts w:asciiTheme="majorHAnsi" w:hAnsiTheme="majorHAnsi" w:cstheme="majorHAnsi"/>
+                <w:szCs w:val="20"/>
+                <w:lang w:val="en-US"/>
+              </w:rPr>
+              <w:t>eg.</w:t>
+            </w:r>
+            <w:proofErr w:type="spellEnd"/>
+            <w:r>
+              <w:rPr>
+                <w:rFonts w:asciiTheme="majorHAnsi" w:hAnsiTheme="majorHAnsi" w:cstheme="majorHAnsi"/>
+                <w:szCs w:val="20"/>
+                <w:lang w:val="en-US"/>
+              </w:rPr>
+              <w:t xml:space="preserve"> </w:t>
             </w:r>
             <w:r>
               <w:rPr>
@@ -12975,6 +14670,7 @@
                 <w:lang w:val="en-US"/>
               </w:rPr>
             </w:pPr>
+            <w:proofErr w:type="spellStart"/>
             <w:r>
               <w:rPr>
                 <w:rFonts w:asciiTheme="majorHAnsi" w:hAnsiTheme="majorHAnsi" w:cstheme="majorHAnsi"/>
@@ -12983,6 +14679,7 @@
               </w:rPr>
               <w:t>Manufacturing_emiss</w:t>
             </w:r>
+            <w:proofErr w:type="spellEnd"/>
           </w:p>
         </w:tc>
         <w:tc>
@@ -13047,6 +14744,7 @@
                 <w:lang w:val="en-US"/>
               </w:rPr>
             </w:pPr>
+            <w:proofErr w:type="spellStart"/>
             <w:r>
               <w:rPr>
                 <w:rFonts w:asciiTheme="majorHAnsi" w:hAnsiTheme="majorHAnsi" w:cstheme="majorHAnsi"/>
@@ -13055,6 +14753,7 @@
               </w:rPr>
               <w:t>Maintenance_emiss</w:t>
             </w:r>
+            <w:proofErr w:type="spellEnd"/>
           </w:p>
         </w:tc>
         <w:tc>
@@ -13119,6 +14818,7 @@
                 <w:lang w:val="en-US"/>
               </w:rPr>
             </w:pPr>
+            <w:proofErr w:type="spellStart"/>
             <w:r>
               <w:rPr>
                 <w:rFonts w:asciiTheme="majorHAnsi" w:hAnsiTheme="majorHAnsi" w:cstheme="majorHAnsi"/>
@@ -13127,6 +14827,7 @@
               </w:rPr>
               <w:t>Eol_fossil_emiss</w:t>
             </w:r>
+            <w:proofErr w:type="spellEnd"/>
           </w:p>
         </w:tc>
         <w:tc>
@@ -13192,7 +14893,7 @@
       <w:bookmarkStart w:id="59" w:name="_Toc77278851"/>
       <w:bookmarkStart w:id="60" w:name="_Toc77278895"/>
       <w:bookmarkStart w:id="61" w:name="_Toc77278939"/>
-      <w:bookmarkStart w:id="62" w:name="_Toc193466890"/>
+      <w:bookmarkStart w:id="62" w:name="_Toc202434818"/>
       <w:bookmarkStart w:id="63" w:name="_Toc93911825"/>
       <w:bookmarkStart w:id="64" w:name="_Toc73522145"/>
       <w:bookmarkStart w:id="65" w:name="_Toc73522507"/>
@@ -13241,7 +14942,27 @@
           <w:szCs w:val="22"/>
           <w:lang w:val="en-US"/>
         </w:rPr>
-        <w:t xml:space="preserve">(off_product_biogenic=1 necessary but not sufficient condition) </w:t>
+        <w:t>(</w:t>
+      </w:r>
+      <w:proofErr w:type="spellStart"/>
+      <w:r>
+        <w:rPr>
+          <w:rFonts w:asciiTheme="majorHAnsi" w:eastAsiaTheme="minorEastAsia" w:hAnsiTheme="majorHAnsi" w:cstheme="majorHAnsi"/>
+          <w:sz w:val="22"/>
+          <w:szCs w:val="22"/>
+          <w:lang w:val="en-US"/>
+        </w:rPr>
+        <w:t>off_product_biogenic</w:t>
+      </w:r>
+      <w:proofErr w:type="spellEnd"/>
+      <w:r>
+        <w:rPr>
+          <w:rFonts w:asciiTheme="majorHAnsi" w:eastAsiaTheme="minorEastAsia" w:hAnsiTheme="majorHAnsi" w:cstheme="majorHAnsi"/>
+          <w:sz w:val="22"/>
+          <w:szCs w:val="22"/>
+          <w:lang w:val="en-US"/>
+        </w:rPr>
+        <w:t xml:space="preserve">=1 necessary but not sufficient condition) </w:t>
       </w:r>
       <w:r>
         <w:rPr>
@@ -13306,7 +15027,7 @@
           <w:noProof/>
           <w:lang w:val="en-US"/>
         </w:rPr>
-        <w:t>9</w:t>
+        <w:t>8</w:t>
       </w:r>
       <w:r>
         <w:rPr>
@@ -13513,7 +15234,43 @@
                 <w:szCs w:val="20"/>
                 <w:lang w:val="en-US"/>
               </w:rPr>
-              <w:t xml:space="preserve">If an external displacement factors is used for energy record Author+year </w:t>
+              <w:t xml:space="preserve">If an </w:t>
+            </w:r>
+            <w:proofErr w:type="gramStart"/>
+            <w:r>
+              <w:rPr>
+                <w:rFonts w:asciiTheme="majorHAnsi" w:hAnsiTheme="majorHAnsi" w:cstheme="majorHAnsi"/>
+                <w:szCs w:val="20"/>
+                <w:lang w:val="en-US"/>
+              </w:rPr>
+              <w:t>external displacement factors</w:t>
+            </w:r>
+            <w:proofErr w:type="gramEnd"/>
+            <w:r>
+              <w:rPr>
+                <w:rFonts w:asciiTheme="majorHAnsi" w:hAnsiTheme="majorHAnsi" w:cstheme="majorHAnsi"/>
+                <w:szCs w:val="20"/>
+                <w:lang w:val="en-US"/>
+              </w:rPr>
+              <w:t xml:space="preserve"> is used for energy record </w:t>
+            </w:r>
+            <w:proofErr w:type="spellStart"/>
+            <w:r>
+              <w:rPr>
+                <w:rFonts w:asciiTheme="majorHAnsi" w:hAnsiTheme="majorHAnsi" w:cstheme="majorHAnsi"/>
+                <w:szCs w:val="20"/>
+                <w:lang w:val="en-US"/>
+              </w:rPr>
+              <w:t>Author+year</w:t>
+            </w:r>
+            <w:proofErr w:type="spellEnd"/>
+            <w:r>
+              <w:rPr>
+                <w:rFonts w:asciiTheme="majorHAnsi" w:hAnsiTheme="majorHAnsi" w:cstheme="majorHAnsi"/>
+                <w:szCs w:val="20"/>
+                <w:lang w:val="en-US"/>
+              </w:rPr>
+              <w:t xml:space="preserve"> </w:t>
             </w:r>
           </w:p>
         </w:tc>
@@ -13559,7 +15316,61 @@
                 <w:szCs w:val="20"/>
                 <w:lang w:val="en-US"/>
               </w:rPr>
-              <w:t xml:space="preserve">If an external displacement factors is used for timber record ecord Author+year </w:t>
+              <w:t xml:space="preserve">If an </w:t>
+            </w:r>
+            <w:proofErr w:type="gramStart"/>
+            <w:r>
+              <w:rPr>
+                <w:rFonts w:asciiTheme="majorHAnsi" w:hAnsiTheme="majorHAnsi" w:cstheme="majorHAnsi"/>
+                <w:szCs w:val="20"/>
+                <w:lang w:val="en-US"/>
+              </w:rPr>
+              <w:t>external displacement factors</w:t>
+            </w:r>
+            <w:proofErr w:type="gramEnd"/>
+            <w:r>
+              <w:rPr>
+                <w:rFonts w:asciiTheme="majorHAnsi" w:hAnsiTheme="majorHAnsi" w:cstheme="majorHAnsi"/>
+                <w:szCs w:val="20"/>
+                <w:lang w:val="en-US"/>
+              </w:rPr>
+              <w:t xml:space="preserve"> is used for timber record </w:t>
+            </w:r>
+            <w:proofErr w:type="spellStart"/>
+            <w:r>
+              <w:rPr>
+                <w:rFonts w:asciiTheme="majorHAnsi" w:hAnsiTheme="majorHAnsi" w:cstheme="majorHAnsi"/>
+                <w:szCs w:val="20"/>
+                <w:lang w:val="en-US"/>
+              </w:rPr>
+              <w:t>ecord</w:t>
+            </w:r>
+            <w:proofErr w:type="spellEnd"/>
+            <w:r>
+              <w:rPr>
+                <w:rFonts w:asciiTheme="majorHAnsi" w:hAnsiTheme="majorHAnsi" w:cstheme="majorHAnsi"/>
+                <w:szCs w:val="20"/>
+                <w:lang w:val="en-US"/>
+              </w:rPr>
+              <w:t xml:space="preserve"> </w:t>
+            </w:r>
+            <w:proofErr w:type="spellStart"/>
+            <w:r>
+              <w:rPr>
+                <w:rFonts w:asciiTheme="majorHAnsi" w:hAnsiTheme="majorHAnsi" w:cstheme="majorHAnsi"/>
+                <w:szCs w:val="20"/>
+                <w:lang w:val="en-US"/>
+              </w:rPr>
+              <w:t>Author+year</w:t>
+            </w:r>
+            <w:proofErr w:type="spellEnd"/>
+            <w:r>
+              <w:rPr>
+                <w:rFonts w:asciiTheme="majorHAnsi" w:hAnsiTheme="majorHAnsi" w:cstheme="majorHAnsi"/>
+                <w:szCs w:val="20"/>
+                <w:lang w:val="en-US"/>
+              </w:rPr>
+              <w:t xml:space="preserve"> </w:t>
             </w:r>
           </w:p>
         </w:tc>
@@ -13605,7 +15416,61 @@
                 <w:szCs w:val="20"/>
                 <w:lang w:val="en-US"/>
               </w:rPr>
-              <w:t xml:space="preserve">If an external displacement factors is used for all wood use record ecord Author+year </w:t>
+              <w:t xml:space="preserve">If an </w:t>
+            </w:r>
+            <w:proofErr w:type="gramStart"/>
+            <w:r>
+              <w:rPr>
+                <w:rFonts w:asciiTheme="majorHAnsi" w:hAnsiTheme="majorHAnsi" w:cstheme="majorHAnsi"/>
+                <w:szCs w:val="20"/>
+                <w:lang w:val="en-US"/>
+              </w:rPr>
+              <w:t>external displacement factors</w:t>
+            </w:r>
+            <w:proofErr w:type="gramEnd"/>
+            <w:r>
+              <w:rPr>
+                <w:rFonts w:asciiTheme="majorHAnsi" w:hAnsiTheme="majorHAnsi" w:cstheme="majorHAnsi"/>
+                <w:szCs w:val="20"/>
+                <w:lang w:val="en-US"/>
+              </w:rPr>
+              <w:t xml:space="preserve"> is used for all wood use record </w:t>
+            </w:r>
+            <w:proofErr w:type="spellStart"/>
+            <w:r>
+              <w:rPr>
+                <w:rFonts w:asciiTheme="majorHAnsi" w:hAnsiTheme="majorHAnsi" w:cstheme="majorHAnsi"/>
+                <w:szCs w:val="20"/>
+                <w:lang w:val="en-US"/>
+              </w:rPr>
+              <w:t>ecord</w:t>
+            </w:r>
+            <w:proofErr w:type="spellEnd"/>
+            <w:r>
+              <w:rPr>
+                <w:rFonts w:asciiTheme="majorHAnsi" w:hAnsiTheme="majorHAnsi" w:cstheme="majorHAnsi"/>
+                <w:szCs w:val="20"/>
+                <w:lang w:val="en-US"/>
+              </w:rPr>
+              <w:t xml:space="preserve"> </w:t>
+            </w:r>
+            <w:proofErr w:type="spellStart"/>
+            <w:r>
+              <w:rPr>
+                <w:rFonts w:asciiTheme="majorHAnsi" w:hAnsiTheme="majorHAnsi" w:cstheme="majorHAnsi"/>
+                <w:szCs w:val="20"/>
+                <w:lang w:val="en-US"/>
+              </w:rPr>
+              <w:t>Author+year</w:t>
+            </w:r>
+            <w:proofErr w:type="spellEnd"/>
+            <w:r>
+              <w:rPr>
+                <w:rFonts w:asciiTheme="majorHAnsi" w:hAnsiTheme="majorHAnsi" w:cstheme="majorHAnsi"/>
+                <w:szCs w:val="20"/>
+                <w:lang w:val="en-US"/>
+              </w:rPr>
+              <w:t xml:space="preserve"> </w:t>
             </w:r>
           </w:p>
         </w:tc>
@@ -13641,7 +15506,7 @@
           <w:lang w:val="en-US"/>
         </w:rPr>
       </w:pPr>
-      <w:bookmarkStart w:id="72" w:name="_Toc193466891"/>
+      <w:bookmarkStart w:id="72" w:name="_Toc202434819"/>
       <w:r>
         <w:rPr>
           <w:lang w:val="en-US"/>
@@ -13667,7 +15532,87 @@
           <w:szCs w:val="22"/>
           <w:lang w:val="en-US"/>
         </w:rPr>
-        <w:t>The explicit modeling of time dimension both with respect to in-situ sequestration (forest dynamics and biogenic decay varying over time), fossil emission processes (burning/recycling varying over time), market-based mechanisms exogenous (LUC) or endogenous (rebound effects) is recorded in columns biogenic_dyn, fossil_dyn, LUC_dyn, rebound_dyn. Then the eventual use of displacement factors is recorded as well with their references when they are taken from another publication.</w:t>
+        <w:t xml:space="preserve">The explicit modeling of time dimension both with respect to in-situ sequestration (forest dynamics and biogenic decay varying over time), fossil emission processes (burning/recycling varying over time), market-based mechanisms exogenous (LUC) or endogenous (rebound effects) is recorded in columns </w:t>
+      </w:r>
+      <w:proofErr w:type="spellStart"/>
+      <w:r>
+        <w:rPr>
+          <w:rFonts w:asciiTheme="majorHAnsi" w:eastAsiaTheme="minorEastAsia" w:hAnsiTheme="majorHAnsi" w:cstheme="majorHAnsi"/>
+          <w:sz w:val="22"/>
+          <w:szCs w:val="22"/>
+          <w:lang w:val="en-US"/>
+        </w:rPr>
+        <w:t>biogenic_dyn</w:t>
+      </w:r>
+      <w:proofErr w:type="spellEnd"/>
+      <w:r>
+        <w:rPr>
+          <w:rFonts w:asciiTheme="majorHAnsi" w:eastAsiaTheme="minorEastAsia" w:hAnsiTheme="majorHAnsi" w:cstheme="majorHAnsi"/>
+          <w:sz w:val="22"/>
+          <w:szCs w:val="22"/>
+          <w:lang w:val="en-US"/>
+        </w:rPr>
+        <w:t xml:space="preserve">, </w:t>
+      </w:r>
+      <w:proofErr w:type="spellStart"/>
+      <w:r>
+        <w:rPr>
+          <w:rFonts w:asciiTheme="majorHAnsi" w:eastAsiaTheme="minorEastAsia" w:hAnsiTheme="majorHAnsi" w:cstheme="majorHAnsi"/>
+          <w:sz w:val="22"/>
+          <w:szCs w:val="22"/>
+          <w:lang w:val="en-US"/>
+        </w:rPr>
+        <w:t>fossil_dyn</w:t>
+      </w:r>
+      <w:proofErr w:type="spellEnd"/>
+      <w:r>
+        <w:rPr>
+          <w:rFonts w:asciiTheme="majorHAnsi" w:eastAsiaTheme="minorEastAsia" w:hAnsiTheme="majorHAnsi" w:cstheme="majorHAnsi"/>
+          <w:sz w:val="22"/>
+          <w:szCs w:val="22"/>
+          <w:lang w:val="en-US"/>
+        </w:rPr>
+        <w:t xml:space="preserve">, </w:t>
+      </w:r>
+      <w:proofErr w:type="spellStart"/>
+      <w:r>
+        <w:rPr>
+          <w:rFonts w:asciiTheme="majorHAnsi" w:eastAsiaTheme="minorEastAsia" w:hAnsiTheme="majorHAnsi" w:cstheme="majorHAnsi"/>
+          <w:sz w:val="22"/>
+          <w:szCs w:val="22"/>
+          <w:lang w:val="en-US"/>
+        </w:rPr>
+        <w:t>LUC_dyn</w:t>
+      </w:r>
+      <w:proofErr w:type="spellEnd"/>
+      <w:r>
+        <w:rPr>
+          <w:rFonts w:asciiTheme="majorHAnsi" w:eastAsiaTheme="minorEastAsia" w:hAnsiTheme="majorHAnsi" w:cstheme="majorHAnsi"/>
+          <w:sz w:val="22"/>
+          <w:szCs w:val="22"/>
+          <w:lang w:val="en-US"/>
+        </w:rPr>
+        <w:t xml:space="preserve">, </w:t>
+      </w:r>
+      <w:proofErr w:type="spellStart"/>
+      <w:r>
+        <w:rPr>
+          <w:rFonts w:asciiTheme="majorHAnsi" w:eastAsiaTheme="minorEastAsia" w:hAnsiTheme="majorHAnsi" w:cstheme="majorHAnsi"/>
+          <w:sz w:val="22"/>
+          <w:szCs w:val="22"/>
+          <w:lang w:val="en-US"/>
+        </w:rPr>
+        <w:t>rebound_dyn</w:t>
+      </w:r>
+      <w:proofErr w:type="spellEnd"/>
+      <w:r>
+        <w:rPr>
+          <w:rFonts w:asciiTheme="majorHAnsi" w:eastAsiaTheme="minorEastAsia" w:hAnsiTheme="majorHAnsi" w:cstheme="majorHAnsi"/>
+          <w:sz w:val="22"/>
+          <w:szCs w:val="22"/>
+          <w:lang w:val="en-US"/>
+        </w:rPr>
+        <w:t>. Then the eventual use of displacement factors is recorded as well with their references when they are taken from another publication.</w:t>
       </w:r>
     </w:p>
     <w:p>
@@ -13713,7 +15658,7 @@
           <w:noProof/>
           <w:lang w:val="en-US"/>
         </w:rPr>
-        <w:t>10</w:t>
+        <w:t>9</w:t>
       </w:r>
       <w:r>
         <w:rPr>
@@ -13785,6 +15730,7 @@
                 <w:lang w:val="en-US"/>
               </w:rPr>
             </w:pPr>
+            <w:proofErr w:type="spellStart"/>
             <w:r>
               <w:rPr>
                 <w:rFonts w:asciiTheme="majorHAnsi" w:hAnsiTheme="majorHAnsi" w:cstheme="majorHAnsi"/>
@@ -13793,6 +15739,7 @@
               </w:rPr>
               <w:t>Dyn_biogenic</w:t>
             </w:r>
+            <w:proofErr w:type="spellEnd"/>
           </w:p>
         </w:tc>
         <w:tc>
@@ -13835,7 +15782,25 @@
                 <w:szCs w:val="20"/>
                 <w:lang w:val="en-US"/>
               </w:rPr>
-              <w:t xml:space="preserve">Is the time variability of biogenic C sequestration and emissions account’ed for? An opposite example would be using an average storage rate in soil. </w:t>
+              <w:t xml:space="preserve">Is the time variability of biogenic C sequestration and emissions </w:t>
+            </w:r>
+            <w:proofErr w:type="spellStart"/>
+            <w:r>
+              <w:rPr>
+                <w:rFonts w:asciiTheme="majorHAnsi" w:hAnsiTheme="majorHAnsi" w:cstheme="majorHAnsi"/>
+                <w:szCs w:val="20"/>
+                <w:lang w:val="en-US"/>
+              </w:rPr>
+              <w:t>account’ed</w:t>
+            </w:r>
+            <w:proofErr w:type="spellEnd"/>
+            <w:r>
+              <w:rPr>
+                <w:rFonts w:asciiTheme="majorHAnsi" w:hAnsiTheme="majorHAnsi" w:cstheme="majorHAnsi"/>
+                <w:szCs w:val="20"/>
+                <w:lang w:val="en-US"/>
+              </w:rPr>
+              <w:t xml:space="preserve"> for? An opposite example would be using an average storage rate in soil. </w:t>
             </w:r>
           </w:p>
         </w:tc>
@@ -13867,6 +15832,7 @@
                 <w:lang w:val="en-US"/>
               </w:rPr>
             </w:pPr>
+            <w:proofErr w:type="spellStart"/>
             <w:r>
               <w:rPr>
                 <w:rFonts w:asciiTheme="majorHAnsi" w:hAnsiTheme="majorHAnsi" w:cstheme="majorHAnsi"/>
@@ -13875,6 +15841,7 @@
               </w:rPr>
               <w:t>Dyn_fossil</w:t>
             </w:r>
+            <w:proofErr w:type="spellEnd"/>
           </w:p>
         </w:tc>
         <w:tc>
@@ -13949,6 +15916,7 @@
                 <w:lang w:val="en-US"/>
               </w:rPr>
             </w:pPr>
+            <w:proofErr w:type="spellStart"/>
             <w:r>
               <w:rPr>
                 <w:rFonts w:asciiTheme="majorHAnsi" w:hAnsiTheme="majorHAnsi" w:cstheme="majorHAnsi"/>
@@ -13957,6 +15925,7 @@
               </w:rPr>
               <w:t>Dyn_LUC</w:t>
             </w:r>
+            <w:proofErr w:type="spellEnd"/>
           </w:p>
         </w:tc>
         <w:tc>
@@ -14031,6 +16000,7 @@
                 <w:lang w:val="en-US"/>
               </w:rPr>
             </w:pPr>
+            <w:proofErr w:type="spellStart"/>
             <w:r>
               <w:rPr>
                 <w:rFonts w:asciiTheme="majorHAnsi" w:hAnsiTheme="majorHAnsi" w:cstheme="majorHAnsi"/>
@@ -14039,6 +16009,7 @@
               </w:rPr>
               <w:t>Dyn_rebound</w:t>
             </w:r>
+            <w:proofErr w:type="spellEnd"/>
           </w:p>
         </w:tc>
         <w:tc>
@@ -14081,7 +16052,25 @@
                 <w:szCs w:val="20"/>
                 <w:lang w:val="en-US"/>
               </w:rPr>
-              <w:t>Does the model account for a price-mediated change in system’s behaviours?</w:t>
+              <w:t xml:space="preserve">Does the model account for a price-mediated change in system’s </w:t>
+            </w:r>
+            <w:proofErr w:type="spellStart"/>
+            <w:r>
+              <w:rPr>
+                <w:rFonts w:asciiTheme="majorHAnsi" w:hAnsiTheme="majorHAnsi" w:cstheme="majorHAnsi"/>
+                <w:szCs w:val="20"/>
+                <w:lang w:val="en-US"/>
+              </w:rPr>
+              <w:t>behaviours</w:t>
+            </w:r>
+            <w:proofErr w:type="spellEnd"/>
+            <w:r>
+              <w:rPr>
+                <w:rFonts w:asciiTheme="majorHAnsi" w:hAnsiTheme="majorHAnsi" w:cstheme="majorHAnsi"/>
+                <w:szCs w:val="20"/>
+                <w:lang w:val="en-US"/>
+              </w:rPr>
+              <w:t>?</w:t>
             </w:r>
           </w:p>
         </w:tc>
@@ -14162,7 +16151,7 @@
       <w:bookmarkStart w:id="139" w:name="_Toc135858038"/>
       <w:bookmarkStart w:id="140" w:name="_Toc135858039"/>
       <w:bookmarkStart w:id="141" w:name="_Toc93911832"/>
-      <w:bookmarkStart w:id="142" w:name="_Toc193466892"/>
+      <w:bookmarkStart w:id="142" w:name="_Toc202434820"/>
       <w:bookmarkEnd w:id="74"/>
       <w:bookmarkEnd w:id="75"/>
       <w:bookmarkEnd w:id="76"/>
@@ -14252,7 +16241,7 @@
           <w:lang w:val="en-US"/>
         </w:rPr>
       </w:pPr>
-      <w:bookmarkStart w:id="143" w:name="_Toc193466893"/>
+      <w:bookmarkStart w:id="143" w:name="_Toc202434821"/>
       <w:r>
         <w:rPr>
           <w:lang w:val="en-US"/>
@@ -14277,7 +16266,27 @@
           <w:szCs w:val="22"/>
           <w:lang w:val="en-US"/>
         </w:rPr>
-        <w:t xml:space="preserve">To aid in tracking any issue with data extraction in a given paper, I recommend that for each paper with data, the data extraction process is performed within an additional spreadsheet in the same file where data are recorded for each contributor, easy to find by naming it by the ’PaperID’. This spreadsheet will contain all intermediate data manipulations and calculations (ideally, all documented). </w:t>
+        <w:t>To aid in tracking any issue with data extraction in a given paper, I recommend that for each paper with data, the data extraction process is performed within an additional spreadsheet in the same file where data are recorded for each contributor, easy to find by naming it by the ’</w:t>
+      </w:r>
+      <w:proofErr w:type="spellStart"/>
+      <w:r>
+        <w:rPr>
+          <w:rFonts w:asciiTheme="majorHAnsi" w:eastAsiaTheme="minorEastAsia" w:hAnsiTheme="majorHAnsi" w:cstheme="majorHAnsi"/>
+          <w:sz w:val="22"/>
+          <w:szCs w:val="22"/>
+          <w:lang w:val="en-US"/>
+        </w:rPr>
+        <w:t>PaperID</w:t>
+      </w:r>
+      <w:proofErr w:type="spellEnd"/>
+      <w:r>
+        <w:rPr>
+          <w:rFonts w:asciiTheme="majorHAnsi" w:eastAsiaTheme="minorEastAsia" w:hAnsiTheme="majorHAnsi" w:cstheme="majorHAnsi"/>
+          <w:sz w:val="22"/>
+          <w:szCs w:val="22"/>
+          <w:lang w:val="en-US"/>
+        </w:rPr>
+        <w:t xml:space="preserve">’. This spreadsheet will contain all intermediate data manipulations and calculations (ideally, all documented). </w:t>
       </w:r>
     </w:p>
     <w:p>
@@ -14306,7 +16315,27 @@
           <w:szCs w:val="22"/>
           <w:lang w:val="en-US"/>
         </w:rPr>
-        <w:t>Depending on the data extraction tool used by each data contributor, another possibility would be to create a folder named after ‘PaperID’ storing:</w:t>
+        <w:t>Depending on the data extraction tool used by each data contributor, another possibility would be to create a folder named after ‘</w:t>
+      </w:r>
+      <w:proofErr w:type="spellStart"/>
+      <w:r>
+        <w:rPr>
+          <w:rFonts w:asciiTheme="majorHAnsi" w:eastAsiaTheme="minorEastAsia" w:hAnsiTheme="majorHAnsi" w:cstheme="majorHAnsi"/>
+          <w:sz w:val="22"/>
+          <w:szCs w:val="22"/>
+          <w:lang w:val="en-US"/>
+        </w:rPr>
+        <w:t>PaperID</w:t>
+      </w:r>
+      <w:proofErr w:type="spellEnd"/>
+      <w:r>
+        <w:rPr>
+          <w:rFonts w:asciiTheme="majorHAnsi" w:eastAsiaTheme="minorEastAsia" w:hAnsiTheme="majorHAnsi" w:cstheme="majorHAnsi"/>
+          <w:sz w:val="22"/>
+          <w:szCs w:val="22"/>
+          <w:lang w:val="en-US"/>
+        </w:rPr>
+        <w:t>’ storing:</w:t>
       </w:r>
     </w:p>
     <w:p>
@@ -14363,7 +16392,39 @@
           <w:rFonts w:eastAsiaTheme="minorEastAsia" w:cstheme="minorBidi"/>
           <w:lang w:val="en-US"/>
         </w:rPr>
-        <w:t xml:space="preserve">Images in individual files, maybe stored in a subfolder, used for programmatic data extraction (e.g. using MetaDigitiser). </w:t>
+        <w:t>Images in individual files, maybe stored in a subfolder, used for programmatic data extraction (</w:t>
+      </w:r>
+      <w:proofErr w:type="gramStart"/>
+      <w:r>
+        <w:rPr>
+          <w:rFonts w:eastAsiaTheme="minorEastAsia" w:cstheme="minorBidi"/>
+          <w:lang w:val="en-US"/>
+        </w:rPr>
+        <w:t>e.g.</w:t>
+      </w:r>
+      <w:proofErr w:type="gramEnd"/>
+      <w:r>
+        <w:rPr>
+          <w:rFonts w:eastAsiaTheme="minorEastAsia" w:cstheme="minorBidi"/>
+          <w:lang w:val="en-US"/>
+        </w:rPr>
+        <w:t xml:space="preserve"> using </w:t>
+      </w:r>
+      <w:proofErr w:type="spellStart"/>
+      <w:r>
+        <w:rPr>
+          <w:rFonts w:eastAsiaTheme="minorEastAsia" w:cstheme="minorBidi"/>
+          <w:lang w:val="en-US"/>
+        </w:rPr>
+        <w:t>MetaDigitiser</w:t>
+      </w:r>
+      <w:proofErr w:type="spellEnd"/>
+      <w:r>
+        <w:rPr>
+          <w:rFonts w:eastAsiaTheme="minorEastAsia" w:cstheme="minorBidi"/>
+          <w:lang w:val="en-US"/>
+        </w:rPr>
+        <w:t xml:space="preserve">). </w:t>
       </w:r>
     </w:p>
     <w:p>
@@ -14385,7 +16446,7 @@
         </w:rPr>
       </w:pPr>
       <w:bookmarkStart w:id="144" w:name="_Toc93911833"/>
-      <w:bookmarkStart w:id="145" w:name="_Toc193466894"/>
+      <w:bookmarkStart w:id="145" w:name="_Toc202434822"/>
       <w:r>
         <w:rPr>
           <w:lang w:val="en-US"/>
@@ -14412,9 +16473,29 @@
           <w:szCs w:val="22"/>
           <w:lang w:val="en-US"/>
         </w:rPr>
-        <w:t>In cases where data are not available from tables or supplementary files, we will have to use digitizing software. Some of us with more recent experience with digitizing data from published sources have used WebPlotDigitizer (</w:t>
-      </w:r>
-      <w:hyperlink r:id="rId14">
+        <w:t xml:space="preserve">In cases where data are not available from tables or supplementary files, we will have to use digitizing software. Some of us with more recent experience with digitizing data from published sources have used </w:t>
+      </w:r>
+      <w:proofErr w:type="spellStart"/>
+      <w:r>
+        <w:rPr>
+          <w:rFonts w:asciiTheme="majorHAnsi" w:eastAsiaTheme="minorEastAsia" w:hAnsiTheme="majorHAnsi" w:cstheme="majorHAnsi"/>
+          <w:sz w:val="22"/>
+          <w:szCs w:val="22"/>
+          <w:lang w:val="en-US"/>
+        </w:rPr>
+        <w:t>WebPlotDigitizer</w:t>
+      </w:r>
+      <w:proofErr w:type="spellEnd"/>
+      <w:r>
+        <w:rPr>
+          <w:rFonts w:asciiTheme="majorHAnsi" w:eastAsiaTheme="minorEastAsia" w:hAnsiTheme="majorHAnsi" w:cstheme="majorHAnsi"/>
+          <w:sz w:val="22"/>
+          <w:szCs w:val="22"/>
+          <w:lang w:val="en-US"/>
+        </w:rPr>
+        <w:t xml:space="preserve"> (</w:t>
+      </w:r>
+      <w:hyperlink r:id="rId10">
         <w:r>
           <w:rPr>
             <w:rStyle w:val="InternetLink"/>
@@ -14434,31 +16515,70 @@
           <w:szCs w:val="22"/>
           <w:lang w:val="en-US"/>
         </w:rPr>
-        <w:t xml:space="preserve">).  WebPlotDigitizer can be used as a web app or installed locally on your PC. It’s easy to use and has a lof of functionalities. It seems especially suitable for </w:t>
-      </w:r>
+        <w:t xml:space="preserve">).  </w:t>
+      </w:r>
+      <w:proofErr w:type="spellStart"/>
+      <w:r>
+        <w:rPr>
+          <w:rFonts w:asciiTheme="majorHAnsi" w:hAnsiTheme="majorHAnsi" w:cstheme="majorHAnsi"/>
+          <w:sz w:val="22"/>
+          <w:szCs w:val="22"/>
+          <w:lang w:val="en-US"/>
+        </w:rPr>
+        <w:t>WebPlotDigitizer</w:t>
+      </w:r>
+      <w:proofErr w:type="spellEnd"/>
+      <w:r>
+        <w:rPr>
+          <w:rFonts w:asciiTheme="majorHAnsi" w:hAnsiTheme="majorHAnsi" w:cstheme="majorHAnsi"/>
+          <w:sz w:val="22"/>
+          <w:szCs w:val="22"/>
+          <w:lang w:val="en-US"/>
+        </w:rPr>
+        <w:t xml:space="preserve"> can be used as a web app or installed locally on your PC. It’s easy to use and has a </w:t>
+      </w:r>
+      <w:proofErr w:type="spellStart"/>
+      <w:r>
+        <w:rPr>
+          <w:rFonts w:asciiTheme="majorHAnsi" w:hAnsiTheme="majorHAnsi" w:cstheme="majorHAnsi"/>
+          <w:sz w:val="22"/>
+          <w:szCs w:val="22"/>
+          <w:lang w:val="en-US"/>
+        </w:rPr>
+        <w:t>lof</w:t>
+      </w:r>
+      <w:proofErr w:type="spellEnd"/>
+      <w:r>
+        <w:rPr>
+          <w:rFonts w:asciiTheme="majorHAnsi" w:hAnsiTheme="majorHAnsi" w:cstheme="majorHAnsi"/>
+          <w:sz w:val="22"/>
+          <w:szCs w:val="22"/>
+          <w:lang w:val="en-US"/>
+        </w:rPr>
+        <w:t xml:space="preserve"> of functionalities. It seems especially suitable for automatic point detection. Check this tutorial for more </w:t>
+      </w:r>
+      <w:proofErr w:type="gramStart"/>
+      <w:r>
+        <w:rPr>
+          <w:rFonts w:asciiTheme="majorHAnsi" w:hAnsiTheme="majorHAnsi" w:cstheme="majorHAnsi"/>
+          <w:sz w:val="22"/>
+          <w:szCs w:val="22"/>
+          <w:lang w:val="en-US"/>
+        </w:rPr>
+        <w:t>information :</w:t>
+      </w:r>
+      <w:proofErr w:type="gramEnd"/>
       <w:r>
         <w:rPr>
           <w:rStyle w:val="InternetLink"/>
           <w:rFonts w:asciiTheme="majorHAnsi" w:eastAsiaTheme="minorEastAsia" w:hAnsiTheme="majorHAnsi" w:cstheme="majorHAnsi"/>
-          <w:b/>
-          <w:bCs/>
-          <w:sz w:val="22"/>
-          <w:szCs w:val="22"/>
-          <w:lang w:val="en-US"/>
-        </w:rPr>
-        <w:t>automatic point detection</w:t>
-      </w:r>
-      <w:r>
-        <w:rPr>
-          <w:rStyle w:val="InternetLink"/>
-          <w:rFonts w:asciiTheme="majorHAnsi" w:eastAsiaTheme="minorEastAsia" w:hAnsiTheme="majorHAnsi" w:cstheme="majorHAnsi"/>
-          <w:sz w:val="22"/>
-          <w:szCs w:val="22"/>
-          <w:lang w:val="en-US"/>
-        </w:rPr>
-        <w:t xml:space="preserve">. Check this tutorial for more information :   </w:t>
-      </w:r>
-      <w:hyperlink r:id="rId15" w:history="1">
+          <w:sz w:val="22"/>
+          <w:szCs w:val="22"/>
+          <w:lang w:val="en-US"/>
+        </w:rPr>
+        <w:t xml:space="preserve">   </w:t>
+      </w:r>
+      <w:hyperlink r:id="rId11" w:history="1">
         <w:r>
           <w:rPr>
             <w:rStyle w:val="Lienhypertexte"/>
@@ -14488,13 +16608,20 @@
           <w:lang w:val="en-US"/>
         </w:rPr>
       </w:pPr>
-      <w:bookmarkStart w:id="146" w:name="_Toc93911834"/>
-      <w:bookmarkStart w:id="147" w:name="_Toc193466895"/>
-      <w:r>
-        <w:rPr>
-          <w:lang w:val="en-US"/>
-        </w:rPr>
-        <w:t xml:space="preserve">Check list for data quality </w:t>
+      <w:bookmarkStart w:id="146" w:name="_Toc202434823"/>
+      <w:bookmarkStart w:id="147" w:name="_Toc93911834"/>
+      <w:r>
+        <w:rPr>
+          <w:lang w:val="en-US"/>
+        </w:rPr>
+        <w:t>Check list for data quality</w:t>
+      </w:r>
+      <w:bookmarkEnd w:id="146"/>
+      <w:r>
+        <w:rPr>
+          <w:lang w:val="en-US"/>
+        </w:rPr>
+        <w:t xml:space="preserve"> </w:t>
       </w:r>
     </w:p>
     <w:p>
@@ -14562,7 +16689,27 @@
           <w:szCs w:val="22"/>
           <w:lang w:val="en-US"/>
         </w:rPr>
-        <w:t>Is the driver name consistent with the driver category?</w:t>
+        <w:t xml:space="preserve">Is the </w:t>
+      </w:r>
+      <w:proofErr w:type="gramStart"/>
+      <w:r>
+        <w:rPr>
+          <w:rFonts w:ascii="Calibri" w:hAnsi="Calibri" w:cs="Calibri"/>
+          <w:sz w:val="22"/>
+          <w:szCs w:val="22"/>
+          <w:lang w:val="en-US"/>
+        </w:rPr>
+        <w:t>driver</w:t>
+      </w:r>
+      <w:proofErr w:type="gramEnd"/>
+      <w:r>
+        <w:rPr>
+          <w:rFonts w:ascii="Calibri" w:hAnsi="Calibri" w:cs="Calibri"/>
+          <w:sz w:val="22"/>
+          <w:szCs w:val="22"/>
+          <w:lang w:val="en-US"/>
+        </w:rPr>
+        <w:t xml:space="preserve"> name consistent with the driver category?</w:t>
       </w:r>
     </w:p>
     <w:p>
@@ -14586,7 +16733,87 @@
           <w:szCs w:val="22"/>
           <w:lang w:val="en-US"/>
         </w:rPr>
-        <w:t>Can you find the Qwood_ref, Qwood_alt and C_ref, C_alt values in the publication? In the extraction notes?</w:t>
+        <w:t xml:space="preserve">Can you find the </w:t>
+      </w:r>
+      <w:proofErr w:type="spellStart"/>
+      <w:r>
+        <w:rPr>
+          <w:rFonts w:ascii="Calibri" w:hAnsi="Calibri" w:cs="Calibri"/>
+          <w:sz w:val="22"/>
+          <w:szCs w:val="22"/>
+          <w:lang w:val="en-US"/>
+        </w:rPr>
+        <w:t>Qwood_ref</w:t>
+      </w:r>
+      <w:proofErr w:type="spellEnd"/>
+      <w:r>
+        <w:rPr>
+          <w:rFonts w:ascii="Calibri" w:hAnsi="Calibri" w:cs="Calibri"/>
+          <w:sz w:val="22"/>
+          <w:szCs w:val="22"/>
+          <w:lang w:val="en-US"/>
+        </w:rPr>
+        <w:t xml:space="preserve">, </w:t>
+      </w:r>
+      <w:proofErr w:type="spellStart"/>
+      <w:r>
+        <w:rPr>
+          <w:rFonts w:ascii="Calibri" w:hAnsi="Calibri" w:cs="Calibri"/>
+          <w:sz w:val="22"/>
+          <w:szCs w:val="22"/>
+          <w:lang w:val="en-US"/>
+        </w:rPr>
+        <w:t>Qwood_alt</w:t>
+      </w:r>
+      <w:proofErr w:type="spellEnd"/>
+      <w:r>
+        <w:rPr>
+          <w:rFonts w:ascii="Calibri" w:hAnsi="Calibri" w:cs="Calibri"/>
+          <w:sz w:val="22"/>
+          <w:szCs w:val="22"/>
+          <w:lang w:val="en-US"/>
+        </w:rPr>
+        <w:t xml:space="preserve"> and </w:t>
+      </w:r>
+      <w:proofErr w:type="spellStart"/>
+      <w:r>
+        <w:rPr>
+          <w:rFonts w:ascii="Calibri" w:hAnsi="Calibri" w:cs="Calibri"/>
+          <w:sz w:val="22"/>
+          <w:szCs w:val="22"/>
+          <w:lang w:val="en-US"/>
+        </w:rPr>
+        <w:t>C_ref</w:t>
+      </w:r>
+      <w:proofErr w:type="spellEnd"/>
+      <w:r>
+        <w:rPr>
+          <w:rFonts w:ascii="Calibri" w:hAnsi="Calibri" w:cs="Calibri"/>
+          <w:sz w:val="22"/>
+          <w:szCs w:val="22"/>
+          <w:lang w:val="en-US"/>
+        </w:rPr>
+        <w:t xml:space="preserve">, </w:t>
+      </w:r>
+      <w:proofErr w:type="spellStart"/>
+      <w:r>
+        <w:rPr>
+          <w:rFonts w:ascii="Calibri" w:hAnsi="Calibri" w:cs="Calibri"/>
+          <w:sz w:val="22"/>
+          <w:szCs w:val="22"/>
+          <w:lang w:val="en-US"/>
+        </w:rPr>
+        <w:t>C_alt</w:t>
+      </w:r>
+      <w:proofErr w:type="spellEnd"/>
+      <w:r>
+        <w:rPr>
+          <w:rFonts w:ascii="Calibri" w:hAnsi="Calibri" w:cs="Calibri"/>
+          <w:sz w:val="22"/>
+          <w:szCs w:val="22"/>
+          <w:lang w:val="en-US"/>
+        </w:rPr>
+        <w:t xml:space="preserve"> values in the publication? In the extraction notes?</w:t>
       </w:r>
     </w:p>
     <w:p>
@@ -14610,7 +16837,27 @@
           <w:szCs w:val="22"/>
           <w:lang w:val="en-US"/>
         </w:rPr>
-        <w:t>Do the Qwood and C have consistent perimeters (for example m3/year, tCO2/year)?</w:t>
+        <w:t xml:space="preserve">Do the </w:t>
+      </w:r>
+      <w:proofErr w:type="spellStart"/>
+      <w:r>
+        <w:rPr>
+          <w:rFonts w:ascii="Calibri" w:hAnsi="Calibri" w:cs="Calibri"/>
+          <w:sz w:val="22"/>
+          <w:szCs w:val="22"/>
+          <w:lang w:val="en-US"/>
+        </w:rPr>
+        <w:t>Qwood</w:t>
+      </w:r>
+      <w:proofErr w:type="spellEnd"/>
+      <w:r>
+        <w:rPr>
+          <w:rFonts w:ascii="Calibri" w:hAnsi="Calibri" w:cs="Calibri"/>
+          <w:sz w:val="22"/>
+          <w:szCs w:val="22"/>
+          <w:lang w:val="en-US"/>
+        </w:rPr>
+        <w:t xml:space="preserve"> and C have consistent perimeters (for example m3/year, tCO2/year)?</w:t>
       </w:r>
     </w:p>
     <w:p>
@@ -14764,7 +17011,27 @@
           <w:szCs w:val="22"/>
           <w:lang w:val="en-US"/>
         </w:rPr>
-        <w:t>If the model accounts for avoided emissions, is off_product_biogenic set to 1?</w:t>
+        <w:t xml:space="preserve">If the model accounts for avoided emissions, is </w:t>
+      </w:r>
+      <w:proofErr w:type="spellStart"/>
+      <w:r>
+        <w:rPr>
+          <w:rFonts w:ascii="Calibri" w:hAnsi="Calibri" w:cs="Calibri"/>
+          <w:sz w:val="22"/>
+          <w:szCs w:val="22"/>
+          <w:lang w:val="en-US"/>
+        </w:rPr>
+        <w:t>off_product_biogenic</w:t>
+      </w:r>
+      <w:proofErr w:type="spellEnd"/>
+      <w:r>
+        <w:rPr>
+          <w:rFonts w:ascii="Calibri" w:hAnsi="Calibri" w:cs="Calibri"/>
+          <w:sz w:val="22"/>
+          <w:szCs w:val="22"/>
+          <w:lang w:val="en-US"/>
+        </w:rPr>
+        <w:t xml:space="preserve"> set to 1?</w:t>
       </w:r>
     </w:p>
     <w:p>
@@ -14788,8 +17055,19 @@
           <w:szCs w:val="22"/>
           <w:lang w:val="en-US"/>
         </w:rPr>
-        <w:t>If the substitution value is an outlier (DF in column ‘Outlier?’), do you understand why ?</w:t>
-      </w:r>
+        <w:t xml:space="preserve">If the substitution value is an outlier (DF in column ‘Outlier?’), do you understand </w:t>
+      </w:r>
+      <w:proofErr w:type="gramStart"/>
+      <w:r>
+        <w:rPr>
+          <w:rFonts w:ascii="Calibri" w:hAnsi="Calibri" w:cs="Calibri"/>
+          <w:sz w:val="22"/>
+          <w:szCs w:val="22"/>
+          <w:lang w:val="en-US"/>
+        </w:rPr>
+        <w:t>why ?</w:t>
+      </w:r>
+      <w:proofErr w:type="gramEnd"/>
     </w:p>
     <w:p>
       <w:pPr>
@@ -14798,7 +17076,6 @@
         </w:rPr>
       </w:pPr>
     </w:p>
-    <w:bookmarkEnd w:id="146"/>
     <w:bookmarkEnd w:id="147"/>
     <w:p>
       <w:pPr>
@@ -14826,51 +17103,6 @@
     </w:sectPr>
   </w:body>
 </w:document>
-</file>
-
-<file path=word/comments.xml><?xml version="1.0" encoding="utf-8"?>
-<w:comments xmlns:wpc="http://schemas.microsoft.com/office/word/2010/wordprocessingCanvas" xmlns:cx="http://schemas.microsoft.com/office/drawing/2014/chartex" xmlns:cx1="http://schemas.microsoft.com/office/drawing/2015/9/8/chartex" xmlns:cx2="http://schemas.microsoft.com/office/drawing/2015/10/21/chartex" xmlns:cx3="http://schemas.microsoft.com/office/drawing/2016/5/9/chartex" xmlns:cx4="http://schemas.microsoft.com/office/drawing/2016/5/10/chartex" xmlns:cx5="http://schemas.microsoft.com/office/drawing/2016/5/11/chartex" xmlns:cx6="http://schemas.microsoft.com/office/drawing/2016/5/12/chartex" xmlns:cx7="http://schemas.microsoft.com/office/drawing/2016/5/13/chartex" xmlns:cx8="http://schemas.microsoft.com/office/drawing/2016/5/14/chartex" xmlns:mc="http://schemas.openxmlformats.org/markup-compatibility/2006" xmlns:aink="http://schemas.microsoft.com/office/drawing/2016/ink" xmlns:am3d="http://schemas.microsoft.com/office/drawing/2017/model3d" xmlns:o="urn:schemas-microsoft-com:office:office" xmlns:oel="http://schemas.microsoft.com/office/2019/extlst" xmlns:r="http://schemas.openxmlformats.org/officeDocument/2006/relationships" xmlns:m="http://schemas.openxmlformats.org/officeDocument/2006/math" xmlns:v="urn:schemas-microsoft-com:vml" xmlns:wp14="http://schemas.microsoft.com/office/word/2010/wordprocessingDrawing" xmlns:wp="http://schemas.openxmlformats.org/drawingml/2006/wordprocessingDrawing" xmlns:w10="urn:schemas-microsoft-com:office:word" xmlns:w="http://schemas.openxmlformats.org/wordprocessingml/2006/main" xmlns:w14="http://schemas.microsoft.com/office/word/2010/wordml" xmlns:w15="http://schemas.microsoft.com/office/word/2012/wordml" xmlns:w16cex="http://schemas.microsoft.com/office/word/2018/wordml/cex" xmlns:w16cid="http://schemas.microsoft.com/office/word/2016/wordml/cid" xmlns:w16="http://schemas.microsoft.com/office/word/2018/wordml" xmlns:w16sdtdh="http://schemas.microsoft.com/office/word/2020/wordml/sdtdatahash" xmlns:w16se="http://schemas.microsoft.com/office/word/2015/wordml/symex" xmlns:wpg="http://schemas.microsoft.com/office/word/2010/wordprocessingGroup" xmlns:wpi="http://schemas.microsoft.com/office/word/2010/wordprocessingInk" xmlns:wne="http://schemas.microsoft.com/office/word/2006/wordml" xmlns:wps="http://schemas.microsoft.com/office/word/2010/wordprocessingShape" mc:Ignorable="w14 w15 w16se w16cid w16 w16cex w16sdtdh wp14">
-  <w:comment w:id="30" w:author="Aude Valade" w:date="2025-03-27T14:06:00Z" w:initials="AV">
-    <w:p>
-      <w:pPr>
-        <w:pStyle w:val="Commentaire"/>
-        <w:rPr>
-          <w:lang w:val="en-US"/>
-        </w:rPr>
-      </w:pPr>
-      <w:r>
-        <w:rPr>
-          <w:rStyle w:val="Marquedecommentaire"/>
-        </w:rPr>
-        <w:annotationRef/>
-      </w:r>
-      <w:r>
-        <w:rPr>
-          <w:lang w:val="en-US"/>
-        </w:rPr>
-        <w:t>Single driver if clear, else multi-driver</w:t>
-      </w:r>
-    </w:p>
-  </w:comment>
-</w:comments>
-</file>
-
-<file path=word/commentsExtended.xml><?xml version="1.0" encoding="utf-8"?>
-<w15:commentsEx xmlns:wpc="http://schemas.microsoft.com/office/word/2010/wordprocessingCanvas" xmlns:cx="http://schemas.microsoft.com/office/drawing/2014/chartex" xmlns:cx1="http://schemas.microsoft.com/office/drawing/2015/9/8/chartex" xmlns:cx2="http://schemas.microsoft.com/office/drawing/2015/10/21/chartex" xmlns:cx3="http://schemas.microsoft.com/office/drawing/2016/5/9/chartex" xmlns:cx4="http://schemas.microsoft.com/office/drawing/2016/5/10/chartex" xmlns:cx5="http://schemas.microsoft.com/office/drawing/2016/5/11/chartex" xmlns:cx6="http://schemas.microsoft.com/office/drawing/2016/5/12/chartex" xmlns:cx7="http://schemas.microsoft.com/office/drawing/2016/5/13/chartex" xmlns:cx8="http://schemas.microsoft.com/office/drawing/2016/5/14/chartex" xmlns:mc="http://schemas.openxmlformats.org/markup-compatibility/2006" xmlns:aink="http://schemas.microsoft.com/office/drawing/2016/ink" xmlns:am3d="http://schemas.microsoft.com/office/drawing/2017/model3d" xmlns:o="urn:schemas-microsoft-com:office:office" xmlns:oel="http://schemas.microsoft.com/office/2019/extlst" xmlns:r="http://schemas.openxmlformats.org/officeDocument/2006/relationships" xmlns:m="http://schemas.openxmlformats.org/officeDocument/2006/math" xmlns:v="urn:schemas-microsoft-com:vml" xmlns:wp14="http://schemas.microsoft.com/office/word/2010/wordprocessingDrawing" xmlns:wp="http://schemas.openxmlformats.org/drawingml/2006/wordprocessingDrawing" xmlns:w10="urn:schemas-microsoft-com:office:word" xmlns:w="http://schemas.openxmlformats.org/wordprocessingml/2006/main" xmlns:w14="http://schemas.microsoft.com/office/word/2010/wordml" xmlns:w15="http://schemas.microsoft.com/office/word/2012/wordml" xmlns:w16cex="http://schemas.microsoft.com/office/word/2018/wordml/cex" xmlns:w16cid="http://schemas.microsoft.com/office/word/2016/wordml/cid" xmlns:w16="http://schemas.microsoft.com/office/word/2018/wordml" xmlns:w16sdtdh="http://schemas.microsoft.com/office/word/2020/wordml/sdtdatahash" xmlns:w16se="http://schemas.microsoft.com/office/word/2015/wordml/symex" xmlns:wpg="http://schemas.microsoft.com/office/word/2010/wordprocessingGroup" xmlns:wpi="http://schemas.microsoft.com/office/word/2010/wordprocessingInk" xmlns:wne="http://schemas.microsoft.com/office/word/2006/wordml" xmlns:wps="http://schemas.microsoft.com/office/word/2010/wordprocessingShape" mc:Ignorable="w14 w15 w16se w16cid w16 w16cex w16sdtdh wp14">
-  <w15:commentEx w15:paraId="530DF8E8" w15:done="0"/>
-</w15:commentsEx>
-</file>
-
-<file path=word/commentsExtensible.xml><?xml version="1.0" encoding="utf-8"?>
-<w16cex:commentsExtensible xmlns:wpc="http://schemas.microsoft.com/office/word/2010/wordprocessingCanvas" xmlns:cx="http://schemas.microsoft.com/office/drawing/2014/chartex" xmlns:cx1="http://schemas.microsoft.com/office/drawing/2015/9/8/chartex" xmlns:cx2="http://schemas.microsoft.com/office/drawing/2015/10/21/chartex" xmlns:cx3="http://schemas.microsoft.com/office/drawing/2016/5/9/chartex" xmlns:cx4="http://schemas.microsoft.com/office/drawing/2016/5/10/chartex" xmlns:cx5="http://schemas.microsoft.com/office/drawing/2016/5/11/chartex" xmlns:cx6="http://schemas.microsoft.com/office/drawing/2016/5/12/chartex" xmlns:cx7="http://schemas.microsoft.com/office/drawing/2016/5/13/chartex" xmlns:cx8="http://schemas.microsoft.com/office/drawing/2016/5/14/chartex" xmlns:mc="http://schemas.openxmlformats.org/markup-compatibility/2006" xmlns:aink="http://schemas.microsoft.com/office/drawing/2016/ink" xmlns:am3d="http://schemas.microsoft.com/office/drawing/2017/model3d" xmlns:o="urn:schemas-microsoft-com:office:office" xmlns:oel="http://schemas.microsoft.com/office/2019/extlst" xmlns:r="http://schemas.openxmlformats.org/officeDocument/2006/relationships" xmlns:m="http://schemas.openxmlformats.org/officeDocument/2006/math" xmlns:v="urn:schemas-microsoft-com:vml" xmlns:wp14="http://schemas.microsoft.com/office/word/2010/wordprocessingDrawing" xmlns:wp="http://schemas.openxmlformats.org/drawingml/2006/wordprocessingDrawing" xmlns:w10="urn:schemas-microsoft-com:office:word" xmlns:w="http://schemas.openxmlformats.org/wordprocessingml/2006/main" xmlns:w14="http://schemas.microsoft.com/office/word/2010/wordml" xmlns:w15="http://schemas.microsoft.com/office/word/2012/wordml" xmlns:w16cex="http://schemas.microsoft.com/office/word/2018/wordml/cex" xmlns:w16cid="http://schemas.microsoft.com/office/word/2016/wordml/cid" xmlns:w16="http://schemas.microsoft.com/office/word/2018/wordml" xmlns:w16sdtdh="http://schemas.microsoft.com/office/word/2020/wordml/sdtdatahash" xmlns:w16se="http://schemas.microsoft.com/office/word/2015/wordml/symex" xmlns:wpg="http://schemas.microsoft.com/office/word/2010/wordprocessingGroup" xmlns:wpi="http://schemas.microsoft.com/office/word/2010/wordprocessingInk" xmlns:wne="http://schemas.microsoft.com/office/word/2006/wordml" xmlns:wps="http://schemas.microsoft.com/office/word/2010/wordprocessingShape" mc:Ignorable="w14 w15 w16se w16cid w16 w16cex w16sdtdh wp14">
-  <w16cex:commentExtensible w16cex:durableId="1CE2E4BB" w16cex:dateUtc="2025-03-27T13:06:00Z"/>
-</w16cex:commentsExtensible>
-</file>
-
-<file path=word/commentsIds.xml><?xml version="1.0" encoding="utf-8"?>
-<w16cid:commentsIds xmlns:wpc="http://schemas.microsoft.com/office/word/2010/wordprocessingCanvas" xmlns:cx="http://schemas.microsoft.com/office/drawing/2014/chartex" xmlns:cx1="http://schemas.microsoft.com/office/drawing/2015/9/8/chartex" xmlns:cx2="http://schemas.microsoft.com/office/drawing/2015/10/21/chartex" xmlns:cx3="http://schemas.microsoft.com/office/drawing/2016/5/9/chartex" xmlns:cx4="http://schemas.microsoft.com/office/drawing/2016/5/10/chartex" xmlns:cx5="http://schemas.microsoft.com/office/drawing/2016/5/11/chartex" xmlns:cx6="http://schemas.microsoft.com/office/drawing/2016/5/12/chartex" xmlns:cx7="http://schemas.microsoft.com/office/drawing/2016/5/13/chartex" xmlns:cx8="http://schemas.microsoft.com/office/drawing/2016/5/14/chartex" xmlns:mc="http://schemas.openxmlformats.org/markup-compatibility/2006" xmlns:aink="http://schemas.microsoft.com/office/drawing/2016/ink" xmlns:am3d="http://schemas.microsoft.com/office/drawing/2017/model3d" xmlns:o="urn:schemas-microsoft-com:office:office" xmlns:oel="http://schemas.microsoft.com/office/2019/extlst" xmlns:r="http://schemas.openxmlformats.org/officeDocument/2006/relationships" xmlns:m="http://schemas.openxmlformats.org/officeDocument/2006/math" xmlns:v="urn:schemas-microsoft-com:vml" xmlns:wp14="http://schemas.microsoft.com/office/word/2010/wordprocessingDrawing" xmlns:wp="http://schemas.openxmlformats.org/drawingml/2006/wordprocessingDrawing" xmlns:w10="urn:schemas-microsoft-com:office:word" xmlns:w="http://schemas.openxmlformats.org/wordprocessingml/2006/main" xmlns:w14="http://schemas.microsoft.com/office/word/2010/wordml" xmlns:w15="http://schemas.microsoft.com/office/word/2012/wordml" xmlns:w16cex="http://schemas.microsoft.com/office/word/2018/wordml/cex" xmlns:w16cid="http://schemas.microsoft.com/office/word/2016/wordml/cid" xmlns:w16="http://schemas.microsoft.com/office/word/2018/wordml" xmlns:w16sdtdh="http://schemas.microsoft.com/office/word/2020/wordml/sdtdatahash" xmlns:w16se="http://schemas.microsoft.com/office/word/2015/wordml/symex" xmlns:wpg="http://schemas.microsoft.com/office/word/2010/wordprocessingGroup" xmlns:wpi="http://schemas.microsoft.com/office/word/2010/wordprocessingInk" xmlns:wne="http://schemas.microsoft.com/office/word/2006/wordml" xmlns:wps="http://schemas.microsoft.com/office/word/2010/wordprocessingShape" mc:Ignorable="w14 w15 w16se w16cid w16 w16cex w16sdtdh wp14">
-  <w16cid:commentId w16cid:paraId="530DF8E8" w16cid:durableId="1CE2E4BB"/>
-</w16cid:commentsIds>
 </file>
 
 <file path=word/endnotes.xml><?xml version="1.0" encoding="utf-8"?>
